--- a/Tuan2/22638141_HuynhThanhQuy.docx
+++ b/Tuan2/22638141_HuynhThanhQuy.docx
@@ -4,312 +4,399 @@
   <w:body>
     <w:p>
       <w:pPr>
+        <w:spacing w:line="360" w:lineRule="auto"/>
         <w:jc w:val="center"/>
         <w:rPr>
           <w:rFonts w:ascii="Times New Roman" w:hAnsi="Times New Roman" w:cs="Times New Roman"/>
           <w:b/>
-          <w:sz w:val="28"/>
+          <w:sz w:val="36"/>
+          <w:szCs w:val="26"/>
         </w:rPr>
       </w:pPr>
       <w:r>
         <w:rPr>
           <w:rFonts w:ascii="Times New Roman" w:hAnsi="Times New Roman" w:cs="Times New Roman"/>
           <w:b/>
-          <w:sz w:val="28"/>
-        </w:rPr>
-        <w:t>TUẦ</w:t>
-      </w:r>
-      <w:r>
+          <w:sz w:val="36"/>
+          <w:szCs w:val="26"/>
+        </w:rPr>
+        <w:t>TUẦN 2</w:t>
+      </w:r>
+    </w:p>
+    <w:p>
+      <w:pPr>
+        <w:spacing w:line="360" w:lineRule="auto"/>
+        <w:rPr>
+          <w:rFonts w:ascii="Times New Roman" w:hAnsi="Times New Roman" w:cs="Times New Roman"/>
+          <w:sz w:val="26"/>
+          <w:szCs w:val="26"/>
+        </w:rPr>
+      </w:pPr>
+    </w:p>
+    <w:p>
+      <w:pPr>
+        <w:spacing w:line="360" w:lineRule="auto"/>
         <w:rPr>
           <w:rFonts w:ascii="Times New Roman" w:hAnsi="Times New Roman" w:cs="Times New Roman"/>
           <w:b/>
-          <w:sz w:val="28"/>
-        </w:rPr>
-        <w:t>N 2</w:t>
-      </w:r>
-    </w:p>
-    <w:p>
-      <w:pPr>
-        <w:rPr>
-          <w:rFonts w:ascii="Times New Roman" w:hAnsi="Times New Roman" w:cs="Times New Roman"/>
-        </w:rPr>
-      </w:pPr>
-    </w:p>
-    <w:p>
-      <w:pPr>
+          <w:sz w:val="26"/>
+          <w:szCs w:val="26"/>
+        </w:rPr>
+      </w:pPr>
+      <w:r>
         <w:rPr>
           <w:rFonts w:ascii="Times New Roman" w:hAnsi="Times New Roman" w:cs="Times New Roman"/>
           <w:b/>
-        </w:rPr>
-      </w:pPr>
-      <w:r>
+          <w:sz w:val="26"/>
+          <w:szCs w:val="26"/>
+        </w:rPr>
+        <w:t xml:space="preserve">Họ và tên: </w:t>
+      </w:r>
+      <w:r>
+        <w:rPr>
+          <w:rFonts w:ascii="Times New Roman" w:hAnsi="Times New Roman" w:cs="Times New Roman"/>
+          <w:sz w:val="26"/>
+          <w:szCs w:val="26"/>
+        </w:rPr>
+        <w:t>Huỳnh Thanh Quý</w:t>
+      </w:r>
+    </w:p>
+    <w:p>
+      <w:pPr>
+        <w:spacing w:line="360" w:lineRule="auto"/>
         <w:rPr>
           <w:rFonts w:ascii="Times New Roman" w:hAnsi="Times New Roman" w:cs="Times New Roman"/>
           <w:b/>
-        </w:rPr>
-        <w:t xml:space="preserve">Họ và tên: </w:t>
-      </w:r>
-      <w:r>
-        <w:rPr>
-          <w:rFonts w:ascii="Times New Roman" w:hAnsi="Times New Roman" w:cs="Times New Roman"/>
-        </w:rPr>
-        <w:t>Huỳnh Thanh Quý</w:t>
-      </w:r>
-    </w:p>
-    <w:p>
-      <w:pPr>
+          <w:sz w:val="26"/>
+          <w:szCs w:val="26"/>
+        </w:rPr>
+      </w:pPr>
+      <w:r>
         <w:rPr>
           <w:rFonts w:ascii="Times New Roman" w:hAnsi="Times New Roman" w:cs="Times New Roman"/>
           <w:b/>
-        </w:rPr>
-      </w:pPr>
-      <w:r>
+          <w:sz w:val="26"/>
+          <w:szCs w:val="26"/>
+        </w:rPr>
+        <w:t xml:space="preserve">MSSV: </w:t>
+      </w:r>
+      <w:r>
+        <w:rPr>
+          <w:rFonts w:ascii="Times New Roman" w:hAnsi="Times New Roman" w:cs="Times New Roman"/>
+          <w:sz w:val="26"/>
+          <w:szCs w:val="26"/>
+        </w:rPr>
+        <w:t>22638141</w:t>
+      </w:r>
+    </w:p>
+    <w:p>
+      <w:pPr>
+        <w:spacing w:before="100" w:beforeAutospacing="1" w:after="100" w:afterAutospacing="1" w:line="360" w:lineRule="auto"/>
+        <w:rPr>
+          <w:rFonts w:ascii="Times New Roman" w:eastAsia="Times New Roman" w:hAnsi="Times New Roman" w:cs="Times New Roman"/>
+          <w:sz w:val="26"/>
+          <w:szCs w:val="26"/>
+        </w:rPr>
+      </w:pPr>
+      <w:r>
+        <w:rPr>
+          <w:rFonts w:ascii="Times New Roman" w:eastAsia="Times New Roman" w:hAnsi="Times New Roman" w:cs="Times New Roman"/>
+          <w:sz w:val="26"/>
+          <w:szCs w:val="26"/>
+        </w:rPr>
+        <w:t>Xây dựng hệ thống quản lý đơn hàng thương mại điện tử áp dụng các Design Pattern.</w:t>
+      </w:r>
+    </w:p>
+    <w:p>
+      <w:pPr>
+        <w:spacing w:before="100" w:beforeAutospacing="1" w:after="100" w:afterAutospacing="1" w:line="360" w:lineRule="auto"/>
+        <w:rPr>
+          <w:rFonts w:ascii="Times New Roman" w:eastAsia="Times New Roman" w:hAnsi="Times New Roman" w:cs="Times New Roman"/>
+          <w:sz w:val="26"/>
+          <w:szCs w:val="26"/>
+        </w:rPr>
+      </w:pPr>
+      <w:r>
+        <w:rPr>
+          <w:rFonts w:ascii="Times New Roman" w:eastAsia="Times New Roman" w:hAnsi="Times New Roman" w:cs="Times New Roman"/>
+          <w:sz w:val="26"/>
+          <w:szCs w:val="26"/>
+        </w:rPr>
+        <w:t>Hệ thống mô phỏng quy trình xử lý đơn hàng trong một ứng dụng bán hàng online gồm:</w:t>
+      </w:r>
+      <w:r>
+        <w:rPr>
+          <w:rFonts w:ascii="Times New Roman" w:eastAsia="Times New Roman" w:hAnsi="Times New Roman" w:cs="Times New Roman"/>
+          <w:sz w:val="26"/>
+          <w:szCs w:val="26"/>
+        </w:rPr>
+        <w:t xml:space="preserve"> </w:t>
+      </w:r>
+      <w:r>
+        <w:rPr>
+          <w:rFonts w:ascii="Times New Roman" w:eastAsia="Times New Roman" w:hAnsi="Times New Roman" w:cs="Times New Roman"/>
+          <w:sz w:val="26"/>
+          <w:szCs w:val="26"/>
+        </w:rPr>
+        <w:t xml:space="preserve">tạo thanh toán, xử lý trạng thái đơn hàng, lựa chọn phương thức giao hàng, quản lý dịch vụ đơn hàng, và quản lý kết nối cơ sở dữ liệu. </w:t>
+      </w:r>
+    </w:p>
+    <w:p>
+      <w:pPr>
+        <w:spacing w:before="100" w:beforeAutospacing="1" w:after="100" w:afterAutospacing="1" w:line="360" w:lineRule="auto"/>
+        <w:rPr>
+          <w:rFonts w:ascii="Times New Roman" w:eastAsia="Times New Roman" w:hAnsi="Times New Roman" w:cs="Times New Roman"/>
+          <w:sz w:val="26"/>
+          <w:szCs w:val="26"/>
+        </w:rPr>
+      </w:pPr>
+      <w:r>
+        <w:rPr>
+          <w:rFonts w:ascii="Times New Roman" w:eastAsia="Times New Roman" w:hAnsi="Times New Roman" w:cs="Times New Roman"/>
+          <w:sz w:val="26"/>
+          <w:szCs w:val="26"/>
+        </w:rPr>
+        <w:t>Mỗi chức năng được áp dụng một Design Pattern khác nhau để giúp hệ thống:</w:t>
+      </w:r>
+      <w:r>
+        <w:rPr>
+          <w:rFonts w:ascii="Times New Roman" w:eastAsia="Times New Roman" w:hAnsi="Times New Roman" w:cs="Times New Roman"/>
+          <w:sz w:val="26"/>
+          <w:szCs w:val="26"/>
+        </w:rPr>
+        <w:t xml:space="preserve"> </w:t>
+      </w:r>
+      <w:r>
+        <w:rPr>
+          <w:rFonts w:ascii="Times New Roman" w:eastAsia="Times New Roman" w:hAnsi="Times New Roman" w:cs="Times New Roman"/>
+          <w:sz w:val="26"/>
+          <w:szCs w:val="26"/>
+        </w:rPr>
+        <w:t>dễ mở rộng, dễ bảo trì, giảm phụ thuộc giữa các module, và tăng tính linh hoạt.</w:t>
+      </w:r>
+    </w:p>
+    <w:p>
+      <w:pPr>
+        <w:spacing w:line="360" w:lineRule="auto"/>
         <w:rPr>
           <w:rFonts w:ascii="Times New Roman" w:hAnsi="Times New Roman" w:cs="Times New Roman"/>
           <w:b/>
-        </w:rPr>
-        <w:t xml:space="preserve">MSSV: </w:t>
-      </w:r>
-      <w:r>
-        <w:rPr>
-          <w:rFonts w:ascii="Times New Roman" w:hAnsi="Times New Roman" w:cs="Times New Roman"/>
-        </w:rPr>
-        <w:t>22638141</w:t>
-      </w:r>
-      <w:bookmarkStart w:id="0" w:name="_GoBack"/>
-      <w:bookmarkEnd w:id="0"/>
-    </w:p>
-    <w:p>
-      <w:pPr>
-        <w:rPr>
-          <w:rFonts w:ascii="Times New Roman" w:hAnsi="Times New Roman" w:cs="Times New Roman"/>
-        </w:rPr>
-      </w:pPr>
-    </w:p>
-    <w:p>
-      <w:pPr>
-        <w:rPr>
-          <w:rFonts w:ascii="Times New Roman" w:hAnsi="Times New Roman" w:cs="Times New Roman"/>
-        </w:rPr>
-      </w:pPr>
-      <w:r>
-        <w:rPr>
-          <w:rFonts w:ascii="Times New Roman" w:hAnsi="Times New Roman" w:cs="Times New Roman"/>
+          <w:sz w:val="26"/>
+          <w:szCs w:val="26"/>
+        </w:rPr>
+      </w:pPr>
+      <w:r>
+        <w:rPr>
+          <w:rFonts w:ascii="Times New Roman" w:hAnsi="Times New Roman" w:cs="Times New Roman"/>
+          <w:b/>
+          <w:sz w:val="26"/>
+          <w:szCs w:val="26"/>
         </w:rPr>
         <w:t xml:space="preserve">1. </w:t>
       </w:r>
       <w:r>
         <w:rPr>
           <w:rFonts w:ascii="Times New Roman" w:hAnsi="Times New Roman" w:cs="Times New Roman"/>
+          <w:b/>
+          <w:sz w:val="26"/>
+          <w:szCs w:val="26"/>
         </w:rPr>
         <w:t>Singleton Pattern</w:t>
       </w:r>
     </w:p>
     <w:p>
       <w:pPr>
-        <w:rPr>
-          <w:rFonts w:ascii="Times New Roman" w:hAnsi="Times New Roman" w:cs="Times New Roman"/>
-        </w:rPr>
-      </w:pPr>
-      <w:r>
-        <w:rPr>
-          <w:rFonts w:ascii="Times New Roman" w:hAnsi="Times New Roman" w:cs="Times New Roman"/>
-        </w:rPr>
-        <w:drawing>
-          <wp:inline distT="0" distB="0" distL="0" distR="0" wp14:anchorId="4628B01A" wp14:editId="5385A01A">
-            <wp:extent cx="5943600" cy="4650105"/>
-            <wp:effectExtent l="0" t="0" r="0" b="0"/>
-            <wp:docPr id="1" name="Picture 1"/>
-            <wp:cNvGraphicFramePr>
-              <a:graphicFrameLocks xmlns:a="http://schemas.openxmlformats.org/drawingml/2006/main" noChangeAspect="1"/>
-            </wp:cNvGraphicFramePr>
-            <a:graphic xmlns:a="http://schemas.openxmlformats.org/drawingml/2006/main">
-              <a:graphicData uri="http://schemas.openxmlformats.org/drawingml/2006/picture">
-                <pic:pic xmlns:pic="http://schemas.openxmlformats.org/drawingml/2006/picture">
-                  <pic:nvPicPr>
-                    <pic:cNvPr id="1" name=""/>
-                    <pic:cNvPicPr/>
-                  </pic:nvPicPr>
-                  <pic:blipFill>
-                    <a:blip r:embed="rId4"/>
-                    <a:stretch>
-                      <a:fillRect/>
-                    </a:stretch>
-                  </pic:blipFill>
-                  <pic:spPr>
-                    <a:xfrm>
-                      <a:off x="0" y="0"/>
-                      <a:ext cx="5943600" cy="4650105"/>
-                    </a:xfrm>
-                    <a:prstGeom prst="rect">
-                      <a:avLst/>
-                    </a:prstGeom>
-                  </pic:spPr>
-                </pic:pic>
-              </a:graphicData>
-            </a:graphic>
-          </wp:inline>
-        </w:drawing>
-      </w:r>
-    </w:p>
-    <w:p>
-      <w:pPr>
-        <w:rPr>
-          <w:rFonts w:ascii="Times New Roman" w:hAnsi="Times New Roman" w:cs="Times New Roman"/>
-        </w:rPr>
-      </w:pPr>
-      <w:r>
-        <w:rPr>
-          <w:rFonts w:ascii="Times New Roman" w:hAnsi="Times New Roman" w:cs="Times New Roman"/>
+        <w:spacing w:before="100" w:beforeAutospacing="1" w:after="100" w:afterAutospacing="1" w:line="360" w:lineRule="auto"/>
+        <w:rPr>
+          <w:rFonts w:ascii="Times New Roman" w:eastAsia="Times New Roman" w:hAnsi="Times New Roman" w:cs="Times New Roman"/>
+          <w:sz w:val="26"/>
+          <w:szCs w:val="26"/>
+        </w:rPr>
+      </w:pPr>
+      <w:r>
+        <w:rPr>
+          <w:rFonts w:ascii="Times New Roman" w:eastAsia="Times New Roman" w:hAnsi="Times New Roman" w:cs="Times New Roman"/>
+          <w:sz w:val="26"/>
+          <w:szCs w:val="26"/>
+        </w:rPr>
+        <w:t xml:space="preserve">Trong hệ thống bán hàng, toàn bộ chương trình chỉ nên sử dụng </w:t>
+      </w:r>
+      <w:r>
+        <w:rPr>
+          <w:rFonts w:ascii="Times New Roman" w:eastAsia="Times New Roman" w:hAnsi="Times New Roman" w:cs="Times New Roman"/>
+          <w:b/>
+          <w:bCs/>
+          <w:sz w:val="26"/>
+          <w:szCs w:val="26"/>
+        </w:rPr>
+        <w:t>một kết nối database duy nhất</w:t>
+      </w:r>
+      <w:r>
+        <w:rPr>
+          <w:rFonts w:ascii="Times New Roman" w:eastAsia="Times New Roman" w:hAnsi="Times New Roman" w:cs="Times New Roman"/>
+          <w:sz w:val="26"/>
+          <w:szCs w:val="26"/>
+        </w:rPr>
+        <w:t xml:space="preserve"> để tránh:</w:t>
+      </w:r>
+    </w:p>
+    <w:p>
+      <w:pPr>
+        <w:numPr>
+          <w:ilvl w:val="0"/>
+          <w:numId w:val="4"/>
+        </w:numPr>
+        <w:spacing w:before="100" w:beforeAutospacing="1" w:after="100" w:afterAutospacing="1" w:line="360" w:lineRule="auto"/>
+        <w:rPr>
+          <w:rFonts w:ascii="Times New Roman" w:eastAsia="Times New Roman" w:hAnsi="Times New Roman" w:cs="Times New Roman"/>
+          <w:sz w:val="26"/>
+          <w:szCs w:val="26"/>
+        </w:rPr>
+      </w:pPr>
+      <w:r>
+        <w:rPr>
+          <w:rFonts w:ascii="Times New Roman" w:eastAsia="Times New Roman" w:hAnsi="Times New Roman" w:cs="Times New Roman"/>
+          <w:sz w:val="26"/>
+          <w:szCs w:val="26"/>
+        </w:rPr>
+        <w:t xml:space="preserve">tạo quá nhiều connection, </w:t>
+      </w:r>
+    </w:p>
+    <w:p>
+      <w:pPr>
+        <w:numPr>
+          <w:ilvl w:val="0"/>
+          <w:numId w:val="4"/>
+        </w:numPr>
+        <w:spacing w:before="100" w:beforeAutospacing="1" w:after="100" w:afterAutospacing="1" w:line="360" w:lineRule="auto"/>
+        <w:rPr>
+          <w:rFonts w:ascii="Times New Roman" w:eastAsia="Times New Roman" w:hAnsi="Times New Roman" w:cs="Times New Roman"/>
+          <w:sz w:val="26"/>
+          <w:szCs w:val="26"/>
+        </w:rPr>
+      </w:pPr>
+      <w:r>
+        <w:rPr>
+          <w:rFonts w:ascii="Times New Roman" w:eastAsia="Times New Roman" w:hAnsi="Times New Roman" w:cs="Times New Roman"/>
+          <w:sz w:val="26"/>
+          <w:szCs w:val="26"/>
+        </w:rPr>
+        <w:t xml:space="preserve">tốn tài nguyên, </w:t>
+      </w:r>
+    </w:p>
+    <w:p>
+      <w:pPr>
+        <w:numPr>
+          <w:ilvl w:val="0"/>
+          <w:numId w:val="4"/>
+        </w:numPr>
+        <w:spacing w:before="100" w:beforeAutospacing="1" w:after="100" w:afterAutospacing="1" w:line="360" w:lineRule="auto"/>
+        <w:rPr>
+          <w:rFonts w:ascii="Times New Roman" w:eastAsia="Times New Roman" w:hAnsi="Times New Roman" w:cs="Times New Roman"/>
+          <w:sz w:val="26"/>
+          <w:szCs w:val="26"/>
+        </w:rPr>
+      </w:pPr>
+      <w:r>
+        <w:rPr>
+          <w:rFonts w:ascii="Times New Roman" w:eastAsia="Times New Roman" w:hAnsi="Times New Roman" w:cs="Times New Roman"/>
+          <w:sz w:val="26"/>
+          <w:szCs w:val="26"/>
+        </w:rPr>
+        <w:t xml:space="preserve">dữ liệu không đồng bộ. </w:t>
+      </w:r>
+    </w:p>
+    <w:p>
+      <w:pPr>
+        <w:spacing w:before="100" w:beforeAutospacing="1" w:after="100" w:afterAutospacing="1" w:line="360" w:lineRule="auto"/>
+        <w:rPr>
+          <w:rFonts w:ascii="Times New Roman" w:eastAsia="Times New Roman" w:hAnsi="Times New Roman" w:cs="Times New Roman"/>
+          <w:sz w:val="26"/>
+          <w:szCs w:val="26"/>
+        </w:rPr>
+      </w:pPr>
+      <w:r>
+        <w:rPr>
+          <w:rFonts w:ascii="Times New Roman" w:eastAsia="Times New Roman" w:hAnsi="Times New Roman" w:cs="Times New Roman"/>
+          <w:sz w:val="26"/>
+          <w:szCs w:val="26"/>
+        </w:rPr>
+        <w:t>Sử dụng Singleton Pattern để:</w:t>
+      </w:r>
+    </w:p>
+    <w:p>
+      <w:pPr>
+        <w:numPr>
+          <w:ilvl w:val="0"/>
+          <w:numId w:val="5"/>
+        </w:numPr>
+        <w:spacing w:before="100" w:beforeAutospacing="1" w:after="100" w:afterAutospacing="1" w:line="360" w:lineRule="auto"/>
+        <w:rPr>
+          <w:rFonts w:ascii="Times New Roman" w:eastAsia="Times New Roman" w:hAnsi="Times New Roman" w:cs="Times New Roman"/>
+          <w:sz w:val="26"/>
+          <w:szCs w:val="26"/>
+        </w:rPr>
+      </w:pPr>
+      <w:r>
+        <w:rPr>
+          <w:rFonts w:ascii="Times New Roman" w:eastAsia="Times New Roman" w:hAnsi="Times New Roman" w:cs="Times New Roman"/>
+          <w:sz w:val="26"/>
+          <w:szCs w:val="26"/>
+        </w:rPr>
+        <w:t>chỉ tạo duy nhất 1 object database</w:t>
+      </w:r>
+      <w:r>
+        <w:rPr>
+          <w:rFonts w:ascii="Times New Roman" w:eastAsia="Times New Roman" w:hAnsi="Times New Roman" w:cs="Times New Roman"/>
+          <w:sz w:val="26"/>
+          <w:szCs w:val="26"/>
+        </w:rPr>
+        <w:t xml:space="preserve">, </w:t>
+      </w:r>
+    </w:p>
+    <w:p>
+      <w:pPr>
+        <w:numPr>
+          <w:ilvl w:val="0"/>
+          <w:numId w:val="5"/>
+        </w:numPr>
+        <w:spacing w:before="100" w:beforeAutospacing="1" w:after="100" w:afterAutospacing="1" w:line="360" w:lineRule="auto"/>
+        <w:rPr>
+          <w:rFonts w:ascii="Times New Roman" w:eastAsia="Times New Roman" w:hAnsi="Times New Roman" w:cs="Times New Roman"/>
+          <w:sz w:val="26"/>
+          <w:szCs w:val="26"/>
+        </w:rPr>
+      </w:pPr>
+      <w:r>
+        <w:rPr>
+          <w:rFonts w:ascii="Times New Roman" w:eastAsia="Times New Roman" w:hAnsi="Times New Roman" w:cs="Times New Roman"/>
+          <w:sz w:val="26"/>
+          <w:szCs w:val="26"/>
+        </w:rPr>
+        <w:t>mọi nơi đều dùng chung object này.</w:t>
+      </w:r>
+    </w:p>
+    <w:p>
+      <w:pPr>
+        <w:spacing w:before="100" w:beforeAutospacing="1" w:after="100" w:afterAutospacing="1" w:line="360" w:lineRule="auto"/>
+        <w:rPr>
+          <w:rFonts w:ascii="Times New Roman" w:eastAsia="Times New Roman" w:hAnsi="Times New Roman" w:cs="Times New Roman"/>
+          <w:sz w:val="26"/>
+          <w:szCs w:val="26"/>
+        </w:rPr>
+      </w:pPr>
+      <w:r>
+        <w:rPr>
+          <w:rFonts w:ascii="Times New Roman" w:eastAsia="Times New Roman" w:hAnsi="Times New Roman" w:cs="Times New Roman"/>
+          <w:sz w:val="26"/>
+          <w:szCs w:val="26"/>
         </w:rPr>
         <w:lastRenderedPageBreak/>
         <w:drawing>
-          <wp:inline distT="0" distB="0" distL="0" distR="0" wp14:anchorId="444C5BD3" wp14:editId="41F0AD0B">
-            <wp:extent cx="5943600" cy="4643120"/>
-            <wp:effectExtent l="0" t="0" r="0" b="5080"/>
-            <wp:docPr id="3" name="Picture 3"/>
-            <wp:cNvGraphicFramePr>
-              <a:graphicFrameLocks xmlns:a="http://schemas.openxmlformats.org/drawingml/2006/main" noChangeAspect="1"/>
-            </wp:cNvGraphicFramePr>
-            <a:graphic xmlns:a="http://schemas.openxmlformats.org/drawingml/2006/main">
-              <a:graphicData uri="http://schemas.openxmlformats.org/drawingml/2006/picture">
-                <pic:pic xmlns:pic="http://schemas.openxmlformats.org/drawingml/2006/picture">
-                  <pic:nvPicPr>
-                    <pic:cNvPr id="1" name=""/>
-                    <pic:cNvPicPr/>
-                  </pic:nvPicPr>
-                  <pic:blipFill>
-                    <a:blip r:embed="rId5"/>
-                    <a:stretch>
-                      <a:fillRect/>
-                    </a:stretch>
-                  </pic:blipFill>
-                  <pic:spPr>
-                    <a:xfrm>
-                      <a:off x="0" y="0"/>
-                      <a:ext cx="5943600" cy="4643120"/>
-                    </a:xfrm>
-                    <a:prstGeom prst="rect">
-                      <a:avLst/>
-                    </a:prstGeom>
-                  </pic:spPr>
-                </pic:pic>
-              </a:graphicData>
-            </a:graphic>
-          </wp:inline>
-        </w:drawing>
-      </w:r>
-    </w:p>
-    <w:p>
-      <w:pPr>
-        <w:rPr>
-          <w:rFonts w:ascii="Times New Roman" w:hAnsi="Times New Roman" w:cs="Times New Roman"/>
-        </w:rPr>
-      </w:pPr>
-    </w:p>
-    <w:p>
-      <w:pPr>
-        <w:rPr>
-          <w:rFonts w:ascii="Times New Roman" w:hAnsi="Times New Roman" w:cs="Times New Roman"/>
-        </w:rPr>
-      </w:pPr>
-      <w:r>
-        <w:rPr>
-          <w:rFonts w:ascii="Times New Roman" w:hAnsi="Times New Roman" w:cs="Times New Roman"/>
-        </w:rPr>
-        <w:t>2.</w:t>
-      </w:r>
-      <w:r>
-        <w:rPr>
-          <w:rFonts w:ascii="Times New Roman" w:hAnsi="Times New Roman" w:cs="Times New Roman"/>
-        </w:rPr>
-        <w:t xml:space="preserve"> Factory Pattern</w:t>
-      </w:r>
-    </w:p>
-    <w:p>
-      <w:pPr>
-        <w:rPr>
-          <w:rFonts w:ascii="Times New Roman" w:hAnsi="Times New Roman" w:cs="Times New Roman"/>
-        </w:rPr>
-      </w:pPr>
-      <w:r>
-        <w:rPr>
-          <w:rFonts w:ascii="Times New Roman" w:hAnsi="Times New Roman" w:cs="Times New Roman"/>
-        </w:rPr>
-        <w:lastRenderedPageBreak/>
-        <w:drawing>
-          <wp:inline distT="0" distB="0" distL="0" distR="0" wp14:anchorId="2AD6521A" wp14:editId="78B0ED52">
-            <wp:extent cx="5943600" cy="4657090"/>
-            <wp:effectExtent l="0" t="0" r="0" b="0"/>
-            <wp:docPr id="4" name="Picture 4"/>
-            <wp:cNvGraphicFramePr>
-              <a:graphicFrameLocks xmlns:a="http://schemas.openxmlformats.org/drawingml/2006/main" noChangeAspect="1"/>
-            </wp:cNvGraphicFramePr>
-            <a:graphic xmlns:a="http://schemas.openxmlformats.org/drawingml/2006/main">
-              <a:graphicData uri="http://schemas.openxmlformats.org/drawingml/2006/picture">
-                <pic:pic xmlns:pic="http://schemas.openxmlformats.org/drawingml/2006/picture">
-                  <pic:nvPicPr>
-                    <pic:cNvPr id="1" name=""/>
-                    <pic:cNvPicPr/>
-                  </pic:nvPicPr>
-                  <pic:blipFill>
-                    <a:blip r:embed="rId6"/>
-                    <a:stretch>
-                      <a:fillRect/>
-                    </a:stretch>
-                  </pic:blipFill>
-                  <pic:spPr>
-                    <a:xfrm>
-                      <a:off x="0" y="0"/>
-                      <a:ext cx="5943600" cy="4657090"/>
-                    </a:xfrm>
-                    <a:prstGeom prst="rect">
-                      <a:avLst/>
-                    </a:prstGeom>
-                  </pic:spPr>
-                </pic:pic>
-              </a:graphicData>
-            </a:graphic>
-          </wp:inline>
-        </w:drawing>
-      </w:r>
-    </w:p>
-    <w:p>
-      <w:pPr>
-        <w:rPr>
-          <w:rFonts w:ascii="Times New Roman" w:hAnsi="Times New Roman" w:cs="Times New Roman"/>
-        </w:rPr>
-      </w:pPr>
-    </w:p>
-    <w:p>
-      <w:pPr>
-        <w:rPr>
-          <w:rFonts w:ascii="Times New Roman" w:hAnsi="Times New Roman" w:cs="Times New Roman"/>
-        </w:rPr>
-      </w:pPr>
-      <w:r>
-        <w:rPr>
-          <w:rFonts w:ascii="Times New Roman" w:hAnsi="Times New Roman" w:cs="Times New Roman"/>
-        </w:rPr>
-        <w:t>3. State Pattern</w:t>
-      </w:r>
-    </w:p>
-    <w:p>
-      <w:pPr>
-        <w:rPr>
-          <w:rFonts w:ascii="Times New Roman" w:hAnsi="Times New Roman" w:cs="Times New Roman"/>
-        </w:rPr>
-      </w:pPr>
-      <w:r>
-        <w:rPr>
-          <w:rFonts w:ascii="Times New Roman" w:hAnsi="Times New Roman" w:cs="Times New Roman"/>
-        </w:rPr>
-        <w:lastRenderedPageBreak/>
-        <w:drawing>
-          <wp:inline distT="0" distB="0" distL="0" distR="0" wp14:anchorId="4051085D" wp14:editId="48C19714">
-            <wp:extent cx="5943600" cy="4666615"/>
-            <wp:effectExtent l="0" t="0" r="0" b="635"/>
-            <wp:docPr id="5" name="Picture 5"/>
+          <wp:inline distT="0" distB="0" distL="0" distR="0" wp14:anchorId="2B90C399" wp14:editId="3B800D92">
+            <wp:extent cx="4351397" cy="2377646"/>
+            <wp:effectExtent l="0" t="0" r="0" b="3810"/>
+            <wp:docPr id="17" name="Picture 17"/>
             <wp:cNvGraphicFramePr>
               <a:graphicFrameLocks xmlns:a="http://schemas.openxmlformats.org/drawingml/2006/main" noChangeAspect="1"/>
             </wp:cNvGraphicFramePr>
@@ -329,7 +416,7 @@
                   <pic:spPr>
                     <a:xfrm>
                       <a:off x="0" y="0"/>
-                      <a:ext cx="5943600" cy="4666615"/>
+                      <a:ext cx="4351397" cy="2377646"/>
                     </a:xfrm>
                     <a:prstGeom prst="rect">
                       <a:avLst/>
@@ -344,40 +431,25 @@
     </w:p>
     <w:p>
       <w:pPr>
-        <w:rPr>
-          <w:rFonts w:ascii="Times New Roman" w:hAnsi="Times New Roman" w:cs="Times New Roman"/>
-        </w:rPr>
-      </w:pPr>
-    </w:p>
-    <w:p>
-      <w:pPr>
-        <w:rPr>
-          <w:rFonts w:ascii="Times New Roman" w:hAnsi="Times New Roman" w:cs="Times New Roman"/>
-        </w:rPr>
-      </w:pPr>
-      <w:r>
-        <w:rPr>
-          <w:rFonts w:ascii="Times New Roman" w:hAnsi="Times New Roman" w:cs="Times New Roman"/>
-        </w:rPr>
-        <w:t>4. Stategy Pattern</w:t>
-      </w:r>
-    </w:p>
-    <w:p>
-      <w:pPr>
-        <w:rPr>
-          <w:rFonts w:ascii="Times New Roman" w:hAnsi="Times New Roman" w:cs="Times New Roman"/>
-        </w:rPr>
-      </w:pPr>
-      <w:r>
-        <w:rPr>
-          <w:rFonts w:ascii="Times New Roman" w:hAnsi="Times New Roman" w:cs="Times New Roman"/>
-        </w:rPr>
-        <w:lastRenderedPageBreak/>
+        <w:spacing w:line="360" w:lineRule="auto"/>
+        <w:rPr>
+          <w:rFonts w:ascii="Times New Roman" w:hAnsi="Times New Roman" w:cs="Times New Roman"/>
+          <w:sz w:val="26"/>
+          <w:szCs w:val="26"/>
+        </w:rPr>
+      </w:pPr>
+      <w:r>
+        <w:rPr>
+          <w:rFonts w:ascii="Times New Roman" w:hAnsi="Times New Roman" w:cs="Times New Roman"/>
+          <w:noProof/>
+          <w:sz w:val="26"/>
+          <w:szCs w:val="26"/>
+        </w:rPr>
         <w:drawing>
-          <wp:inline distT="0" distB="0" distL="0" distR="0" wp14:anchorId="5B41634D" wp14:editId="54856405">
-            <wp:extent cx="5943600" cy="4660900"/>
-            <wp:effectExtent l="0" t="0" r="0" b="6350"/>
-            <wp:docPr id="6" name="Picture 6"/>
+          <wp:inline distT="0" distB="0" distL="0" distR="0" wp14:anchorId="4628B01A" wp14:editId="5385A01A">
+            <wp:extent cx="5943600" cy="2573867"/>
+            <wp:effectExtent l="0" t="0" r="0" b="0"/>
+            <wp:docPr id="1" name="Picture 1"/>
             <wp:cNvGraphicFramePr>
               <a:graphicFrameLocks xmlns:a="http://schemas.openxmlformats.org/drawingml/2006/main" noChangeAspect="1"/>
             </wp:cNvGraphicFramePr>
@@ -388,20 +460,27 @@
                     <pic:cNvPr id="1" name=""/>
                     <pic:cNvPicPr/>
                   </pic:nvPicPr>
-                  <pic:blipFill>
+                  <pic:blipFill rotWithShape="1">
                     <a:blip r:embed="rId8"/>
-                    <a:stretch>
-                      <a:fillRect/>
-                    </a:stretch>
+                    <a:srcRect b="44649"/>
+                    <a:stretch/>
                   </pic:blipFill>
-                  <pic:spPr>
+                  <pic:spPr bwMode="auto">
                     <a:xfrm>
                       <a:off x="0" y="0"/>
-                      <a:ext cx="5943600" cy="4660900"/>
+                      <a:ext cx="5943600" cy="2573867"/>
                     </a:xfrm>
                     <a:prstGeom prst="rect">
                       <a:avLst/>
                     </a:prstGeom>
+                    <a:ln>
+                      <a:noFill/>
+                    </a:ln>
+                    <a:extLst>
+                      <a:ext uri="{53640926-AAD7-44D8-BBD7-CCE9431645EC}">
+                        <a14:shadowObscured xmlns:a14="http://schemas.microsoft.com/office/drawing/2010/main"/>
+                      </a:ext>
+                    </a:extLst>
                   </pic:spPr>
                 </pic:pic>
               </a:graphicData>
@@ -412,40 +491,36 @@
     </w:p>
     <w:p>
       <w:pPr>
-        <w:rPr>
-          <w:rFonts w:ascii="Times New Roman" w:hAnsi="Times New Roman" w:cs="Times New Roman"/>
-        </w:rPr>
-      </w:pPr>
-    </w:p>
-    <w:p>
-      <w:pPr>
-        <w:rPr>
-          <w:rFonts w:ascii="Times New Roman" w:hAnsi="Times New Roman" w:cs="Times New Roman"/>
-        </w:rPr>
-      </w:pPr>
-      <w:r>
-        <w:rPr>
-          <w:rFonts w:ascii="Times New Roman" w:hAnsi="Times New Roman" w:cs="Times New Roman"/>
-        </w:rPr>
-        <w:t>4. Decorator Pattern</w:t>
-      </w:r>
-    </w:p>
-    <w:p>
-      <w:pPr>
-        <w:rPr>
-          <w:rFonts w:ascii="Times New Roman" w:hAnsi="Times New Roman" w:cs="Times New Roman"/>
-        </w:rPr>
-      </w:pPr>
-      <w:r>
-        <w:rPr>
-          <w:rFonts w:ascii="Times New Roman" w:hAnsi="Times New Roman" w:cs="Times New Roman"/>
+        <w:spacing w:line="360" w:lineRule="auto"/>
+        <w:rPr>
+          <w:rFonts w:ascii="Times New Roman" w:hAnsi="Times New Roman" w:cs="Times New Roman"/>
+          <w:sz w:val="26"/>
+          <w:szCs w:val="26"/>
+        </w:rPr>
+      </w:pPr>
+    </w:p>
+    <w:p>
+      <w:pPr>
+        <w:spacing w:line="360" w:lineRule="auto"/>
+        <w:rPr>
+          <w:rFonts w:ascii="Times New Roman" w:hAnsi="Times New Roman" w:cs="Times New Roman"/>
+          <w:sz w:val="26"/>
+          <w:szCs w:val="26"/>
+        </w:rPr>
+      </w:pPr>
+      <w:r>
+        <w:rPr>
+          <w:rFonts w:ascii="Times New Roman" w:hAnsi="Times New Roman" w:cs="Times New Roman"/>
+          <w:noProof/>
+          <w:sz w:val="26"/>
+          <w:szCs w:val="26"/>
         </w:rPr>
         <w:lastRenderedPageBreak/>
         <w:drawing>
-          <wp:inline distT="0" distB="0" distL="0" distR="0" wp14:anchorId="3B25256E" wp14:editId="289F528E">
-            <wp:extent cx="5943600" cy="4683125"/>
-            <wp:effectExtent l="0" t="0" r="0" b="3175"/>
-            <wp:docPr id="7" name="Picture 7"/>
+          <wp:inline distT="0" distB="0" distL="0" distR="0" wp14:anchorId="444C5BD3" wp14:editId="41F0AD0B">
+            <wp:extent cx="5943600" cy="4643120"/>
+            <wp:effectExtent l="0" t="0" r="0" b="5080"/>
+            <wp:docPr id="3" name="Picture 3"/>
             <wp:cNvGraphicFramePr>
               <a:graphicFrameLocks xmlns:a="http://schemas.openxmlformats.org/drawingml/2006/main" noChangeAspect="1"/>
             </wp:cNvGraphicFramePr>
@@ -465,6 +540,1783 @@
                   <pic:spPr>
                     <a:xfrm>
                       <a:off x="0" y="0"/>
+                      <a:ext cx="5943600" cy="4643120"/>
+                    </a:xfrm>
+                    <a:prstGeom prst="rect">
+                      <a:avLst/>
+                    </a:prstGeom>
+                  </pic:spPr>
+                </pic:pic>
+              </a:graphicData>
+            </a:graphic>
+          </wp:inline>
+        </w:drawing>
+      </w:r>
+    </w:p>
+    <w:p>
+      <w:pPr>
+        <w:rPr>
+          <w:rFonts w:ascii="Times New Roman" w:hAnsi="Times New Roman" w:cs="Times New Roman"/>
+          <w:sz w:val="26"/>
+          <w:szCs w:val="26"/>
+        </w:rPr>
+      </w:pPr>
+      <w:r>
+        <w:rPr>
+          <w:rFonts w:ascii="Times New Roman" w:hAnsi="Times New Roman" w:cs="Times New Roman"/>
+          <w:sz w:val="26"/>
+          <w:szCs w:val="26"/>
+        </w:rPr>
+        <w:br w:type="page"/>
+      </w:r>
+    </w:p>
+    <w:p>
+      <w:pPr>
+        <w:spacing w:line="360" w:lineRule="auto"/>
+        <w:rPr>
+          <w:rFonts w:ascii="Times New Roman" w:hAnsi="Times New Roman" w:cs="Times New Roman"/>
+          <w:b/>
+          <w:sz w:val="26"/>
+          <w:szCs w:val="26"/>
+        </w:rPr>
+      </w:pPr>
+      <w:r>
+        <w:rPr>
+          <w:rFonts w:ascii="Times New Roman" w:hAnsi="Times New Roman" w:cs="Times New Roman"/>
+          <w:b/>
+          <w:sz w:val="26"/>
+          <w:szCs w:val="26"/>
+        </w:rPr>
+        <w:lastRenderedPageBreak/>
+        <w:t>2.</w:t>
+      </w:r>
+      <w:r>
+        <w:rPr>
+          <w:rFonts w:ascii="Times New Roman" w:hAnsi="Times New Roman" w:cs="Times New Roman"/>
+          <w:b/>
+          <w:sz w:val="26"/>
+          <w:szCs w:val="26"/>
+        </w:rPr>
+        <w:t xml:space="preserve"> Factory Pattern</w:t>
+      </w:r>
+    </w:p>
+    <w:p>
+      <w:pPr>
+        <w:spacing w:line="360" w:lineRule="auto"/>
+        <w:rPr>
+          <w:rFonts w:ascii="Times New Roman" w:hAnsi="Times New Roman" w:cs="Times New Roman"/>
+          <w:sz w:val="26"/>
+          <w:szCs w:val="26"/>
+        </w:rPr>
+      </w:pPr>
+      <w:r>
+        <w:rPr>
+          <w:rFonts w:ascii="Times New Roman" w:hAnsi="Times New Roman" w:cs="Times New Roman"/>
+          <w:sz w:val="26"/>
+          <w:szCs w:val="26"/>
+        </w:rPr>
+        <w:drawing>
+          <wp:inline distT="0" distB="0" distL="0" distR="0" wp14:anchorId="2A77ED10" wp14:editId="437E61A6">
+            <wp:extent cx="5121084" cy="2339543"/>
+            <wp:effectExtent l="0" t="0" r="3810" b="3810"/>
+            <wp:docPr id="18" name="Picture 18"/>
+            <wp:cNvGraphicFramePr>
+              <a:graphicFrameLocks xmlns:a="http://schemas.openxmlformats.org/drawingml/2006/main" noChangeAspect="1"/>
+            </wp:cNvGraphicFramePr>
+            <a:graphic xmlns:a="http://schemas.openxmlformats.org/drawingml/2006/main">
+              <a:graphicData uri="http://schemas.openxmlformats.org/drawingml/2006/picture">
+                <pic:pic xmlns:pic="http://schemas.openxmlformats.org/drawingml/2006/picture">
+                  <pic:nvPicPr>
+                    <pic:cNvPr id="1" name=""/>
+                    <pic:cNvPicPr/>
+                  </pic:nvPicPr>
+                  <pic:blipFill>
+                    <a:blip r:embed="rId10"/>
+                    <a:stretch>
+                      <a:fillRect/>
+                    </a:stretch>
+                  </pic:blipFill>
+                  <pic:spPr>
+                    <a:xfrm>
+                      <a:off x="0" y="0"/>
+                      <a:ext cx="5121084" cy="2339543"/>
+                    </a:xfrm>
+                    <a:prstGeom prst="rect">
+                      <a:avLst/>
+                    </a:prstGeom>
+                  </pic:spPr>
+                </pic:pic>
+              </a:graphicData>
+            </a:graphic>
+          </wp:inline>
+        </w:drawing>
+      </w:r>
+    </w:p>
+    <w:p>
+      <w:pPr>
+        <w:spacing w:before="100" w:beforeAutospacing="1" w:after="100" w:afterAutospacing="1" w:line="360" w:lineRule="auto"/>
+        <w:rPr>
+          <w:rFonts w:ascii="Times New Roman" w:eastAsia="Times New Roman" w:hAnsi="Times New Roman" w:cs="Times New Roman"/>
+          <w:sz w:val="26"/>
+          <w:szCs w:val="26"/>
+        </w:rPr>
+      </w:pPr>
+      <w:r>
+        <w:rPr>
+          <w:rFonts w:ascii="Times New Roman" w:eastAsia="Times New Roman" w:hAnsi="Times New Roman" w:cs="Times New Roman"/>
+          <w:sz w:val="26"/>
+          <w:szCs w:val="26"/>
+        </w:rPr>
+        <w:t>Khách hàng có thể thanh toán bằng nhiều cách:</w:t>
+      </w:r>
+    </w:p>
+    <w:p>
+      <w:pPr>
+        <w:numPr>
+          <w:ilvl w:val="0"/>
+          <w:numId w:val="6"/>
+        </w:numPr>
+        <w:spacing w:before="100" w:beforeAutospacing="1" w:after="100" w:afterAutospacing="1" w:line="360" w:lineRule="auto"/>
+        <w:rPr>
+          <w:rFonts w:ascii="Times New Roman" w:eastAsia="Times New Roman" w:hAnsi="Times New Roman" w:cs="Times New Roman"/>
+          <w:sz w:val="26"/>
+          <w:szCs w:val="26"/>
+        </w:rPr>
+      </w:pPr>
+      <w:r>
+        <w:rPr>
+          <w:rFonts w:ascii="Times New Roman" w:eastAsia="Times New Roman" w:hAnsi="Times New Roman" w:cs="Times New Roman"/>
+          <w:sz w:val="26"/>
+          <w:szCs w:val="26"/>
+        </w:rPr>
+        <w:t xml:space="preserve">Credit Card </w:t>
+      </w:r>
+    </w:p>
+    <w:p>
+      <w:pPr>
+        <w:numPr>
+          <w:ilvl w:val="0"/>
+          <w:numId w:val="6"/>
+        </w:numPr>
+        <w:spacing w:before="100" w:beforeAutospacing="1" w:after="100" w:afterAutospacing="1" w:line="360" w:lineRule="auto"/>
+        <w:rPr>
+          <w:rFonts w:ascii="Times New Roman" w:eastAsia="Times New Roman" w:hAnsi="Times New Roman" w:cs="Times New Roman"/>
+          <w:sz w:val="26"/>
+          <w:szCs w:val="26"/>
+        </w:rPr>
+      </w:pPr>
+      <w:r>
+        <w:rPr>
+          <w:rFonts w:ascii="Times New Roman" w:eastAsia="Times New Roman" w:hAnsi="Times New Roman" w:cs="Times New Roman"/>
+          <w:sz w:val="26"/>
+          <w:szCs w:val="26"/>
+        </w:rPr>
+        <w:t xml:space="preserve">Paypal </w:t>
+      </w:r>
+    </w:p>
+    <w:p>
+      <w:pPr>
+        <w:numPr>
+          <w:ilvl w:val="0"/>
+          <w:numId w:val="6"/>
+        </w:numPr>
+        <w:spacing w:before="100" w:beforeAutospacing="1" w:after="100" w:afterAutospacing="1" w:line="360" w:lineRule="auto"/>
+        <w:rPr>
+          <w:rFonts w:ascii="Times New Roman" w:eastAsia="Times New Roman" w:hAnsi="Times New Roman" w:cs="Times New Roman"/>
+          <w:sz w:val="26"/>
+          <w:szCs w:val="26"/>
+        </w:rPr>
+      </w:pPr>
+      <w:r>
+        <w:rPr>
+          <w:rFonts w:ascii="Times New Roman" w:eastAsia="Times New Roman" w:hAnsi="Times New Roman" w:cs="Times New Roman"/>
+          <w:sz w:val="26"/>
+          <w:szCs w:val="26"/>
+        </w:rPr>
+        <w:t xml:space="preserve">có thể mở rộng thêm Momo, </w:t>
+      </w:r>
+      <w:proofErr w:type="gramStart"/>
+      <w:r>
+        <w:rPr>
+          <w:rFonts w:ascii="Times New Roman" w:eastAsia="Times New Roman" w:hAnsi="Times New Roman" w:cs="Times New Roman"/>
+          <w:sz w:val="26"/>
+          <w:szCs w:val="26"/>
+        </w:rPr>
+        <w:t>VNPay,...</w:t>
+      </w:r>
+      <w:proofErr w:type="gramEnd"/>
+      <w:r>
+        <w:rPr>
+          <w:rFonts w:ascii="Times New Roman" w:eastAsia="Times New Roman" w:hAnsi="Times New Roman" w:cs="Times New Roman"/>
+          <w:sz w:val="26"/>
+          <w:szCs w:val="26"/>
+        </w:rPr>
+        <w:t xml:space="preserve"> </w:t>
+      </w:r>
+    </w:p>
+    <w:p>
+      <w:pPr>
+        <w:spacing w:before="100" w:beforeAutospacing="1" w:after="100" w:afterAutospacing="1" w:line="360" w:lineRule="auto"/>
+        <w:rPr>
+          <w:rFonts w:ascii="Times New Roman" w:eastAsia="Times New Roman" w:hAnsi="Times New Roman" w:cs="Times New Roman"/>
+          <w:sz w:val="26"/>
+          <w:szCs w:val="26"/>
+        </w:rPr>
+      </w:pPr>
+      <w:r>
+        <w:rPr>
+          <w:rFonts w:ascii="Times New Roman" w:eastAsia="Times New Roman" w:hAnsi="Times New Roman" w:cs="Times New Roman"/>
+          <w:sz w:val="26"/>
+          <w:szCs w:val="26"/>
+        </w:rPr>
+        <w:t>Nếu dùng new</w:t>
+      </w:r>
+      <w:r>
+        <w:rPr>
+          <w:rFonts w:ascii="Times New Roman" w:eastAsia="Times New Roman" w:hAnsi="Times New Roman" w:cs="Times New Roman"/>
+          <w:sz w:val="26"/>
+          <w:szCs w:val="26"/>
+        </w:rPr>
+        <w:t xml:space="preserve"> trực tiếp sẽ khó mở rộng và code bị phụ thuộc.</w:t>
+      </w:r>
+    </w:p>
+    <w:p>
+      <w:pPr>
+        <w:spacing w:before="100" w:beforeAutospacing="1" w:after="100" w:afterAutospacing="1" w:line="360" w:lineRule="auto"/>
+        <w:rPr>
+          <w:rFonts w:ascii="Times New Roman" w:eastAsia="Times New Roman" w:hAnsi="Times New Roman" w:cs="Times New Roman"/>
+          <w:sz w:val="26"/>
+          <w:szCs w:val="26"/>
+        </w:rPr>
+      </w:pPr>
+      <w:r>
+        <w:rPr>
+          <w:rFonts w:ascii="Times New Roman" w:eastAsia="Times New Roman" w:hAnsi="Times New Roman" w:cs="Times New Roman"/>
+          <w:sz w:val="26"/>
+          <w:szCs w:val="26"/>
+        </w:rPr>
+        <w:t>Sử dụng Factory Pattern để:</w:t>
+      </w:r>
+    </w:p>
+    <w:p>
+      <w:pPr>
+        <w:numPr>
+          <w:ilvl w:val="0"/>
+          <w:numId w:val="7"/>
+        </w:numPr>
+        <w:spacing w:before="100" w:beforeAutospacing="1" w:after="100" w:afterAutospacing="1" w:line="360" w:lineRule="auto"/>
+        <w:rPr>
+          <w:rFonts w:ascii="Times New Roman" w:eastAsia="Times New Roman" w:hAnsi="Times New Roman" w:cs="Times New Roman"/>
+          <w:sz w:val="26"/>
+          <w:szCs w:val="26"/>
+        </w:rPr>
+      </w:pPr>
+      <w:r>
+        <w:rPr>
+          <w:rFonts w:ascii="Times New Roman" w:eastAsia="Times New Roman" w:hAnsi="Times New Roman" w:cs="Times New Roman"/>
+          <w:sz w:val="26"/>
+          <w:szCs w:val="26"/>
+        </w:rPr>
+        <w:t xml:space="preserve">tạo object thanh toán tự động, </w:t>
+      </w:r>
+    </w:p>
+    <w:p>
+      <w:pPr>
+        <w:numPr>
+          <w:ilvl w:val="0"/>
+          <w:numId w:val="7"/>
+        </w:numPr>
+        <w:spacing w:before="100" w:beforeAutospacing="1" w:after="100" w:afterAutospacing="1" w:line="360" w:lineRule="auto"/>
+        <w:rPr>
+          <w:rFonts w:ascii="Times New Roman" w:eastAsia="Times New Roman" w:hAnsi="Times New Roman" w:cs="Times New Roman"/>
+          <w:sz w:val="26"/>
+          <w:szCs w:val="26"/>
+        </w:rPr>
+      </w:pPr>
+      <w:r>
+        <w:rPr>
+          <w:rFonts w:ascii="Times New Roman" w:eastAsia="Times New Roman" w:hAnsi="Times New Roman" w:cs="Times New Roman"/>
+          <w:sz w:val="26"/>
+          <w:szCs w:val="26"/>
+        </w:rPr>
+        <w:t>che giấu logic khởi tạo object.</w:t>
+      </w:r>
+    </w:p>
+    <w:p>
+      <w:pPr>
+        <w:spacing w:line="360" w:lineRule="auto"/>
+        <w:rPr>
+          <w:rFonts w:ascii="Times New Roman" w:hAnsi="Times New Roman" w:cs="Times New Roman"/>
+          <w:sz w:val="26"/>
+          <w:szCs w:val="26"/>
+        </w:rPr>
+      </w:pPr>
+    </w:p>
+    <w:p>
+      <w:pPr>
+        <w:spacing w:line="360" w:lineRule="auto"/>
+        <w:rPr>
+          <w:rFonts w:ascii="Times New Roman" w:hAnsi="Times New Roman" w:cs="Times New Roman"/>
+          <w:sz w:val="26"/>
+          <w:szCs w:val="26"/>
+        </w:rPr>
+      </w:pPr>
+      <w:r>
+        <w:rPr>
+          <w:rFonts w:ascii="Times New Roman" w:hAnsi="Times New Roman" w:cs="Times New Roman"/>
+          <w:sz w:val="26"/>
+          <w:szCs w:val="26"/>
+        </w:rPr>
+        <w:lastRenderedPageBreak/>
+        <w:drawing>
+          <wp:inline distT="0" distB="0" distL="0" distR="0" wp14:anchorId="3409E136" wp14:editId="31D9EA14">
+            <wp:extent cx="5943600" cy="3129915"/>
+            <wp:effectExtent l="0" t="0" r="0" b="0"/>
+            <wp:docPr id="2" name="Picture 2"/>
+            <wp:cNvGraphicFramePr>
+              <a:graphicFrameLocks xmlns:a="http://schemas.openxmlformats.org/drawingml/2006/main" noChangeAspect="1"/>
+            </wp:cNvGraphicFramePr>
+            <a:graphic xmlns:a="http://schemas.openxmlformats.org/drawingml/2006/main">
+              <a:graphicData uri="http://schemas.openxmlformats.org/drawingml/2006/picture">
+                <pic:pic xmlns:pic="http://schemas.openxmlformats.org/drawingml/2006/picture">
+                  <pic:nvPicPr>
+                    <pic:cNvPr id="1" name=""/>
+                    <pic:cNvPicPr/>
+                  </pic:nvPicPr>
+                  <pic:blipFill>
+                    <a:blip r:embed="rId11"/>
+                    <a:stretch>
+                      <a:fillRect/>
+                    </a:stretch>
+                  </pic:blipFill>
+                  <pic:spPr>
+                    <a:xfrm>
+                      <a:off x="0" y="0"/>
+                      <a:ext cx="5943600" cy="3129915"/>
+                    </a:xfrm>
+                    <a:prstGeom prst="rect">
+                      <a:avLst/>
+                    </a:prstGeom>
+                  </pic:spPr>
+                </pic:pic>
+              </a:graphicData>
+            </a:graphic>
+          </wp:inline>
+        </w:drawing>
+      </w:r>
+    </w:p>
+    <w:p>
+      <w:pPr>
+        <w:spacing w:line="360" w:lineRule="auto"/>
+        <w:rPr>
+          <w:rFonts w:ascii="Times New Roman" w:hAnsi="Times New Roman" w:cs="Times New Roman"/>
+          <w:sz w:val="26"/>
+          <w:szCs w:val="26"/>
+        </w:rPr>
+      </w:pPr>
+      <w:r>
+        <w:rPr>
+          <w:rFonts w:ascii="Times New Roman" w:hAnsi="Times New Roman" w:cs="Times New Roman"/>
+          <w:sz w:val="26"/>
+          <w:szCs w:val="26"/>
+        </w:rPr>
+        <w:drawing>
+          <wp:inline distT="0" distB="0" distL="0" distR="0" wp14:anchorId="337E4E43" wp14:editId="5329F351">
+            <wp:extent cx="5943600" cy="3148330"/>
+            <wp:effectExtent l="0" t="0" r="0" b="0"/>
+            <wp:docPr id="9" name="Picture 9"/>
+            <wp:cNvGraphicFramePr>
+              <a:graphicFrameLocks xmlns:a="http://schemas.openxmlformats.org/drawingml/2006/main" noChangeAspect="1"/>
+            </wp:cNvGraphicFramePr>
+            <a:graphic xmlns:a="http://schemas.openxmlformats.org/drawingml/2006/main">
+              <a:graphicData uri="http://schemas.openxmlformats.org/drawingml/2006/picture">
+                <pic:pic xmlns:pic="http://schemas.openxmlformats.org/drawingml/2006/picture">
+                  <pic:nvPicPr>
+                    <pic:cNvPr id="1" name=""/>
+                    <pic:cNvPicPr/>
+                  </pic:nvPicPr>
+                  <pic:blipFill>
+                    <a:blip r:embed="rId12"/>
+                    <a:stretch>
+                      <a:fillRect/>
+                    </a:stretch>
+                  </pic:blipFill>
+                  <pic:spPr>
+                    <a:xfrm>
+                      <a:off x="0" y="0"/>
+                      <a:ext cx="5943600" cy="3148330"/>
+                    </a:xfrm>
+                    <a:prstGeom prst="rect">
+                      <a:avLst/>
+                    </a:prstGeom>
+                  </pic:spPr>
+                </pic:pic>
+              </a:graphicData>
+            </a:graphic>
+          </wp:inline>
+        </w:drawing>
+      </w:r>
+    </w:p>
+    <w:p>
+      <w:pPr>
+        <w:spacing w:line="360" w:lineRule="auto"/>
+        <w:rPr>
+          <w:rFonts w:ascii="Times New Roman" w:hAnsi="Times New Roman" w:cs="Times New Roman"/>
+          <w:sz w:val="26"/>
+          <w:szCs w:val="26"/>
+        </w:rPr>
+      </w:pPr>
+    </w:p>
+    <w:p>
+      <w:pPr>
+        <w:rPr>
+          <w:rFonts w:ascii="Times New Roman" w:hAnsi="Times New Roman" w:cs="Times New Roman"/>
+          <w:b/>
+          <w:sz w:val="26"/>
+          <w:szCs w:val="26"/>
+        </w:rPr>
+      </w:pPr>
+      <w:r>
+        <w:rPr>
+          <w:rFonts w:ascii="Times New Roman" w:hAnsi="Times New Roman" w:cs="Times New Roman"/>
+          <w:b/>
+          <w:sz w:val="26"/>
+          <w:szCs w:val="26"/>
+        </w:rPr>
+        <w:br w:type="page"/>
+      </w:r>
+    </w:p>
+    <w:p>
+      <w:pPr>
+        <w:spacing w:line="360" w:lineRule="auto"/>
+        <w:rPr>
+          <w:rFonts w:ascii="Times New Roman" w:hAnsi="Times New Roman" w:cs="Times New Roman"/>
+          <w:b/>
+          <w:sz w:val="26"/>
+          <w:szCs w:val="26"/>
+        </w:rPr>
+      </w:pPr>
+      <w:r>
+        <w:rPr>
+          <w:rFonts w:ascii="Times New Roman" w:hAnsi="Times New Roman" w:cs="Times New Roman"/>
+          <w:b/>
+          <w:sz w:val="26"/>
+          <w:szCs w:val="26"/>
+        </w:rPr>
+        <w:lastRenderedPageBreak/>
+        <w:t>3. State Pattern</w:t>
+      </w:r>
+    </w:p>
+    <w:p>
+      <w:pPr>
+        <w:spacing w:before="100" w:beforeAutospacing="1" w:after="100" w:afterAutospacing="1" w:line="360" w:lineRule="auto"/>
+        <w:rPr>
+          <w:rFonts w:ascii="Times New Roman" w:eastAsia="Times New Roman" w:hAnsi="Times New Roman" w:cs="Times New Roman"/>
+          <w:sz w:val="26"/>
+          <w:szCs w:val="26"/>
+        </w:rPr>
+      </w:pPr>
+      <w:r>
+        <w:rPr>
+          <w:rFonts w:ascii="Times New Roman" w:eastAsia="Times New Roman" w:hAnsi="Times New Roman" w:cs="Times New Roman"/>
+          <w:sz w:val="26"/>
+          <w:szCs w:val="26"/>
+        </w:rPr>
+        <w:t>Đơn hàng có nhiều trạng thái:</w:t>
+      </w:r>
+    </w:p>
+    <w:p>
+      <w:pPr>
+        <w:numPr>
+          <w:ilvl w:val="0"/>
+          <w:numId w:val="8"/>
+        </w:numPr>
+        <w:spacing w:before="100" w:beforeAutospacing="1" w:after="100" w:afterAutospacing="1" w:line="360" w:lineRule="auto"/>
+        <w:rPr>
+          <w:rFonts w:ascii="Times New Roman" w:eastAsia="Times New Roman" w:hAnsi="Times New Roman" w:cs="Times New Roman"/>
+          <w:sz w:val="26"/>
+          <w:szCs w:val="26"/>
+        </w:rPr>
+      </w:pPr>
+      <w:r>
+        <w:rPr>
+          <w:rFonts w:ascii="Times New Roman" w:eastAsia="Times New Roman" w:hAnsi="Times New Roman" w:cs="Times New Roman"/>
+          <w:sz w:val="26"/>
+          <w:szCs w:val="26"/>
+        </w:rPr>
+        <w:t xml:space="preserve">New </w:t>
+      </w:r>
+    </w:p>
+    <w:p>
+      <w:pPr>
+        <w:numPr>
+          <w:ilvl w:val="0"/>
+          <w:numId w:val="8"/>
+        </w:numPr>
+        <w:spacing w:before="100" w:beforeAutospacing="1" w:after="100" w:afterAutospacing="1" w:line="360" w:lineRule="auto"/>
+        <w:rPr>
+          <w:rFonts w:ascii="Times New Roman" w:eastAsia="Times New Roman" w:hAnsi="Times New Roman" w:cs="Times New Roman"/>
+          <w:sz w:val="26"/>
+          <w:szCs w:val="26"/>
+        </w:rPr>
+      </w:pPr>
+      <w:r>
+        <w:rPr>
+          <w:rFonts w:ascii="Times New Roman" w:eastAsia="Times New Roman" w:hAnsi="Times New Roman" w:cs="Times New Roman"/>
+          <w:sz w:val="26"/>
+          <w:szCs w:val="26"/>
+        </w:rPr>
+        <w:t xml:space="preserve">Processing </w:t>
+      </w:r>
+    </w:p>
+    <w:p>
+      <w:pPr>
+        <w:numPr>
+          <w:ilvl w:val="0"/>
+          <w:numId w:val="8"/>
+        </w:numPr>
+        <w:spacing w:before="100" w:beforeAutospacing="1" w:after="100" w:afterAutospacing="1" w:line="360" w:lineRule="auto"/>
+        <w:rPr>
+          <w:rFonts w:ascii="Times New Roman" w:eastAsia="Times New Roman" w:hAnsi="Times New Roman" w:cs="Times New Roman"/>
+          <w:sz w:val="26"/>
+          <w:szCs w:val="26"/>
+        </w:rPr>
+      </w:pPr>
+      <w:r>
+        <w:rPr>
+          <w:rFonts w:ascii="Times New Roman" w:eastAsia="Times New Roman" w:hAnsi="Times New Roman" w:cs="Times New Roman"/>
+          <w:sz w:val="26"/>
+          <w:szCs w:val="26"/>
+        </w:rPr>
+        <w:t xml:space="preserve">Delivered </w:t>
+      </w:r>
+    </w:p>
+    <w:p>
+      <w:pPr>
+        <w:spacing w:before="100" w:beforeAutospacing="1" w:after="100" w:afterAutospacing="1" w:line="360" w:lineRule="auto"/>
+        <w:rPr>
+          <w:rFonts w:ascii="Times New Roman" w:eastAsia="Times New Roman" w:hAnsi="Times New Roman" w:cs="Times New Roman"/>
+          <w:sz w:val="26"/>
+          <w:szCs w:val="26"/>
+        </w:rPr>
+      </w:pPr>
+      <w:r>
+        <w:rPr>
+          <w:rFonts w:ascii="Times New Roman" w:eastAsia="Times New Roman" w:hAnsi="Times New Roman" w:cs="Times New Roman"/>
+          <w:sz w:val="26"/>
+          <w:szCs w:val="26"/>
+        </w:rPr>
+        <w:t>Mỗi trạng thái sẽ có hành vi khác nhau.</w:t>
+      </w:r>
+    </w:p>
+    <w:p>
+      <w:pPr>
+        <w:spacing w:before="100" w:beforeAutospacing="1" w:after="100" w:afterAutospacing="1" w:line="360" w:lineRule="auto"/>
+        <w:rPr>
+          <w:rFonts w:ascii="Times New Roman" w:eastAsia="Times New Roman" w:hAnsi="Times New Roman" w:cs="Times New Roman"/>
+          <w:sz w:val="26"/>
+          <w:szCs w:val="26"/>
+        </w:rPr>
+      </w:pPr>
+      <w:r>
+        <w:rPr>
+          <w:rFonts w:ascii="Times New Roman" w:eastAsia="Times New Roman" w:hAnsi="Times New Roman" w:cs="Times New Roman"/>
+          <w:sz w:val="26"/>
+          <w:szCs w:val="26"/>
+        </w:rPr>
+        <w:t>Nếu d</w:t>
+      </w:r>
+      <w:r>
+        <w:rPr>
+          <w:rFonts w:ascii="Times New Roman" w:eastAsia="Times New Roman" w:hAnsi="Times New Roman" w:cs="Times New Roman"/>
+          <w:sz w:val="26"/>
+          <w:szCs w:val="26"/>
+        </w:rPr>
+        <w:t xml:space="preserve">ùng nhiều if else </w:t>
+      </w:r>
+      <w:r>
+        <w:rPr>
+          <w:rFonts w:ascii="Times New Roman" w:eastAsia="Times New Roman" w:hAnsi="Times New Roman" w:cs="Times New Roman"/>
+          <w:sz w:val="26"/>
+          <w:szCs w:val="26"/>
+        </w:rPr>
+        <w:t>sẽ khó quản lý khi hệ thống lớn lên.</w:t>
+      </w:r>
+    </w:p>
+    <w:p>
+      <w:pPr>
+        <w:spacing w:before="100" w:beforeAutospacing="1" w:after="100" w:afterAutospacing="1" w:line="360" w:lineRule="auto"/>
+        <w:rPr>
+          <w:rFonts w:ascii="Times New Roman" w:eastAsia="Times New Roman" w:hAnsi="Times New Roman" w:cs="Times New Roman"/>
+          <w:sz w:val="26"/>
+          <w:szCs w:val="26"/>
+        </w:rPr>
+      </w:pPr>
+      <w:r>
+        <w:rPr>
+          <w:rFonts w:ascii="Times New Roman" w:eastAsia="Times New Roman" w:hAnsi="Times New Roman" w:cs="Times New Roman"/>
+          <w:sz w:val="26"/>
+          <w:szCs w:val="26"/>
+        </w:rPr>
+        <w:t>Sử dụng State Pattern để:</w:t>
+      </w:r>
+    </w:p>
+    <w:p>
+      <w:pPr>
+        <w:numPr>
+          <w:ilvl w:val="0"/>
+          <w:numId w:val="9"/>
+        </w:numPr>
+        <w:spacing w:before="100" w:beforeAutospacing="1" w:after="100" w:afterAutospacing="1" w:line="360" w:lineRule="auto"/>
+        <w:rPr>
+          <w:rFonts w:ascii="Times New Roman" w:eastAsia="Times New Roman" w:hAnsi="Times New Roman" w:cs="Times New Roman"/>
+          <w:sz w:val="26"/>
+          <w:szCs w:val="26"/>
+        </w:rPr>
+      </w:pPr>
+      <w:r>
+        <w:rPr>
+          <w:rFonts w:ascii="Times New Roman" w:eastAsia="Times New Roman" w:hAnsi="Times New Roman" w:cs="Times New Roman"/>
+          <w:sz w:val="26"/>
+          <w:szCs w:val="26"/>
+        </w:rPr>
+        <w:t xml:space="preserve">tách từng trạng thái thành class riêng, </w:t>
+      </w:r>
+    </w:p>
+    <w:p>
+      <w:pPr>
+        <w:numPr>
+          <w:ilvl w:val="0"/>
+          <w:numId w:val="9"/>
+        </w:numPr>
+        <w:spacing w:before="100" w:beforeAutospacing="1" w:after="100" w:afterAutospacing="1" w:line="360" w:lineRule="auto"/>
+        <w:rPr>
+          <w:rFonts w:ascii="Times New Roman" w:eastAsia="Times New Roman" w:hAnsi="Times New Roman" w:cs="Times New Roman"/>
+          <w:sz w:val="26"/>
+          <w:szCs w:val="26"/>
+        </w:rPr>
+      </w:pPr>
+      <w:r>
+        <w:rPr>
+          <w:rFonts w:ascii="Times New Roman" w:eastAsia="Times New Roman" w:hAnsi="Times New Roman" w:cs="Times New Roman"/>
+          <w:sz w:val="26"/>
+          <w:szCs w:val="26"/>
+        </w:rPr>
+        <w:t>cho phép object tự chuyển trạng thái.</w:t>
+      </w:r>
+    </w:p>
+    <w:p>
+      <w:pPr>
+        <w:spacing w:before="100" w:beforeAutospacing="1" w:after="100" w:afterAutospacing="1" w:line="360" w:lineRule="auto"/>
+        <w:rPr>
+          <w:rFonts w:ascii="Times New Roman" w:eastAsia="Times New Roman" w:hAnsi="Times New Roman" w:cs="Times New Roman"/>
+          <w:sz w:val="26"/>
+          <w:szCs w:val="26"/>
+        </w:rPr>
+      </w:pPr>
+      <w:r>
+        <w:rPr>
+          <w:rFonts w:ascii="Times New Roman" w:eastAsia="Times New Roman" w:hAnsi="Times New Roman" w:cs="Times New Roman"/>
+          <w:sz w:val="26"/>
+          <w:szCs w:val="26"/>
+        </w:rPr>
+        <w:drawing>
+          <wp:inline distT="0" distB="0" distL="0" distR="0" wp14:anchorId="64B25BD2" wp14:editId="3EDD56A9">
+            <wp:extent cx="5075360" cy="3635055"/>
+            <wp:effectExtent l="0" t="0" r="0" b="3810"/>
+            <wp:docPr id="19" name="Picture 19"/>
+            <wp:cNvGraphicFramePr>
+              <a:graphicFrameLocks xmlns:a="http://schemas.openxmlformats.org/drawingml/2006/main" noChangeAspect="1"/>
+            </wp:cNvGraphicFramePr>
+            <a:graphic xmlns:a="http://schemas.openxmlformats.org/drawingml/2006/main">
+              <a:graphicData uri="http://schemas.openxmlformats.org/drawingml/2006/picture">
+                <pic:pic xmlns:pic="http://schemas.openxmlformats.org/drawingml/2006/picture">
+                  <pic:nvPicPr>
+                    <pic:cNvPr id="1" name=""/>
+                    <pic:cNvPicPr/>
+                  </pic:nvPicPr>
+                  <pic:blipFill>
+                    <a:blip r:embed="rId13"/>
+                    <a:stretch>
+                      <a:fillRect/>
+                    </a:stretch>
+                  </pic:blipFill>
+                  <pic:spPr>
+                    <a:xfrm>
+                      <a:off x="0" y="0"/>
+                      <a:ext cx="5075360" cy="3635055"/>
+                    </a:xfrm>
+                    <a:prstGeom prst="rect">
+                      <a:avLst/>
+                    </a:prstGeom>
+                  </pic:spPr>
+                </pic:pic>
+              </a:graphicData>
+            </a:graphic>
+          </wp:inline>
+        </w:drawing>
+      </w:r>
+    </w:p>
+    <w:p>
+      <w:pPr>
+        <w:spacing w:line="360" w:lineRule="auto"/>
+        <w:rPr>
+          <w:rFonts w:ascii="Times New Roman" w:hAnsi="Times New Roman" w:cs="Times New Roman"/>
+          <w:sz w:val="26"/>
+          <w:szCs w:val="26"/>
+        </w:rPr>
+      </w:pPr>
+      <w:r>
+        <w:rPr>
+          <w:rFonts w:ascii="Times New Roman" w:hAnsi="Times New Roman" w:cs="Times New Roman"/>
+          <w:sz w:val="26"/>
+          <w:szCs w:val="26"/>
+        </w:rPr>
+        <w:lastRenderedPageBreak/>
+        <w:drawing>
+          <wp:inline distT="0" distB="0" distL="0" distR="0" wp14:anchorId="5D07F954" wp14:editId="29C82ACE">
+            <wp:extent cx="5943600" cy="3009265"/>
+            <wp:effectExtent l="0" t="0" r="0" b="635"/>
+            <wp:docPr id="10" name="Picture 10"/>
+            <wp:cNvGraphicFramePr>
+              <a:graphicFrameLocks xmlns:a="http://schemas.openxmlformats.org/drawingml/2006/main" noChangeAspect="1"/>
+            </wp:cNvGraphicFramePr>
+            <a:graphic xmlns:a="http://schemas.openxmlformats.org/drawingml/2006/main">
+              <a:graphicData uri="http://schemas.openxmlformats.org/drawingml/2006/picture">
+                <pic:pic xmlns:pic="http://schemas.openxmlformats.org/drawingml/2006/picture">
+                  <pic:nvPicPr>
+                    <pic:cNvPr id="1" name=""/>
+                    <pic:cNvPicPr/>
+                  </pic:nvPicPr>
+                  <pic:blipFill>
+                    <a:blip r:embed="rId14"/>
+                    <a:stretch>
+                      <a:fillRect/>
+                    </a:stretch>
+                  </pic:blipFill>
+                  <pic:spPr>
+                    <a:xfrm>
+                      <a:off x="0" y="0"/>
+                      <a:ext cx="5943600" cy="3009265"/>
+                    </a:xfrm>
+                    <a:prstGeom prst="rect">
+                      <a:avLst/>
+                    </a:prstGeom>
+                  </pic:spPr>
+                </pic:pic>
+              </a:graphicData>
+            </a:graphic>
+          </wp:inline>
+        </w:drawing>
+      </w:r>
+    </w:p>
+    <w:p>
+      <w:pPr>
+        <w:spacing w:line="360" w:lineRule="auto"/>
+        <w:rPr>
+          <w:rFonts w:ascii="Times New Roman" w:hAnsi="Times New Roman" w:cs="Times New Roman"/>
+          <w:sz w:val="26"/>
+          <w:szCs w:val="26"/>
+        </w:rPr>
+      </w:pPr>
+      <w:r>
+        <w:rPr>
+          <w:rFonts w:ascii="Times New Roman" w:hAnsi="Times New Roman" w:cs="Times New Roman"/>
+          <w:sz w:val="26"/>
+          <w:szCs w:val="26"/>
+        </w:rPr>
+        <w:drawing>
+          <wp:inline distT="0" distB="0" distL="0" distR="0" wp14:anchorId="39D7A17F" wp14:editId="1EE70058">
+            <wp:extent cx="5943600" cy="3012440"/>
+            <wp:effectExtent l="0" t="0" r="0" b="0"/>
+            <wp:docPr id="11" name="Picture 11"/>
+            <wp:cNvGraphicFramePr>
+              <a:graphicFrameLocks xmlns:a="http://schemas.openxmlformats.org/drawingml/2006/main" noChangeAspect="1"/>
+            </wp:cNvGraphicFramePr>
+            <a:graphic xmlns:a="http://schemas.openxmlformats.org/drawingml/2006/main">
+              <a:graphicData uri="http://schemas.openxmlformats.org/drawingml/2006/picture">
+                <pic:pic xmlns:pic="http://schemas.openxmlformats.org/drawingml/2006/picture">
+                  <pic:nvPicPr>
+                    <pic:cNvPr id="1" name=""/>
+                    <pic:cNvPicPr/>
+                  </pic:nvPicPr>
+                  <pic:blipFill>
+                    <a:blip r:embed="rId15"/>
+                    <a:stretch>
+                      <a:fillRect/>
+                    </a:stretch>
+                  </pic:blipFill>
+                  <pic:spPr>
+                    <a:xfrm>
+                      <a:off x="0" y="0"/>
+                      <a:ext cx="5943600" cy="3012440"/>
+                    </a:xfrm>
+                    <a:prstGeom prst="rect">
+                      <a:avLst/>
+                    </a:prstGeom>
+                  </pic:spPr>
+                </pic:pic>
+              </a:graphicData>
+            </a:graphic>
+          </wp:inline>
+        </w:drawing>
+      </w:r>
+    </w:p>
+    <w:p>
+      <w:pPr>
+        <w:spacing w:line="360" w:lineRule="auto"/>
+        <w:rPr>
+          <w:rFonts w:ascii="Times New Roman" w:hAnsi="Times New Roman" w:cs="Times New Roman"/>
+          <w:sz w:val="26"/>
+          <w:szCs w:val="26"/>
+        </w:rPr>
+      </w:pPr>
+      <w:r>
+        <w:rPr>
+          <w:rFonts w:ascii="Times New Roman" w:hAnsi="Times New Roman" w:cs="Times New Roman"/>
+          <w:sz w:val="26"/>
+          <w:szCs w:val="26"/>
+        </w:rPr>
+        <w:lastRenderedPageBreak/>
+        <w:drawing>
+          <wp:inline distT="0" distB="0" distL="0" distR="0" wp14:anchorId="349D4DEA" wp14:editId="719F39D9">
+            <wp:extent cx="5943600" cy="2993390"/>
+            <wp:effectExtent l="0" t="0" r="0" b="0"/>
+            <wp:docPr id="12" name="Picture 12"/>
+            <wp:cNvGraphicFramePr>
+              <a:graphicFrameLocks xmlns:a="http://schemas.openxmlformats.org/drawingml/2006/main" noChangeAspect="1"/>
+            </wp:cNvGraphicFramePr>
+            <a:graphic xmlns:a="http://schemas.openxmlformats.org/drawingml/2006/main">
+              <a:graphicData uri="http://schemas.openxmlformats.org/drawingml/2006/picture">
+                <pic:pic xmlns:pic="http://schemas.openxmlformats.org/drawingml/2006/picture">
+                  <pic:nvPicPr>
+                    <pic:cNvPr id="1" name=""/>
+                    <pic:cNvPicPr/>
+                  </pic:nvPicPr>
+                  <pic:blipFill>
+                    <a:blip r:embed="rId16"/>
+                    <a:stretch>
+                      <a:fillRect/>
+                    </a:stretch>
+                  </pic:blipFill>
+                  <pic:spPr>
+                    <a:xfrm>
+                      <a:off x="0" y="0"/>
+                      <a:ext cx="5943600" cy="2993390"/>
+                    </a:xfrm>
+                    <a:prstGeom prst="rect">
+                      <a:avLst/>
+                    </a:prstGeom>
+                  </pic:spPr>
+                </pic:pic>
+              </a:graphicData>
+            </a:graphic>
+          </wp:inline>
+        </w:drawing>
+      </w:r>
+    </w:p>
+    <w:p>
+      <w:pPr>
+        <w:spacing w:line="360" w:lineRule="auto"/>
+        <w:rPr>
+          <w:rFonts w:ascii="Times New Roman" w:hAnsi="Times New Roman" w:cs="Times New Roman"/>
+          <w:sz w:val="26"/>
+          <w:szCs w:val="26"/>
+        </w:rPr>
+      </w:pPr>
+      <w:r>
+        <w:rPr>
+          <w:rFonts w:ascii="Times New Roman" w:hAnsi="Times New Roman" w:cs="Times New Roman"/>
+          <w:noProof/>
+          <w:sz w:val="26"/>
+          <w:szCs w:val="26"/>
+        </w:rPr>
+        <w:drawing>
+          <wp:inline distT="0" distB="0" distL="0" distR="0" wp14:anchorId="4051085D" wp14:editId="48C19714">
+            <wp:extent cx="5943600" cy="4666615"/>
+            <wp:effectExtent l="0" t="0" r="0" b="635"/>
+            <wp:docPr id="5" name="Picture 5"/>
+            <wp:cNvGraphicFramePr>
+              <a:graphicFrameLocks xmlns:a="http://schemas.openxmlformats.org/drawingml/2006/main" noChangeAspect="1"/>
+            </wp:cNvGraphicFramePr>
+            <a:graphic xmlns:a="http://schemas.openxmlformats.org/drawingml/2006/main">
+              <a:graphicData uri="http://schemas.openxmlformats.org/drawingml/2006/picture">
+                <pic:pic xmlns:pic="http://schemas.openxmlformats.org/drawingml/2006/picture">
+                  <pic:nvPicPr>
+                    <pic:cNvPr id="1" name=""/>
+                    <pic:cNvPicPr/>
+                  </pic:nvPicPr>
+                  <pic:blipFill>
+                    <a:blip r:embed="rId17"/>
+                    <a:stretch>
+                      <a:fillRect/>
+                    </a:stretch>
+                  </pic:blipFill>
+                  <pic:spPr>
+                    <a:xfrm>
+                      <a:off x="0" y="0"/>
+                      <a:ext cx="5943600" cy="4666615"/>
+                    </a:xfrm>
+                    <a:prstGeom prst="rect">
+                      <a:avLst/>
+                    </a:prstGeom>
+                  </pic:spPr>
+                </pic:pic>
+              </a:graphicData>
+            </a:graphic>
+          </wp:inline>
+        </w:drawing>
+      </w:r>
+    </w:p>
+    <w:p>
+      <w:pPr>
+        <w:spacing w:line="360" w:lineRule="auto"/>
+        <w:rPr>
+          <w:rFonts w:ascii="Times New Roman" w:hAnsi="Times New Roman" w:cs="Times New Roman"/>
+          <w:sz w:val="26"/>
+          <w:szCs w:val="26"/>
+        </w:rPr>
+      </w:pPr>
+    </w:p>
+    <w:p>
+      <w:pPr>
+        <w:spacing w:line="360" w:lineRule="auto"/>
+        <w:rPr>
+          <w:rFonts w:ascii="Times New Roman" w:hAnsi="Times New Roman" w:cs="Times New Roman"/>
+          <w:b/>
+          <w:sz w:val="26"/>
+          <w:szCs w:val="26"/>
+        </w:rPr>
+      </w:pPr>
+      <w:r>
+        <w:rPr>
+          <w:rFonts w:ascii="Times New Roman" w:hAnsi="Times New Roman" w:cs="Times New Roman"/>
+          <w:b/>
+          <w:sz w:val="26"/>
+          <w:szCs w:val="26"/>
+        </w:rPr>
+        <w:t>4. Stategy Pattern</w:t>
+      </w:r>
+    </w:p>
+    <w:p>
+      <w:pPr>
+        <w:spacing w:before="100" w:beforeAutospacing="1" w:after="100" w:afterAutospacing="1" w:line="360" w:lineRule="auto"/>
+        <w:rPr>
+          <w:rFonts w:ascii="Times New Roman" w:eastAsia="Times New Roman" w:hAnsi="Times New Roman" w:cs="Times New Roman"/>
+          <w:sz w:val="26"/>
+          <w:szCs w:val="26"/>
+        </w:rPr>
+      </w:pPr>
+      <w:r>
+        <w:rPr>
+          <w:rFonts w:ascii="Times New Roman" w:eastAsia="Times New Roman" w:hAnsi="Times New Roman" w:cs="Times New Roman"/>
+          <w:sz w:val="26"/>
+          <w:szCs w:val="26"/>
+        </w:rPr>
+        <w:t>Hệ thống có nhiều cách ship:</w:t>
+      </w:r>
+    </w:p>
+    <w:p>
+      <w:pPr>
+        <w:numPr>
+          <w:ilvl w:val="0"/>
+          <w:numId w:val="10"/>
+        </w:numPr>
+        <w:spacing w:before="100" w:beforeAutospacing="1" w:after="100" w:afterAutospacing="1" w:line="360" w:lineRule="auto"/>
+        <w:rPr>
+          <w:rFonts w:ascii="Times New Roman" w:eastAsia="Times New Roman" w:hAnsi="Times New Roman" w:cs="Times New Roman"/>
+          <w:sz w:val="26"/>
+          <w:szCs w:val="26"/>
+        </w:rPr>
+      </w:pPr>
+      <w:r>
+        <w:rPr>
+          <w:rFonts w:ascii="Times New Roman" w:eastAsia="Times New Roman" w:hAnsi="Times New Roman" w:cs="Times New Roman"/>
+          <w:sz w:val="26"/>
+          <w:szCs w:val="26"/>
+        </w:rPr>
+        <w:t xml:space="preserve">giao nhanh, </w:t>
+      </w:r>
+    </w:p>
+    <w:p>
+      <w:pPr>
+        <w:numPr>
+          <w:ilvl w:val="0"/>
+          <w:numId w:val="10"/>
+        </w:numPr>
+        <w:spacing w:before="100" w:beforeAutospacing="1" w:after="100" w:afterAutospacing="1" w:line="360" w:lineRule="auto"/>
+        <w:rPr>
+          <w:rFonts w:ascii="Times New Roman" w:eastAsia="Times New Roman" w:hAnsi="Times New Roman" w:cs="Times New Roman"/>
+          <w:sz w:val="26"/>
+          <w:szCs w:val="26"/>
+        </w:rPr>
+      </w:pPr>
+      <w:r>
+        <w:rPr>
+          <w:rFonts w:ascii="Times New Roman" w:eastAsia="Times New Roman" w:hAnsi="Times New Roman" w:cs="Times New Roman"/>
+          <w:sz w:val="26"/>
+          <w:szCs w:val="26"/>
+        </w:rPr>
+        <w:t xml:space="preserve">giao thường, </w:t>
+      </w:r>
+    </w:p>
+    <w:p>
+      <w:pPr>
+        <w:numPr>
+          <w:ilvl w:val="0"/>
+          <w:numId w:val="10"/>
+        </w:numPr>
+        <w:spacing w:before="100" w:beforeAutospacing="1" w:after="100" w:afterAutospacing="1" w:line="360" w:lineRule="auto"/>
+        <w:rPr>
+          <w:rFonts w:ascii="Times New Roman" w:eastAsia="Times New Roman" w:hAnsi="Times New Roman" w:cs="Times New Roman"/>
+          <w:sz w:val="26"/>
+          <w:szCs w:val="26"/>
+        </w:rPr>
+      </w:pPr>
+      <w:r>
+        <w:rPr>
+          <w:rFonts w:ascii="Times New Roman" w:eastAsia="Times New Roman" w:hAnsi="Times New Roman" w:cs="Times New Roman"/>
+          <w:sz w:val="26"/>
+          <w:szCs w:val="26"/>
+        </w:rPr>
+        <w:t xml:space="preserve">sau này có thể thêm ship tiết kiệm. </w:t>
+      </w:r>
+    </w:p>
+    <w:p>
+      <w:pPr>
+        <w:spacing w:before="100" w:beforeAutospacing="1" w:after="100" w:afterAutospacing="1" w:line="360" w:lineRule="auto"/>
+        <w:rPr>
+          <w:rFonts w:ascii="Times New Roman" w:eastAsia="Times New Roman" w:hAnsi="Times New Roman" w:cs="Times New Roman"/>
+          <w:sz w:val="26"/>
+          <w:szCs w:val="26"/>
+        </w:rPr>
+      </w:pPr>
+      <w:r>
+        <w:rPr>
+          <w:rFonts w:ascii="Times New Roman" w:eastAsia="Times New Roman" w:hAnsi="Times New Roman" w:cs="Times New Roman"/>
+          <w:sz w:val="26"/>
+          <w:szCs w:val="26"/>
+        </w:rPr>
+        <w:t>Sử dụng Strategy Pattern để:</w:t>
+      </w:r>
+    </w:p>
+    <w:p>
+      <w:pPr>
+        <w:numPr>
+          <w:ilvl w:val="0"/>
+          <w:numId w:val="11"/>
+        </w:numPr>
+        <w:spacing w:before="100" w:beforeAutospacing="1" w:after="100" w:afterAutospacing="1" w:line="360" w:lineRule="auto"/>
+        <w:rPr>
+          <w:rFonts w:ascii="Times New Roman" w:eastAsia="Times New Roman" w:hAnsi="Times New Roman" w:cs="Times New Roman"/>
+          <w:sz w:val="26"/>
+          <w:szCs w:val="26"/>
+        </w:rPr>
+      </w:pPr>
+      <w:r>
+        <w:rPr>
+          <w:rFonts w:ascii="Times New Roman" w:eastAsia="Times New Roman" w:hAnsi="Times New Roman" w:cs="Times New Roman"/>
+          <w:sz w:val="26"/>
+          <w:szCs w:val="26"/>
+        </w:rPr>
+        <w:t xml:space="preserve">đóng gói từng thuật toán ship thành class riêng, </w:t>
+      </w:r>
+    </w:p>
+    <w:p>
+      <w:pPr>
+        <w:numPr>
+          <w:ilvl w:val="0"/>
+          <w:numId w:val="11"/>
+        </w:numPr>
+        <w:spacing w:before="100" w:beforeAutospacing="1" w:after="100" w:afterAutospacing="1" w:line="360" w:lineRule="auto"/>
+        <w:rPr>
+          <w:rFonts w:ascii="Times New Roman" w:eastAsia="Times New Roman" w:hAnsi="Times New Roman" w:cs="Times New Roman"/>
+          <w:sz w:val="26"/>
+          <w:szCs w:val="26"/>
+        </w:rPr>
+      </w:pPr>
+      <w:r>
+        <w:rPr>
+          <w:rFonts w:ascii="Times New Roman" w:eastAsia="Times New Roman" w:hAnsi="Times New Roman" w:cs="Times New Roman"/>
+          <w:sz w:val="26"/>
+          <w:szCs w:val="26"/>
+        </w:rPr>
+        <w:t>dễ thay đổi lúc runtime.</w:t>
+      </w:r>
+    </w:p>
+    <w:p>
+      <w:pPr>
+        <w:spacing w:before="100" w:beforeAutospacing="1" w:after="100" w:afterAutospacing="1" w:line="360" w:lineRule="auto"/>
+        <w:rPr>
+          <w:rFonts w:ascii="Times New Roman" w:eastAsia="Times New Roman" w:hAnsi="Times New Roman" w:cs="Times New Roman"/>
+          <w:sz w:val="26"/>
+          <w:szCs w:val="26"/>
+        </w:rPr>
+      </w:pPr>
+      <w:r>
+        <w:rPr>
+          <w:rFonts w:ascii="Times New Roman" w:eastAsia="Times New Roman" w:hAnsi="Times New Roman" w:cs="Times New Roman"/>
+          <w:sz w:val="26"/>
+          <w:szCs w:val="26"/>
+        </w:rPr>
+        <w:drawing>
+          <wp:inline distT="0" distB="0" distL="0" distR="0" wp14:anchorId="051FF6DC" wp14:editId="57D973C7">
+            <wp:extent cx="3749365" cy="3604572"/>
+            <wp:effectExtent l="0" t="0" r="3810" b="0"/>
+            <wp:docPr id="20" name="Picture 20"/>
+            <wp:cNvGraphicFramePr>
+              <a:graphicFrameLocks xmlns:a="http://schemas.openxmlformats.org/drawingml/2006/main" noChangeAspect="1"/>
+            </wp:cNvGraphicFramePr>
+            <a:graphic xmlns:a="http://schemas.openxmlformats.org/drawingml/2006/main">
+              <a:graphicData uri="http://schemas.openxmlformats.org/drawingml/2006/picture">
+                <pic:pic xmlns:pic="http://schemas.openxmlformats.org/drawingml/2006/picture">
+                  <pic:nvPicPr>
+                    <pic:cNvPr id="1" name=""/>
+                    <pic:cNvPicPr/>
+                  </pic:nvPicPr>
+                  <pic:blipFill>
+                    <a:blip r:embed="rId18"/>
+                    <a:stretch>
+                      <a:fillRect/>
+                    </a:stretch>
+                  </pic:blipFill>
+                  <pic:spPr>
+                    <a:xfrm>
+                      <a:off x="0" y="0"/>
+                      <a:ext cx="3749365" cy="3604572"/>
+                    </a:xfrm>
+                    <a:prstGeom prst="rect">
+                      <a:avLst/>
+                    </a:prstGeom>
+                  </pic:spPr>
+                </pic:pic>
+              </a:graphicData>
+            </a:graphic>
+          </wp:inline>
+        </w:drawing>
+      </w:r>
+    </w:p>
+    <w:p>
+      <w:pPr>
+        <w:spacing w:before="100" w:beforeAutospacing="1" w:after="100" w:afterAutospacing="1" w:line="360" w:lineRule="auto"/>
+        <w:rPr>
+          <w:rFonts w:ascii="Times New Roman" w:eastAsia="Times New Roman" w:hAnsi="Times New Roman" w:cs="Times New Roman"/>
+          <w:sz w:val="26"/>
+          <w:szCs w:val="26"/>
+        </w:rPr>
+      </w:pPr>
+      <w:r>
+        <w:rPr>
+          <w:rFonts w:ascii="Times New Roman" w:eastAsia="Times New Roman" w:hAnsi="Times New Roman" w:cs="Times New Roman"/>
+          <w:sz w:val="26"/>
+          <w:szCs w:val="26"/>
+        </w:rPr>
+        <w:lastRenderedPageBreak/>
+        <w:drawing>
+          <wp:inline distT="0" distB="0" distL="0" distR="0" wp14:anchorId="11579FDF" wp14:editId="0108A934">
+            <wp:extent cx="5943600" cy="2992120"/>
+            <wp:effectExtent l="0" t="0" r="0" b="0"/>
+            <wp:docPr id="13" name="Picture 13"/>
+            <wp:cNvGraphicFramePr>
+              <a:graphicFrameLocks xmlns:a="http://schemas.openxmlformats.org/drawingml/2006/main" noChangeAspect="1"/>
+            </wp:cNvGraphicFramePr>
+            <a:graphic xmlns:a="http://schemas.openxmlformats.org/drawingml/2006/main">
+              <a:graphicData uri="http://schemas.openxmlformats.org/drawingml/2006/picture">
+                <pic:pic xmlns:pic="http://schemas.openxmlformats.org/drawingml/2006/picture">
+                  <pic:nvPicPr>
+                    <pic:cNvPr id="1" name=""/>
+                    <pic:cNvPicPr/>
+                  </pic:nvPicPr>
+                  <pic:blipFill>
+                    <a:blip r:embed="rId19"/>
+                    <a:stretch>
+                      <a:fillRect/>
+                    </a:stretch>
+                  </pic:blipFill>
+                  <pic:spPr>
+                    <a:xfrm>
+                      <a:off x="0" y="0"/>
+                      <a:ext cx="5943600" cy="2992120"/>
+                    </a:xfrm>
+                    <a:prstGeom prst="rect">
+                      <a:avLst/>
+                    </a:prstGeom>
+                  </pic:spPr>
+                </pic:pic>
+              </a:graphicData>
+            </a:graphic>
+          </wp:inline>
+        </w:drawing>
+      </w:r>
+    </w:p>
+    <w:p>
+      <w:pPr>
+        <w:spacing w:before="100" w:beforeAutospacing="1" w:after="100" w:afterAutospacing="1" w:line="360" w:lineRule="auto"/>
+        <w:rPr>
+          <w:rFonts w:ascii="Times New Roman" w:eastAsia="Times New Roman" w:hAnsi="Times New Roman" w:cs="Times New Roman"/>
+          <w:sz w:val="26"/>
+          <w:szCs w:val="26"/>
+        </w:rPr>
+      </w:pPr>
+      <w:r>
+        <w:rPr>
+          <w:rFonts w:ascii="Times New Roman" w:eastAsia="Times New Roman" w:hAnsi="Times New Roman" w:cs="Times New Roman"/>
+          <w:sz w:val="26"/>
+          <w:szCs w:val="26"/>
+        </w:rPr>
+        <w:drawing>
+          <wp:inline distT="0" distB="0" distL="0" distR="0" wp14:anchorId="0F0452CF" wp14:editId="77449649">
+            <wp:extent cx="5943600" cy="2981325"/>
+            <wp:effectExtent l="0" t="0" r="0" b="9525"/>
+            <wp:docPr id="14" name="Picture 14"/>
+            <wp:cNvGraphicFramePr>
+              <a:graphicFrameLocks xmlns:a="http://schemas.openxmlformats.org/drawingml/2006/main" noChangeAspect="1"/>
+            </wp:cNvGraphicFramePr>
+            <a:graphic xmlns:a="http://schemas.openxmlformats.org/drawingml/2006/main">
+              <a:graphicData uri="http://schemas.openxmlformats.org/drawingml/2006/picture">
+                <pic:pic xmlns:pic="http://schemas.openxmlformats.org/drawingml/2006/picture">
+                  <pic:nvPicPr>
+                    <pic:cNvPr id="1" name=""/>
+                    <pic:cNvPicPr/>
+                  </pic:nvPicPr>
+                  <pic:blipFill>
+                    <a:blip r:embed="rId20"/>
+                    <a:stretch>
+                      <a:fillRect/>
+                    </a:stretch>
+                  </pic:blipFill>
+                  <pic:spPr>
+                    <a:xfrm>
+                      <a:off x="0" y="0"/>
+                      <a:ext cx="5943600" cy="2981325"/>
+                    </a:xfrm>
+                    <a:prstGeom prst="rect">
+                      <a:avLst/>
+                    </a:prstGeom>
+                  </pic:spPr>
+                </pic:pic>
+              </a:graphicData>
+            </a:graphic>
+          </wp:inline>
+        </w:drawing>
+      </w:r>
+    </w:p>
+    <w:p>
+      <w:pPr>
+        <w:spacing w:line="360" w:lineRule="auto"/>
+        <w:rPr>
+          <w:rFonts w:ascii="Times New Roman" w:hAnsi="Times New Roman" w:cs="Times New Roman"/>
+          <w:sz w:val="26"/>
+          <w:szCs w:val="26"/>
+        </w:rPr>
+      </w:pPr>
+    </w:p>
+    <w:p>
+      <w:pPr>
+        <w:spacing w:line="360" w:lineRule="auto"/>
+        <w:rPr>
+          <w:rFonts w:ascii="Times New Roman" w:hAnsi="Times New Roman" w:cs="Times New Roman"/>
+          <w:sz w:val="26"/>
+          <w:szCs w:val="26"/>
+        </w:rPr>
+      </w:pPr>
+      <w:r>
+        <w:rPr>
+          <w:rFonts w:ascii="Times New Roman" w:hAnsi="Times New Roman" w:cs="Times New Roman"/>
+          <w:noProof/>
+          <w:sz w:val="26"/>
+          <w:szCs w:val="26"/>
+        </w:rPr>
+        <w:lastRenderedPageBreak/>
+        <w:drawing>
+          <wp:inline distT="0" distB="0" distL="0" distR="0" wp14:anchorId="5B41634D" wp14:editId="54856405">
+            <wp:extent cx="5943600" cy="4660900"/>
+            <wp:effectExtent l="0" t="0" r="0" b="6350"/>
+            <wp:docPr id="6" name="Picture 6"/>
+            <wp:cNvGraphicFramePr>
+              <a:graphicFrameLocks xmlns:a="http://schemas.openxmlformats.org/drawingml/2006/main" noChangeAspect="1"/>
+            </wp:cNvGraphicFramePr>
+            <a:graphic xmlns:a="http://schemas.openxmlformats.org/drawingml/2006/main">
+              <a:graphicData uri="http://schemas.openxmlformats.org/drawingml/2006/picture">
+                <pic:pic xmlns:pic="http://schemas.openxmlformats.org/drawingml/2006/picture">
+                  <pic:nvPicPr>
+                    <pic:cNvPr id="1" name=""/>
+                    <pic:cNvPicPr/>
+                  </pic:nvPicPr>
+                  <pic:blipFill>
+                    <a:blip r:embed="rId21"/>
+                    <a:stretch>
+                      <a:fillRect/>
+                    </a:stretch>
+                  </pic:blipFill>
+                  <pic:spPr>
+                    <a:xfrm>
+                      <a:off x="0" y="0"/>
+                      <a:ext cx="5943600" cy="4660900"/>
+                    </a:xfrm>
+                    <a:prstGeom prst="rect">
+                      <a:avLst/>
+                    </a:prstGeom>
+                  </pic:spPr>
+                </pic:pic>
+              </a:graphicData>
+            </a:graphic>
+          </wp:inline>
+        </w:drawing>
+      </w:r>
+    </w:p>
+    <w:p>
+      <w:pPr>
+        <w:spacing w:line="360" w:lineRule="auto"/>
+        <w:rPr>
+          <w:rFonts w:ascii="Times New Roman" w:hAnsi="Times New Roman" w:cs="Times New Roman"/>
+          <w:sz w:val="26"/>
+          <w:szCs w:val="26"/>
+        </w:rPr>
+      </w:pPr>
+    </w:p>
+    <w:p>
+      <w:pPr>
+        <w:rPr>
+          <w:rFonts w:ascii="Times New Roman" w:hAnsi="Times New Roman" w:cs="Times New Roman"/>
+          <w:b/>
+          <w:sz w:val="26"/>
+          <w:szCs w:val="26"/>
+        </w:rPr>
+      </w:pPr>
+      <w:r>
+        <w:rPr>
+          <w:rFonts w:ascii="Times New Roman" w:hAnsi="Times New Roman" w:cs="Times New Roman"/>
+          <w:b/>
+          <w:sz w:val="26"/>
+          <w:szCs w:val="26"/>
+        </w:rPr>
+        <w:br w:type="page"/>
+      </w:r>
+    </w:p>
+    <w:p>
+      <w:pPr>
+        <w:spacing w:line="360" w:lineRule="auto"/>
+        <w:rPr>
+          <w:rFonts w:ascii="Times New Roman" w:hAnsi="Times New Roman" w:cs="Times New Roman"/>
+          <w:b/>
+          <w:sz w:val="26"/>
+          <w:szCs w:val="26"/>
+        </w:rPr>
+      </w:pPr>
+      <w:bookmarkStart w:id="0" w:name="_GoBack"/>
+      <w:bookmarkEnd w:id="0"/>
+      <w:r>
+        <w:rPr>
+          <w:rFonts w:ascii="Times New Roman" w:hAnsi="Times New Roman" w:cs="Times New Roman"/>
+          <w:b/>
+          <w:sz w:val="26"/>
+          <w:szCs w:val="26"/>
+        </w:rPr>
+        <w:lastRenderedPageBreak/>
+        <w:t>5</w:t>
+      </w:r>
+      <w:r>
+        <w:rPr>
+          <w:rFonts w:ascii="Times New Roman" w:hAnsi="Times New Roman" w:cs="Times New Roman"/>
+          <w:b/>
+          <w:sz w:val="26"/>
+          <w:szCs w:val="26"/>
+        </w:rPr>
+        <w:t>. Decorator Pattern</w:t>
+      </w:r>
+    </w:p>
+    <w:p>
+      <w:pPr>
+        <w:spacing w:before="100" w:beforeAutospacing="1" w:after="100" w:afterAutospacing="1" w:line="360" w:lineRule="auto"/>
+        <w:rPr>
+          <w:rFonts w:ascii="Times New Roman" w:eastAsia="Times New Roman" w:hAnsi="Times New Roman" w:cs="Times New Roman"/>
+          <w:sz w:val="26"/>
+          <w:szCs w:val="26"/>
+        </w:rPr>
+      </w:pPr>
+      <w:r>
+        <w:rPr>
+          <w:rFonts w:ascii="Times New Roman" w:eastAsia="Times New Roman" w:hAnsi="Times New Roman" w:cs="Times New Roman"/>
+          <w:sz w:val="26"/>
+          <w:szCs w:val="26"/>
+        </w:rPr>
+        <w:t>Sau khi xử lý đơn hàng, hệ thống muốn:</w:t>
+      </w:r>
+    </w:p>
+    <w:p>
+      <w:pPr>
+        <w:numPr>
+          <w:ilvl w:val="0"/>
+          <w:numId w:val="12"/>
+        </w:numPr>
+        <w:spacing w:before="100" w:beforeAutospacing="1" w:after="100" w:afterAutospacing="1" w:line="360" w:lineRule="auto"/>
+        <w:rPr>
+          <w:rFonts w:ascii="Times New Roman" w:eastAsia="Times New Roman" w:hAnsi="Times New Roman" w:cs="Times New Roman"/>
+          <w:sz w:val="26"/>
+          <w:szCs w:val="26"/>
+        </w:rPr>
+      </w:pPr>
+      <w:r>
+        <w:rPr>
+          <w:rFonts w:ascii="Times New Roman" w:eastAsia="Times New Roman" w:hAnsi="Times New Roman" w:cs="Times New Roman"/>
+          <w:sz w:val="26"/>
+          <w:szCs w:val="26"/>
+        </w:rPr>
+        <w:t xml:space="preserve">thêm tracking, </w:t>
+      </w:r>
+    </w:p>
+    <w:p>
+      <w:pPr>
+        <w:numPr>
+          <w:ilvl w:val="0"/>
+          <w:numId w:val="12"/>
+        </w:numPr>
+        <w:spacing w:before="100" w:beforeAutospacing="1" w:after="100" w:afterAutospacing="1" w:line="360" w:lineRule="auto"/>
+        <w:rPr>
+          <w:rFonts w:ascii="Times New Roman" w:eastAsia="Times New Roman" w:hAnsi="Times New Roman" w:cs="Times New Roman"/>
+          <w:sz w:val="26"/>
+          <w:szCs w:val="26"/>
+        </w:rPr>
+      </w:pPr>
+      <w:r>
+        <w:rPr>
+          <w:rFonts w:ascii="Times New Roman" w:eastAsia="Times New Roman" w:hAnsi="Times New Roman" w:cs="Times New Roman"/>
+          <w:sz w:val="26"/>
+          <w:szCs w:val="26"/>
+        </w:rPr>
+        <w:t xml:space="preserve">logging, </w:t>
+      </w:r>
+    </w:p>
+    <w:p>
+      <w:pPr>
+        <w:numPr>
+          <w:ilvl w:val="0"/>
+          <w:numId w:val="12"/>
+        </w:numPr>
+        <w:spacing w:before="100" w:beforeAutospacing="1" w:after="100" w:afterAutospacing="1" w:line="360" w:lineRule="auto"/>
+        <w:rPr>
+          <w:rFonts w:ascii="Times New Roman" w:eastAsia="Times New Roman" w:hAnsi="Times New Roman" w:cs="Times New Roman"/>
+          <w:sz w:val="26"/>
+          <w:szCs w:val="26"/>
+        </w:rPr>
+      </w:pPr>
+      <w:proofErr w:type="gramStart"/>
+      <w:r>
+        <w:rPr>
+          <w:rFonts w:ascii="Times New Roman" w:eastAsia="Times New Roman" w:hAnsi="Times New Roman" w:cs="Times New Roman"/>
+          <w:sz w:val="26"/>
+          <w:szCs w:val="26"/>
+        </w:rPr>
+        <w:t>notification,...</w:t>
+      </w:r>
+      <w:proofErr w:type="gramEnd"/>
+      <w:r>
+        <w:rPr>
+          <w:rFonts w:ascii="Times New Roman" w:eastAsia="Times New Roman" w:hAnsi="Times New Roman" w:cs="Times New Roman"/>
+          <w:sz w:val="26"/>
+          <w:szCs w:val="26"/>
+        </w:rPr>
+        <w:t xml:space="preserve"> </w:t>
+      </w:r>
+    </w:p>
+    <w:p>
+      <w:pPr>
+        <w:spacing w:before="100" w:beforeAutospacing="1" w:after="100" w:afterAutospacing="1" w:line="360" w:lineRule="auto"/>
+        <w:rPr>
+          <w:rFonts w:ascii="Times New Roman" w:eastAsia="Times New Roman" w:hAnsi="Times New Roman" w:cs="Times New Roman"/>
+          <w:sz w:val="26"/>
+          <w:szCs w:val="26"/>
+        </w:rPr>
+      </w:pPr>
+      <w:r>
+        <w:rPr>
+          <w:rFonts w:ascii="Times New Roman" w:eastAsia="Times New Roman" w:hAnsi="Times New Roman" w:cs="Times New Roman"/>
+          <w:sz w:val="26"/>
+          <w:szCs w:val="26"/>
+        </w:rPr>
+        <w:t>Nhưng không muốn sửa class gốc.</w:t>
+      </w:r>
+    </w:p>
+    <w:p>
+      <w:pPr>
+        <w:spacing w:before="100" w:beforeAutospacing="1" w:after="100" w:afterAutospacing="1" w:line="360" w:lineRule="auto"/>
+        <w:rPr>
+          <w:rFonts w:ascii="Times New Roman" w:eastAsia="Times New Roman" w:hAnsi="Times New Roman" w:cs="Times New Roman"/>
+          <w:sz w:val="26"/>
+          <w:szCs w:val="26"/>
+        </w:rPr>
+      </w:pPr>
+      <w:r>
+        <w:rPr>
+          <w:rFonts w:ascii="Times New Roman" w:eastAsia="Times New Roman" w:hAnsi="Times New Roman" w:cs="Times New Roman"/>
+          <w:sz w:val="26"/>
+          <w:szCs w:val="26"/>
+        </w:rPr>
+        <w:t>Sử dụng Decorator Pattern để:</w:t>
+      </w:r>
+    </w:p>
+    <w:p>
+      <w:pPr>
+        <w:numPr>
+          <w:ilvl w:val="0"/>
+          <w:numId w:val="13"/>
+        </w:numPr>
+        <w:spacing w:before="100" w:beforeAutospacing="1" w:after="100" w:afterAutospacing="1" w:line="360" w:lineRule="auto"/>
+        <w:rPr>
+          <w:rFonts w:ascii="Times New Roman" w:eastAsia="Times New Roman" w:hAnsi="Times New Roman" w:cs="Times New Roman"/>
+          <w:sz w:val="26"/>
+          <w:szCs w:val="26"/>
+        </w:rPr>
+      </w:pPr>
+      <w:r>
+        <w:rPr>
+          <w:rFonts w:ascii="Times New Roman" w:eastAsia="Times New Roman" w:hAnsi="Times New Roman" w:cs="Times New Roman"/>
+          <w:sz w:val="26"/>
+          <w:szCs w:val="26"/>
+        </w:rPr>
+        <w:t xml:space="preserve">mở rộng chức năng động, </w:t>
+      </w:r>
+    </w:p>
+    <w:p>
+      <w:pPr>
+        <w:numPr>
+          <w:ilvl w:val="0"/>
+          <w:numId w:val="13"/>
+        </w:numPr>
+        <w:spacing w:before="100" w:beforeAutospacing="1" w:after="100" w:afterAutospacing="1" w:line="360" w:lineRule="auto"/>
+        <w:rPr>
+          <w:rFonts w:ascii="Times New Roman" w:eastAsia="Times New Roman" w:hAnsi="Times New Roman" w:cs="Times New Roman"/>
+          <w:sz w:val="26"/>
+          <w:szCs w:val="26"/>
+        </w:rPr>
+      </w:pPr>
+      <w:r>
+        <w:rPr>
+          <w:rFonts w:ascii="Times New Roman" w:eastAsia="Times New Roman" w:hAnsi="Times New Roman" w:cs="Times New Roman"/>
+          <w:sz w:val="26"/>
+          <w:szCs w:val="26"/>
+        </w:rPr>
+        <w:t>giữ nguyên code cũ.</w:t>
+      </w:r>
+    </w:p>
+    <w:p>
+      <w:pPr>
+        <w:spacing w:before="100" w:beforeAutospacing="1" w:after="100" w:afterAutospacing="1" w:line="360" w:lineRule="auto"/>
+        <w:ind w:left="360"/>
+        <w:rPr>
+          <w:rFonts w:ascii="Times New Roman" w:eastAsia="Times New Roman" w:hAnsi="Times New Roman" w:cs="Times New Roman"/>
+          <w:sz w:val="26"/>
+          <w:szCs w:val="26"/>
+        </w:rPr>
+      </w:pPr>
+    </w:p>
+    <w:p>
+      <w:pPr>
+        <w:spacing w:before="100" w:beforeAutospacing="1" w:after="100" w:afterAutospacing="1" w:line="360" w:lineRule="auto"/>
+        <w:ind w:left="360"/>
+        <w:rPr>
+          <w:rFonts w:ascii="Times New Roman" w:eastAsia="Times New Roman" w:hAnsi="Times New Roman" w:cs="Times New Roman"/>
+          <w:sz w:val="26"/>
+          <w:szCs w:val="26"/>
+        </w:rPr>
+      </w:pPr>
+      <w:r>
+        <w:rPr>
+          <w:rFonts w:ascii="Times New Roman" w:eastAsia="Times New Roman" w:hAnsi="Times New Roman" w:cs="Times New Roman"/>
+          <w:sz w:val="26"/>
+          <w:szCs w:val="26"/>
+        </w:rPr>
+        <w:drawing>
+          <wp:inline distT="0" distB="0" distL="0" distR="0" wp14:anchorId="365E3A45" wp14:editId="67D671FE">
+            <wp:extent cx="4198620" cy="3393440"/>
+            <wp:effectExtent l="0" t="0" r="0" b="0"/>
+            <wp:docPr id="21" name="Picture 21"/>
+            <wp:cNvGraphicFramePr>
+              <a:graphicFrameLocks xmlns:a="http://schemas.openxmlformats.org/drawingml/2006/main" noChangeAspect="1"/>
+            </wp:cNvGraphicFramePr>
+            <a:graphic xmlns:a="http://schemas.openxmlformats.org/drawingml/2006/main">
+              <a:graphicData uri="http://schemas.openxmlformats.org/drawingml/2006/picture">
+                <pic:pic xmlns:pic="http://schemas.openxmlformats.org/drawingml/2006/picture">
+                  <pic:nvPicPr>
+                    <pic:cNvPr id="1" name=""/>
+                    <pic:cNvPicPr/>
+                  </pic:nvPicPr>
+                  <pic:blipFill rotWithShape="1">
+                    <a:blip r:embed="rId22"/>
+                    <a:srcRect t="5650"/>
+                    <a:stretch/>
+                  </pic:blipFill>
+                  <pic:spPr bwMode="auto">
+                    <a:xfrm>
+                      <a:off x="0" y="0"/>
+                      <a:ext cx="4198984" cy="3393734"/>
+                    </a:xfrm>
+                    <a:prstGeom prst="rect">
+                      <a:avLst/>
+                    </a:prstGeom>
+                    <a:ln>
+                      <a:noFill/>
+                    </a:ln>
+                    <a:extLst>
+                      <a:ext uri="{53640926-AAD7-44D8-BBD7-CCE9431645EC}">
+                        <a14:shadowObscured xmlns:a14="http://schemas.microsoft.com/office/drawing/2010/main"/>
+                      </a:ext>
+                    </a:extLst>
+                  </pic:spPr>
+                </pic:pic>
+              </a:graphicData>
+            </a:graphic>
+          </wp:inline>
+        </w:drawing>
+      </w:r>
+    </w:p>
+    <w:p>
+      <w:pPr>
+        <w:spacing w:line="360" w:lineRule="auto"/>
+        <w:rPr>
+          <w:rFonts w:ascii="Times New Roman" w:hAnsi="Times New Roman" w:cs="Times New Roman"/>
+          <w:sz w:val="26"/>
+          <w:szCs w:val="26"/>
+        </w:rPr>
+      </w:pPr>
+      <w:r>
+        <w:rPr>
+          <w:rFonts w:ascii="Times New Roman" w:hAnsi="Times New Roman" w:cs="Times New Roman"/>
+          <w:sz w:val="26"/>
+          <w:szCs w:val="26"/>
+        </w:rPr>
+        <w:lastRenderedPageBreak/>
+        <w:drawing>
+          <wp:inline distT="0" distB="0" distL="0" distR="0" wp14:anchorId="1C1D40F7" wp14:editId="70396ECE">
+            <wp:extent cx="5943600" cy="3154680"/>
+            <wp:effectExtent l="0" t="0" r="0" b="7620"/>
+            <wp:docPr id="15" name="Picture 15"/>
+            <wp:cNvGraphicFramePr>
+              <a:graphicFrameLocks xmlns:a="http://schemas.openxmlformats.org/drawingml/2006/main" noChangeAspect="1"/>
+            </wp:cNvGraphicFramePr>
+            <a:graphic xmlns:a="http://schemas.openxmlformats.org/drawingml/2006/main">
+              <a:graphicData uri="http://schemas.openxmlformats.org/drawingml/2006/picture">
+                <pic:pic xmlns:pic="http://schemas.openxmlformats.org/drawingml/2006/picture">
+                  <pic:nvPicPr>
+                    <pic:cNvPr id="1" name=""/>
+                    <pic:cNvPicPr/>
+                  </pic:nvPicPr>
+                  <pic:blipFill>
+                    <a:blip r:embed="rId23"/>
+                    <a:stretch>
+                      <a:fillRect/>
+                    </a:stretch>
+                  </pic:blipFill>
+                  <pic:spPr>
+                    <a:xfrm>
+                      <a:off x="0" y="0"/>
+                      <a:ext cx="5943600" cy="3154680"/>
+                    </a:xfrm>
+                    <a:prstGeom prst="rect">
+                      <a:avLst/>
+                    </a:prstGeom>
+                  </pic:spPr>
+                </pic:pic>
+              </a:graphicData>
+            </a:graphic>
+          </wp:inline>
+        </w:drawing>
+      </w:r>
+    </w:p>
+    <w:p>
+      <w:pPr>
+        <w:spacing w:line="360" w:lineRule="auto"/>
+        <w:rPr>
+          <w:rFonts w:ascii="Times New Roman" w:hAnsi="Times New Roman" w:cs="Times New Roman"/>
+          <w:sz w:val="26"/>
+          <w:szCs w:val="26"/>
+        </w:rPr>
+      </w:pPr>
+      <w:r>
+        <w:rPr>
+          <w:rFonts w:ascii="Times New Roman" w:hAnsi="Times New Roman" w:cs="Times New Roman"/>
+          <w:sz w:val="26"/>
+          <w:szCs w:val="26"/>
+        </w:rPr>
+        <w:drawing>
+          <wp:inline distT="0" distB="0" distL="0" distR="0" wp14:anchorId="5356F6B3" wp14:editId="03A791BD">
+            <wp:extent cx="5943600" cy="3161030"/>
+            <wp:effectExtent l="0" t="0" r="0" b="1270"/>
+            <wp:docPr id="16" name="Picture 16"/>
+            <wp:cNvGraphicFramePr>
+              <a:graphicFrameLocks xmlns:a="http://schemas.openxmlformats.org/drawingml/2006/main" noChangeAspect="1"/>
+            </wp:cNvGraphicFramePr>
+            <a:graphic xmlns:a="http://schemas.openxmlformats.org/drawingml/2006/main">
+              <a:graphicData uri="http://schemas.openxmlformats.org/drawingml/2006/picture">
+                <pic:pic xmlns:pic="http://schemas.openxmlformats.org/drawingml/2006/picture">
+                  <pic:nvPicPr>
+                    <pic:cNvPr id="1" name=""/>
+                    <pic:cNvPicPr/>
+                  </pic:nvPicPr>
+                  <pic:blipFill>
+                    <a:blip r:embed="rId24"/>
+                    <a:stretch>
+                      <a:fillRect/>
+                    </a:stretch>
+                  </pic:blipFill>
+                  <pic:spPr>
+                    <a:xfrm>
+                      <a:off x="0" y="0"/>
+                      <a:ext cx="5943600" cy="3161030"/>
+                    </a:xfrm>
+                    <a:prstGeom prst="rect">
+                      <a:avLst/>
+                    </a:prstGeom>
+                  </pic:spPr>
+                </pic:pic>
+              </a:graphicData>
+            </a:graphic>
+          </wp:inline>
+        </w:drawing>
+      </w:r>
+    </w:p>
+    <w:p>
+      <w:pPr>
+        <w:spacing w:line="360" w:lineRule="auto"/>
+        <w:rPr>
+          <w:rFonts w:ascii="Times New Roman" w:hAnsi="Times New Roman" w:cs="Times New Roman"/>
+          <w:sz w:val="26"/>
+          <w:szCs w:val="26"/>
+        </w:rPr>
+      </w:pPr>
+      <w:r>
+        <w:rPr>
+          <w:rFonts w:ascii="Times New Roman" w:hAnsi="Times New Roman" w:cs="Times New Roman"/>
+          <w:noProof/>
+          <w:sz w:val="26"/>
+          <w:szCs w:val="26"/>
+        </w:rPr>
+        <w:lastRenderedPageBreak/>
+        <w:drawing>
+          <wp:inline distT="0" distB="0" distL="0" distR="0" wp14:anchorId="3B25256E" wp14:editId="289F528E">
+            <wp:extent cx="5943600" cy="4683125"/>
+            <wp:effectExtent l="0" t="0" r="0" b="3175"/>
+            <wp:docPr id="7" name="Picture 7"/>
+            <wp:cNvGraphicFramePr>
+              <a:graphicFrameLocks xmlns:a="http://schemas.openxmlformats.org/drawingml/2006/main" noChangeAspect="1"/>
+            </wp:cNvGraphicFramePr>
+            <a:graphic xmlns:a="http://schemas.openxmlformats.org/drawingml/2006/main">
+              <a:graphicData uri="http://schemas.openxmlformats.org/drawingml/2006/picture">
+                <pic:pic xmlns:pic="http://schemas.openxmlformats.org/drawingml/2006/picture">
+                  <pic:nvPicPr>
+                    <pic:cNvPr id="1" name=""/>
+                    <pic:cNvPicPr/>
+                  </pic:nvPicPr>
+                  <pic:blipFill>
+                    <a:blip r:embed="rId25"/>
+                    <a:stretch>
+                      <a:fillRect/>
+                    </a:stretch>
+                  </pic:blipFill>
+                  <pic:spPr>
+                    <a:xfrm>
+                      <a:off x="0" y="0"/>
                       <a:ext cx="5943600" cy="4683125"/>
                     </a:xfrm>
                     <a:prstGeom prst="rect">
@@ -486,6 +2338,1977 @@
     </w:sectPr>
   </w:body>
 </w:document>
+</file>
+
+<file path=word/endnotes.xml><?xml version="1.0" encoding="utf-8"?>
+<w:endnotes xmlns:wpc="http://schemas.microsoft.com/office/word/2010/wordprocessingCanvas" xmlns:cx="http://schemas.microsoft.com/office/drawing/2014/chartex" xmlns:mc="http://schemas.openxmlformats.org/markup-compatibility/2006" xmlns:o="urn:schemas-microsoft-com:office:office" xmlns:r="http://schemas.openxmlformats.org/officeDocument/2006/relationships" xmlns:m="http://schemas.openxmlformats.org/officeDocument/2006/math" xmlns:v="urn:schemas-microsoft-com:vml" xmlns:wp14="http://schemas.microsoft.com/office/word/2010/wordprocessingDrawing" xmlns:wp="http://schemas.openxmlformats.org/drawingml/2006/wordprocessingDrawing" xmlns:w10="urn:schemas-microsoft-com:office:word" xmlns:w="http://schemas.openxmlformats.org/wordprocessingml/2006/main" xmlns:w14="http://schemas.microsoft.com/office/word/2010/wordml" xmlns:w15="http://schemas.microsoft.com/office/word/2012/wordml" xmlns:w16se="http://schemas.microsoft.com/office/word/2015/wordml/symex" xmlns:wpg="http://schemas.microsoft.com/office/word/2010/wordprocessingGroup" xmlns:wpi="http://schemas.microsoft.com/office/word/2010/wordprocessingInk" xmlns:wne="http://schemas.microsoft.com/office/word/2006/wordml" xmlns:wps="http://schemas.microsoft.com/office/word/2010/wordprocessingShape" mc:Ignorable="w14 w15 w16se wp14">
+  <w:endnote w:type="separator" w:id="-1">
+    <w:p>
+      <w:pPr>
+        <w:spacing w:after="0" w:line="240" w:lineRule="auto"/>
+      </w:pPr>
+      <w:r>
+        <w:separator/>
+      </w:r>
+    </w:p>
+  </w:endnote>
+  <w:endnote w:type="continuationSeparator" w:id="0">
+    <w:p>
+      <w:pPr>
+        <w:spacing w:after="0" w:line="240" w:lineRule="auto"/>
+      </w:pPr>
+      <w:r>
+        <w:continuationSeparator/>
+      </w:r>
+    </w:p>
+  </w:endnote>
+</w:endnotes>
+</file>
+
+<file path=word/footnotes.xml><?xml version="1.0" encoding="utf-8"?>
+<w:footnotes xmlns:wpc="http://schemas.microsoft.com/office/word/2010/wordprocessingCanvas" xmlns:cx="http://schemas.microsoft.com/office/drawing/2014/chartex" xmlns:mc="http://schemas.openxmlformats.org/markup-compatibility/2006" xmlns:o="urn:schemas-microsoft-com:office:office" xmlns:r="http://schemas.openxmlformats.org/officeDocument/2006/relationships" xmlns:m="http://schemas.openxmlformats.org/officeDocument/2006/math" xmlns:v="urn:schemas-microsoft-com:vml" xmlns:wp14="http://schemas.microsoft.com/office/word/2010/wordprocessingDrawing" xmlns:wp="http://schemas.openxmlformats.org/drawingml/2006/wordprocessingDrawing" xmlns:w10="urn:schemas-microsoft-com:office:word" xmlns:w="http://schemas.openxmlformats.org/wordprocessingml/2006/main" xmlns:w14="http://schemas.microsoft.com/office/word/2010/wordml" xmlns:w15="http://schemas.microsoft.com/office/word/2012/wordml" xmlns:w16se="http://schemas.microsoft.com/office/word/2015/wordml/symex" xmlns:wpg="http://schemas.microsoft.com/office/word/2010/wordprocessingGroup" xmlns:wpi="http://schemas.microsoft.com/office/word/2010/wordprocessingInk" xmlns:wne="http://schemas.microsoft.com/office/word/2006/wordml" xmlns:wps="http://schemas.microsoft.com/office/word/2010/wordprocessingShape" mc:Ignorable="w14 w15 w16se wp14">
+  <w:footnote w:type="separator" w:id="-1">
+    <w:p>
+      <w:pPr>
+        <w:spacing w:after="0" w:line="240" w:lineRule="auto"/>
+      </w:pPr>
+      <w:r>
+        <w:separator/>
+      </w:r>
+    </w:p>
+  </w:footnote>
+  <w:footnote w:type="continuationSeparator" w:id="0">
+    <w:p>
+      <w:pPr>
+        <w:spacing w:after="0" w:line="240" w:lineRule="auto"/>
+      </w:pPr>
+      <w:r>
+        <w:continuationSeparator/>
+      </w:r>
+    </w:p>
+  </w:footnote>
+</w:footnotes>
+</file>
+
+<file path=word/numbering.xml><?xml version="1.0" encoding="utf-8"?>
+<w:numbering xmlns:wpc="http://schemas.microsoft.com/office/word/2010/wordprocessingCanvas" xmlns:cx="http://schemas.microsoft.com/office/drawing/2014/chartex" xmlns:mc="http://schemas.openxmlformats.org/markup-compatibility/2006" xmlns:o="urn:schemas-microsoft-com:office:office" xmlns:r="http://schemas.openxmlformats.org/officeDocument/2006/relationships" xmlns:m="http://schemas.openxmlformats.org/officeDocument/2006/math" xmlns:v="urn:schemas-microsoft-com:vml" xmlns:wp14="http://schemas.microsoft.com/office/word/2010/wordprocessingDrawing" xmlns:wp="http://schemas.openxmlformats.org/drawingml/2006/wordprocessingDrawing" xmlns:w10="urn:schemas-microsoft-com:office:word" xmlns:w="http://schemas.openxmlformats.org/wordprocessingml/2006/main" xmlns:w14="http://schemas.microsoft.com/office/word/2010/wordml" xmlns:w15="http://schemas.microsoft.com/office/word/2012/wordml" xmlns:w16se="http://schemas.microsoft.com/office/word/2015/wordml/symex" xmlns:wpg="http://schemas.microsoft.com/office/word/2010/wordprocessingGroup" xmlns:wpi="http://schemas.microsoft.com/office/word/2010/wordprocessingInk" xmlns:wne="http://schemas.microsoft.com/office/word/2006/wordml" xmlns:wps="http://schemas.microsoft.com/office/word/2010/wordprocessingShape" mc:Ignorable="w14 w15 w16se wp14">
+  <w:abstractNum w:abstractNumId="0" w15:restartNumberingAfterBreak="0">
+    <w:nsid w:val="057A4161"/>
+    <w:multiLevelType w:val="multilevel"/>
+    <w:tmpl w:val="CDEA0666"/>
+    <w:lvl w:ilvl="0">
+      <w:start w:val="1"/>
+      <w:numFmt w:val="bullet"/>
+      <w:lvlText w:val=""/>
+      <w:lvlJc w:val="left"/>
+      <w:pPr>
+        <w:tabs>
+          <w:tab w:val="num" w:pos="720"/>
+        </w:tabs>
+        <w:ind w:left="720" w:hanging="360"/>
+      </w:pPr>
+      <w:rPr>
+        <w:rFonts w:ascii="Symbol" w:hAnsi="Symbol" w:hint="default"/>
+        <w:sz w:val="20"/>
+      </w:rPr>
+    </w:lvl>
+    <w:lvl w:ilvl="1" w:tentative="1">
+      <w:start w:val="1"/>
+      <w:numFmt w:val="bullet"/>
+      <w:lvlText w:val="o"/>
+      <w:lvlJc w:val="left"/>
+      <w:pPr>
+        <w:tabs>
+          <w:tab w:val="num" w:pos="1440"/>
+        </w:tabs>
+        <w:ind w:left="1440" w:hanging="360"/>
+      </w:pPr>
+      <w:rPr>
+        <w:rFonts w:ascii="Courier New" w:hAnsi="Courier New" w:hint="default"/>
+        <w:sz w:val="20"/>
+      </w:rPr>
+    </w:lvl>
+    <w:lvl w:ilvl="2" w:tentative="1">
+      <w:start w:val="1"/>
+      <w:numFmt w:val="bullet"/>
+      <w:lvlText w:val=""/>
+      <w:lvlJc w:val="left"/>
+      <w:pPr>
+        <w:tabs>
+          <w:tab w:val="num" w:pos="2160"/>
+        </w:tabs>
+        <w:ind w:left="2160" w:hanging="360"/>
+      </w:pPr>
+      <w:rPr>
+        <w:rFonts w:ascii="Wingdings" w:hAnsi="Wingdings" w:hint="default"/>
+        <w:sz w:val="20"/>
+      </w:rPr>
+    </w:lvl>
+    <w:lvl w:ilvl="3" w:tentative="1">
+      <w:start w:val="1"/>
+      <w:numFmt w:val="bullet"/>
+      <w:lvlText w:val=""/>
+      <w:lvlJc w:val="left"/>
+      <w:pPr>
+        <w:tabs>
+          <w:tab w:val="num" w:pos="2880"/>
+        </w:tabs>
+        <w:ind w:left="2880" w:hanging="360"/>
+      </w:pPr>
+      <w:rPr>
+        <w:rFonts w:ascii="Wingdings" w:hAnsi="Wingdings" w:hint="default"/>
+        <w:sz w:val="20"/>
+      </w:rPr>
+    </w:lvl>
+    <w:lvl w:ilvl="4" w:tentative="1">
+      <w:start w:val="1"/>
+      <w:numFmt w:val="bullet"/>
+      <w:lvlText w:val=""/>
+      <w:lvlJc w:val="left"/>
+      <w:pPr>
+        <w:tabs>
+          <w:tab w:val="num" w:pos="3600"/>
+        </w:tabs>
+        <w:ind w:left="3600" w:hanging="360"/>
+      </w:pPr>
+      <w:rPr>
+        <w:rFonts w:ascii="Wingdings" w:hAnsi="Wingdings" w:hint="default"/>
+        <w:sz w:val="20"/>
+      </w:rPr>
+    </w:lvl>
+    <w:lvl w:ilvl="5" w:tentative="1">
+      <w:start w:val="1"/>
+      <w:numFmt w:val="bullet"/>
+      <w:lvlText w:val=""/>
+      <w:lvlJc w:val="left"/>
+      <w:pPr>
+        <w:tabs>
+          <w:tab w:val="num" w:pos="4320"/>
+        </w:tabs>
+        <w:ind w:left="4320" w:hanging="360"/>
+      </w:pPr>
+      <w:rPr>
+        <w:rFonts w:ascii="Wingdings" w:hAnsi="Wingdings" w:hint="default"/>
+        <w:sz w:val="20"/>
+      </w:rPr>
+    </w:lvl>
+    <w:lvl w:ilvl="6" w:tentative="1">
+      <w:start w:val="1"/>
+      <w:numFmt w:val="bullet"/>
+      <w:lvlText w:val=""/>
+      <w:lvlJc w:val="left"/>
+      <w:pPr>
+        <w:tabs>
+          <w:tab w:val="num" w:pos="5040"/>
+        </w:tabs>
+        <w:ind w:left="5040" w:hanging="360"/>
+      </w:pPr>
+      <w:rPr>
+        <w:rFonts w:ascii="Wingdings" w:hAnsi="Wingdings" w:hint="default"/>
+        <w:sz w:val="20"/>
+      </w:rPr>
+    </w:lvl>
+    <w:lvl w:ilvl="7" w:tentative="1">
+      <w:start w:val="1"/>
+      <w:numFmt w:val="bullet"/>
+      <w:lvlText w:val=""/>
+      <w:lvlJc w:val="left"/>
+      <w:pPr>
+        <w:tabs>
+          <w:tab w:val="num" w:pos="5760"/>
+        </w:tabs>
+        <w:ind w:left="5760" w:hanging="360"/>
+      </w:pPr>
+      <w:rPr>
+        <w:rFonts w:ascii="Wingdings" w:hAnsi="Wingdings" w:hint="default"/>
+        <w:sz w:val="20"/>
+      </w:rPr>
+    </w:lvl>
+    <w:lvl w:ilvl="8" w:tentative="1">
+      <w:start w:val="1"/>
+      <w:numFmt w:val="bullet"/>
+      <w:lvlText w:val=""/>
+      <w:lvlJc w:val="left"/>
+      <w:pPr>
+        <w:tabs>
+          <w:tab w:val="num" w:pos="6480"/>
+        </w:tabs>
+        <w:ind w:left="6480" w:hanging="360"/>
+      </w:pPr>
+      <w:rPr>
+        <w:rFonts w:ascii="Wingdings" w:hAnsi="Wingdings" w:hint="default"/>
+        <w:sz w:val="20"/>
+      </w:rPr>
+    </w:lvl>
+  </w:abstractNum>
+  <w:abstractNum w:abstractNumId="1" w15:restartNumberingAfterBreak="0">
+    <w:nsid w:val="17F5561E"/>
+    <w:multiLevelType w:val="multilevel"/>
+    <w:tmpl w:val="0C58FB40"/>
+    <w:lvl w:ilvl="0">
+      <w:start w:val="1"/>
+      <w:numFmt w:val="bullet"/>
+      <w:lvlText w:val=""/>
+      <w:lvlJc w:val="left"/>
+      <w:pPr>
+        <w:tabs>
+          <w:tab w:val="num" w:pos="720"/>
+        </w:tabs>
+        <w:ind w:left="720" w:hanging="360"/>
+      </w:pPr>
+      <w:rPr>
+        <w:rFonts w:ascii="Symbol" w:hAnsi="Symbol" w:hint="default"/>
+        <w:sz w:val="20"/>
+      </w:rPr>
+    </w:lvl>
+    <w:lvl w:ilvl="1" w:tentative="1">
+      <w:start w:val="1"/>
+      <w:numFmt w:val="bullet"/>
+      <w:lvlText w:val="o"/>
+      <w:lvlJc w:val="left"/>
+      <w:pPr>
+        <w:tabs>
+          <w:tab w:val="num" w:pos="1440"/>
+        </w:tabs>
+        <w:ind w:left="1440" w:hanging="360"/>
+      </w:pPr>
+      <w:rPr>
+        <w:rFonts w:ascii="Courier New" w:hAnsi="Courier New" w:hint="default"/>
+        <w:sz w:val="20"/>
+      </w:rPr>
+    </w:lvl>
+    <w:lvl w:ilvl="2" w:tentative="1">
+      <w:start w:val="1"/>
+      <w:numFmt w:val="bullet"/>
+      <w:lvlText w:val=""/>
+      <w:lvlJc w:val="left"/>
+      <w:pPr>
+        <w:tabs>
+          <w:tab w:val="num" w:pos="2160"/>
+        </w:tabs>
+        <w:ind w:left="2160" w:hanging="360"/>
+      </w:pPr>
+      <w:rPr>
+        <w:rFonts w:ascii="Wingdings" w:hAnsi="Wingdings" w:hint="default"/>
+        <w:sz w:val="20"/>
+      </w:rPr>
+    </w:lvl>
+    <w:lvl w:ilvl="3" w:tentative="1">
+      <w:start w:val="1"/>
+      <w:numFmt w:val="bullet"/>
+      <w:lvlText w:val=""/>
+      <w:lvlJc w:val="left"/>
+      <w:pPr>
+        <w:tabs>
+          <w:tab w:val="num" w:pos="2880"/>
+        </w:tabs>
+        <w:ind w:left="2880" w:hanging="360"/>
+      </w:pPr>
+      <w:rPr>
+        <w:rFonts w:ascii="Wingdings" w:hAnsi="Wingdings" w:hint="default"/>
+        <w:sz w:val="20"/>
+      </w:rPr>
+    </w:lvl>
+    <w:lvl w:ilvl="4" w:tentative="1">
+      <w:start w:val="1"/>
+      <w:numFmt w:val="bullet"/>
+      <w:lvlText w:val=""/>
+      <w:lvlJc w:val="left"/>
+      <w:pPr>
+        <w:tabs>
+          <w:tab w:val="num" w:pos="3600"/>
+        </w:tabs>
+        <w:ind w:left="3600" w:hanging="360"/>
+      </w:pPr>
+      <w:rPr>
+        <w:rFonts w:ascii="Wingdings" w:hAnsi="Wingdings" w:hint="default"/>
+        <w:sz w:val="20"/>
+      </w:rPr>
+    </w:lvl>
+    <w:lvl w:ilvl="5" w:tentative="1">
+      <w:start w:val="1"/>
+      <w:numFmt w:val="bullet"/>
+      <w:lvlText w:val=""/>
+      <w:lvlJc w:val="left"/>
+      <w:pPr>
+        <w:tabs>
+          <w:tab w:val="num" w:pos="4320"/>
+        </w:tabs>
+        <w:ind w:left="4320" w:hanging="360"/>
+      </w:pPr>
+      <w:rPr>
+        <w:rFonts w:ascii="Wingdings" w:hAnsi="Wingdings" w:hint="default"/>
+        <w:sz w:val="20"/>
+      </w:rPr>
+    </w:lvl>
+    <w:lvl w:ilvl="6" w:tentative="1">
+      <w:start w:val="1"/>
+      <w:numFmt w:val="bullet"/>
+      <w:lvlText w:val=""/>
+      <w:lvlJc w:val="left"/>
+      <w:pPr>
+        <w:tabs>
+          <w:tab w:val="num" w:pos="5040"/>
+        </w:tabs>
+        <w:ind w:left="5040" w:hanging="360"/>
+      </w:pPr>
+      <w:rPr>
+        <w:rFonts w:ascii="Wingdings" w:hAnsi="Wingdings" w:hint="default"/>
+        <w:sz w:val="20"/>
+      </w:rPr>
+    </w:lvl>
+    <w:lvl w:ilvl="7" w:tentative="1">
+      <w:start w:val="1"/>
+      <w:numFmt w:val="bullet"/>
+      <w:lvlText w:val=""/>
+      <w:lvlJc w:val="left"/>
+      <w:pPr>
+        <w:tabs>
+          <w:tab w:val="num" w:pos="5760"/>
+        </w:tabs>
+        <w:ind w:left="5760" w:hanging="360"/>
+      </w:pPr>
+      <w:rPr>
+        <w:rFonts w:ascii="Wingdings" w:hAnsi="Wingdings" w:hint="default"/>
+        <w:sz w:val="20"/>
+      </w:rPr>
+    </w:lvl>
+    <w:lvl w:ilvl="8" w:tentative="1">
+      <w:start w:val="1"/>
+      <w:numFmt w:val="bullet"/>
+      <w:lvlText w:val=""/>
+      <w:lvlJc w:val="left"/>
+      <w:pPr>
+        <w:tabs>
+          <w:tab w:val="num" w:pos="6480"/>
+        </w:tabs>
+        <w:ind w:left="6480" w:hanging="360"/>
+      </w:pPr>
+      <w:rPr>
+        <w:rFonts w:ascii="Wingdings" w:hAnsi="Wingdings" w:hint="default"/>
+        <w:sz w:val="20"/>
+      </w:rPr>
+    </w:lvl>
+  </w:abstractNum>
+  <w:abstractNum w:abstractNumId="2" w15:restartNumberingAfterBreak="0">
+    <w:nsid w:val="23117A8F"/>
+    <w:multiLevelType w:val="multilevel"/>
+    <w:tmpl w:val="341EEFD0"/>
+    <w:lvl w:ilvl="0">
+      <w:start w:val="1"/>
+      <w:numFmt w:val="bullet"/>
+      <w:lvlText w:val=""/>
+      <w:lvlJc w:val="left"/>
+      <w:pPr>
+        <w:tabs>
+          <w:tab w:val="num" w:pos="720"/>
+        </w:tabs>
+        <w:ind w:left="720" w:hanging="360"/>
+      </w:pPr>
+      <w:rPr>
+        <w:rFonts w:ascii="Symbol" w:hAnsi="Symbol" w:hint="default"/>
+        <w:sz w:val="20"/>
+      </w:rPr>
+    </w:lvl>
+    <w:lvl w:ilvl="1" w:tentative="1">
+      <w:start w:val="1"/>
+      <w:numFmt w:val="bullet"/>
+      <w:lvlText w:val="o"/>
+      <w:lvlJc w:val="left"/>
+      <w:pPr>
+        <w:tabs>
+          <w:tab w:val="num" w:pos="1440"/>
+        </w:tabs>
+        <w:ind w:left="1440" w:hanging="360"/>
+      </w:pPr>
+      <w:rPr>
+        <w:rFonts w:ascii="Courier New" w:hAnsi="Courier New" w:hint="default"/>
+        <w:sz w:val="20"/>
+      </w:rPr>
+    </w:lvl>
+    <w:lvl w:ilvl="2" w:tentative="1">
+      <w:start w:val="1"/>
+      <w:numFmt w:val="bullet"/>
+      <w:lvlText w:val=""/>
+      <w:lvlJc w:val="left"/>
+      <w:pPr>
+        <w:tabs>
+          <w:tab w:val="num" w:pos="2160"/>
+        </w:tabs>
+        <w:ind w:left="2160" w:hanging="360"/>
+      </w:pPr>
+      <w:rPr>
+        <w:rFonts w:ascii="Wingdings" w:hAnsi="Wingdings" w:hint="default"/>
+        <w:sz w:val="20"/>
+      </w:rPr>
+    </w:lvl>
+    <w:lvl w:ilvl="3" w:tentative="1">
+      <w:start w:val="1"/>
+      <w:numFmt w:val="bullet"/>
+      <w:lvlText w:val=""/>
+      <w:lvlJc w:val="left"/>
+      <w:pPr>
+        <w:tabs>
+          <w:tab w:val="num" w:pos="2880"/>
+        </w:tabs>
+        <w:ind w:left="2880" w:hanging="360"/>
+      </w:pPr>
+      <w:rPr>
+        <w:rFonts w:ascii="Wingdings" w:hAnsi="Wingdings" w:hint="default"/>
+        <w:sz w:val="20"/>
+      </w:rPr>
+    </w:lvl>
+    <w:lvl w:ilvl="4" w:tentative="1">
+      <w:start w:val="1"/>
+      <w:numFmt w:val="bullet"/>
+      <w:lvlText w:val=""/>
+      <w:lvlJc w:val="left"/>
+      <w:pPr>
+        <w:tabs>
+          <w:tab w:val="num" w:pos="3600"/>
+        </w:tabs>
+        <w:ind w:left="3600" w:hanging="360"/>
+      </w:pPr>
+      <w:rPr>
+        <w:rFonts w:ascii="Wingdings" w:hAnsi="Wingdings" w:hint="default"/>
+        <w:sz w:val="20"/>
+      </w:rPr>
+    </w:lvl>
+    <w:lvl w:ilvl="5" w:tentative="1">
+      <w:start w:val="1"/>
+      <w:numFmt w:val="bullet"/>
+      <w:lvlText w:val=""/>
+      <w:lvlJc w:val="left"/>
+      <w:pPr>
+        <w:tabs>
+          <w:tab w:val="num" w:pos="4320"/>
+        </w:tabs>
+        <w:ind w:left="4320" w:hanging="360"/>
+      </w:pPr>
+      <w:rPr>
+        <w:rFonts w:ascii="Wingdings" w:hAnsi="Wingdings" w:hint="default"/>
+        <w:sz w:val="20"/>
+      </w:rPr>
+    </w:lvl>
+    <w:lvl w:ilvl="6" w:tentative="1">
+      <w:start w:val="1"/>
+      <w:numFmt w:val="bullet"/>
+      <w:lvlText w:val=""/>
+      <w:lvlJc w:val="left"/>
+      <w:pPr>
+        <w:tabs>
+          <w:tab w:val="num" w:pos="5040"/>
+        </w:tabs>
+        <w:ind w:left="5040" w:hanging="360"/>
+      </w:pPr>
+      <w:rPr>
+        <w:rFonts w:ascii="Wingdings" w:hAnsi="Wingdings" w:hint="default"/>
+        <w:sz w:val="20"/>
+      </w:rPr>
+    </w:lvl>
+    <w:lvl w:ilvl="7" w:tentative="1">
+      <w:start w:val="1"/>
+      <w:numFmt w:val="bullet"/>
+      <w:lvlText w:val=""/>
+      <w:lvlJc w:val="left"/>
+      <w:pPr>
+        <w:tabs>
+          <w:tab w:val="num" w:pos="5760"/>
+        </w:tabs>
+        <w:ind w:left="5760" w:hanging="360"/>
+      </w:pPr>
+      <w:rPr>
+        <w:rFonts w:ascii="Wingdings" w:hAnsi="Wingdings" w:hint="default"/>
+        <w:sz w:val="20"/>
+      </w:rPr>
+    </w:lvl>
+    <w:lvl w:ilvl="8" w:tentative="1">
+      <w:start w:val="1"/>
+      <w:numFmt w:val="bullet"/>
+      <w:lvlText w:val=""/>
+      <w:lvlJc w:val="left"/>
+      <w:pPr>
+        <w:tabs>
+          <w:tab w:val="num" w:pos="6480"/>
+        </w:tabs>
+        <w:ind w:left="6480" w:hanging="360"/>
+      </w:pPr>
+      <w:rPr>
+        <w:rFonts w:ascii="Wingdings" w:hAnsi="Wingdings" w:hint="default"/>
+        <w:sz w:val="20"/>
+      </w:rPr>
+    </w:lvl>
+  </w:abstractNum>
+  <w:abstractNum w:abstractNumId="3" w15:restartNumberingAfterBreak="0">
+    <w:nsid w:val="2E9A1875"/>
+    <w:multiLevelType w:val="multilevel"/>
+    <w:tmpl w:val="02BC3B08"/>
+    <w:lvl w:ilvl="0">
+      <w:start w:val="1"/>
+      <w:numFmt w:val="bullet"/>
+      <w:lvlText w:val=""/>
+      <w:lvlJc w:val="left"/>
+      <w:pPr>
+        <w:tabs>
+          <w:tab w:val="num" w:pos="720"/>
+        </w:tabs>
+        <w:ind w:left="720" w:hanging="360"/>
+      </w:pPr>
+      <w:rPr>
+        <w:rFonts w:ascii="Symbol" w:hAnsi="Symbol" w:hint="default"/>
+        <w:sz w:val="20"/>
+      </w:rPr>
+    </w:lvl>
+    <w:lvl w:ilvl="1" w:tentative="1">
+      <w:start w:val="1"/>
+      <w:numFmt w:val="bullet"/>
+      <w:lvlText w:val="o"/>
+      <w:lvlJc w:val="left"/>
+      <w:pPr>
+        <w:tabs>
+          <w:tab w:val="num" w:pos="1440"/>
+        </w:tabs>
+        <w:ind w:left="1440" w:hanging="360"/>
+      </w:pPr>
+      <w:rPr>
+        <w:rFonts w:ascii="Courier New" w:hAnsi="Courier New" w:hint="default"/>
+        <w:sz w:val="20"/>
+      </w:rPr>
+    </w:lvl>
+    <w:lvl w:ilvl="2" w:tentative="1">
+      <w:start w:val="1"/>
+      <w:numFmt w:val="bullet"/>
+      <w:lvlText w:val=""/>
+      <w:lvlJc w:val="left"/>
+      <w:pPr>
+        <w:tabs>
+          <w:tab w:val="num" w:pos="2160"/>
+        </w:tabs>
+        <w:ind w:left="2160" w:hanging="360"/>
+      </w:pPr>
+      <w:rPr>
+        <w:rFonts w:ascii="Wingdings" w:hAnsi="Wingdings" w:hint="default"/>
+        <w:sz w:val="20"/>
+      </w:rPr>
+    </w:lvl>
+    <w:lvl w:ilvl="3" w:tentative="1">
+      <w:start w:val="1"/>
+      <w:numFmt w:val="bullet"/>
+      <w:lvlText w:val=""/>
+      <w:lvlJc w:val="left"/>
+      <w:pPr>
+        <w:tabs>
+          <w:tab w:val="num" w:pos="2880"/>
+        </w:tabs>
+        <w:ind w:left="2880" w:hanging="360"/>
+      </w:pPr>
+      <w:rPr>
+        <w:rFonts w:ascii="Wingdings" w:hAnsi="Wingdings" w:hint="default"/>
+        <w:sz w:val="20"/>
+      </w:rPr>
+    </w:lvl>
+    <w:lvl w:ilvl="4" w:tentative="1">
+      <w:start w:val="1"/>
+      <w:numFmt w:val="bullet"/>
+      <w:lvlText w:val=""/>
+      <w:lvlJc w:val="left"/>
+      <w:pPr>
+        <w:tabs>
+          <w:tab w:val="num" w:pos="3600"/>
+        </w:tabs>
+        <w:ind w:left="3600" w:hanging="360"/>
+      </w:pPr>
+      <w:rPr>
+        <w:rFonts w:ascii="Wingdings" w:hAnsi="Wingdings" w:hint="default"/>
+        <w:sz w:val="20"/>
+      </w:rPr>
+    </w:lvl>
+    <w:lvl w:ilvl="5" w:tentative="1">
+      <w:start w:val="1"/>
+      <w:numFmt w:val="bullet"/>
+      <w:lvlText w:val=""/>
+      <w:lvlJc w:val="left"/>
+      <w:pPr>
+        <w:tabs>
+          <w:tab w:val="num" w:pos="4320"/>
+        </w:tabs>
+        <w:ind w:left="4320" w:hanging="360"/>
+      </w:pPr>
+      <w:rPr>
+        <w:rFonts w:ascii="Wingdings" w:hAnsi="Wingdings" w:hint="default"/>
+        <w:sz w:val="20"/>
+      </w:rPr>
+    </w:lvl>
+    <w:lvl w:ilvl="6" w:tentative="1">
+      <w:start w:val="1"/>
+      <w:numFmt w:val="bullet"/>
+      <w:lvlText w:val=""/>
+      <w:lvlJc w:val="left"/>
+      <w:pPr>
+        <w:tabs>
+          <w:tab w:val="num" w:pos="5040"/>
+        </w:tabs>
+        <w:ind w:left="5040" w:hanging="360"/>
+      </w:pPr>
+      <w:rPr>
+        <w:rFonts w:ascii="Wingdings" w:hAnsi="Wingdings" w:hint="default"/>
+        <w:sz w:val="20"/>
+      </w:rPr>
+    </w:lvl>
+    <w:lvl w:ilvl="7" w:tentative="1">
+      <w:start w:val="1"/>
+      <w:numFmt w:val="bullet"/>
+      <w:lvlText w:val=""/>
+      <w:lvlJc w:val="left"/>
+      <w:pPr>
+        <w:tabs>
+          <w:tab w:val="num" w:pos="5760"/>
+        </w:tabs>
+        <w:ind w:left="5760" w:hanging="360"/>
+      </w:pPr>
+      <w:rPr>
+        <w:rFonts w:ascii="Wingdings" w:hAnsi="Wingdings" w:hint="default"/>
+        <w:sz w:val="20"/>
+      </w:rPr>
+    </w:lvl>
+    <w:lvl w:ilvl="8" w:tentative="1">
+      <w:start w:val="1"/>
+      <w:numFmt w:val="bullet"/>
+      <w:lvlText w:val=""/>
+      <w:lvlJc w:val="left"/>
+      <w:pPr>
+        <w:tabs>
+          <w:tab w:val="num" w:pos="6480"/>
+        </w:tabs>
+        <w:ind w:left="6480" w:hanging="360"/>
+      </w:pPr>
+      <w:rPr>
+        <w:rFonts w:ascii="Wingdings" w:hAnsi="Wingdings" w:hint="default"/>
+        <w:sz w:val="20"/>
+      </w:rPr>
+    </w:lvl>
+  </w:abstractNum>
+  <w:abstractNum w:abstractNumId="4" w15:restartNumberingAfterBreak="0">
+    <w:nsid w:val="3C775DDE"/>
+    <w:multiLevelType w:val="multilevel"/>
+    <w:tmpl w:val="A824E0D6"/>
+    <w:lvl w:ilvl="0">
+      <w:start w:val="1"/>
+      <w:numFmt w:val="bullet"/>
+      <w:lvlText w:val=""/>
+      <w:lvlJc w:val="left"/>
+      <w:pPr>
+        <w:tabs>
+          <w:tab w:val="num" w:pos="720"/>
+        </w:tabs>
+        <w:ind w:left="720" w:hanging="360"/>
+      </w:pPr>
+      <w:rPr>
+        <w:rFonts w:ascii="Symbol" w:hAnsi="Symbol" w:hint="default"/>
+        <w:sz w:val="20"/>
+      </w:rPr>
+    </w:lvl>
+    <w:lvl w:ilvl="1" w:tentative="1">
+      <w:start w:val="1"/>
+      <w:numFmt w:val="bullet"/>
+      <w:lvlText w:val="o"/>
+      <w:lvlJc w:val="left"/>
+      <w:pPr>
+        <w:tabs>
+          <w:tab w:val="num" w:pos="1440"/>
+        </w:tabs>
+        <w:ind w:left="1440" w:hanging="360"/>
+      </w:pPr>
+      <w:rPr>
+        <w:rFonts w:ascii="Courier New" w:hAnsi="Courier New" w:hint="default"/>
+        <w:sz w:val="20"/>
+      </w:rPr>
+    </w:lvl>
+    <w:lvl w:ilvl="2" w:tentative="1">
+      <w:start w:val="1"/>
+      <w:numFmt w:val="bullet"/>
+      <w:lvlText w:val=""/>
+      <w:lvlJc w:val="left"/>
+      <w:pPr>
+        <w:tabs>
+          <w:tab w:val="num" w:pos="2160"/>
+        </w:tabs>
+        <w:ind w:left="2160" w:hanging="360"/>
+      </w:pPr>
+      <w:rPr>
+        <w:rFonts w:ascii="Wingdings" w:hAnsi="Wingdings" w:hint="default"/>
+        <w:sz w:val="20"/>
+      </w:rPr>
+    </w:lvl>
+    <w:lvl w:ilvl="3" w:tentative="1">
+      <w:start w:val="1"/>
+      <w:numFmt w:val="bullet"/>
+      <w:lvlText w:val=""/>
+      <w:lvlJc w:val="left"/>
+      <w:pPr>
+        <w:tabs>
+          <w:tab w:val="num" w:pos="2880"/>
+        </w:tabs>
+        <w:ind w:left="2880" w:hanging="360"/>
+      </w:pPr>
+      <w:rPr>
+        <w:rFonts w:ascii="Wingdings" w:hAnsi="Wingdings" w:hint="default"/>
+        <w:sz w:val="20"/>
+      </w:rPr>
+    </w:lvl>
+    <w:lvl w:ilvl="4" w:tentative="1">
+      <w:start w:val="1"/>
+      <w:numFmt w:val="bullet"/>
+      <w:lvlText w:val=""/>
+      <w:lvlJc w:val="left"/>
+      <w:pPr>
+        <w:tabs>
+          <w:tab w:val="num" w:pos="3600"/>
+        </w:tabs>
+        <w:ind w:left="3600" w:hanging="360"/>
+      </w:pPr>
+      <w:rPr>
+        <w:rFonts w:ascii="Wingdings" w:hAnsi="Wingdings" w:hint="default"/>
+        <w:sz w:val="20"/>
+      </w:rPr>
+    </w:lvl>
+    <w:lvl w:ilvl="5" w:tentative="1">
+      <w:start w:val="1"/>
+      <w:numFmt w:val="bullet"/>
+      <w:lvlText w:val=""/>
+      <w:lvlJc w:val="left"/>
+      <w:pPr>
+        <w:tabs>
+          <w:tab w:val="num" w:pos="4320"/>
+        </w:tabs>
+        <w:ind w:left="4320" w:hanging="360"/>
+      </w:pPr>
+      <w:rPr>
+        <w:rFonts w:ascii="Wingdings" w:hAnsi="Wingdings" w:hint="default"/>
+        <w:sz w:val="20"/>
+      </w:rPr>
+    </w:lvl>
+    <w:lvl w:ilvl="6" w:tentative="1">
+      <w:start w:val="1"/>
+      <w:numFmt w:val="bullet"/>
+      <w:lvlText w:val=""/>
+      <w:lvlJc w:val="left"/>
+      <w:pPr>
+        <w:tabs>
+          <w:tab w:val="num" w:pos="5040"/>
+        </w:tabs>
+        <w:ind w:left="5040" w:hanging="360"/>
+      </w:pPr>
+      <w:rPr>
+        <w:rFonts w:ascii="Wingdings" w:hAnsi="Wingdings" w:hint="default"/>
+        <w:sz w:val="20"/>
+      </w:rPr>
+    </w:lvl>
+    <w:lvl w:ilvl="7" w:tentative="1">
+      <w:start w:val="1"/>
+      <w:numFmt w:val="bullet"/>
+      <w:lvlText w:val=""/>
+      <w:lvlJc w:val="left"/>
+      <w:pPr>
+        <w:tabs>
+          <w:tab w:val="num" w:pos="5760"/>
+        </w:tabs>
+        <w:ind w:left="5760" w:hanging="360"/>
+      </w:pPr>
+      <w:rPr>
+        <w:rFonts w:ascii="Wingdings" w:hAnsi="Wingdings" w:hint="default"/>
+        <w:sz w:val="20"/>
+      </w:rPr>
+    </w:lvl>
+    <w:lvl w:ilvl="8" w:tentative="1">
+      <w:start w:val="1"/>
+      <w:numFmt w:val="bullet"/>
+      <w:lvlText w:val=""/>
+      <w:lvlJc w:val="left"/>
+      <w:pPr>
+        <w:tabs>
+          <w:tab w:val="num" w:pos="6480"/>
+        </w:tabs>
+        <w:ind w:left="6480" w:hanging="360"/>
+      </w:pPr>
+      <w:rPr>
+        <w:rFonts w:ascii="Wingdings" w:hAnsi="Wingdings" w:hint="default"/>
+        <w:sz w:val="20"/>
+      </w:rPr>
+    </w:lvl>
+  </w:abstractNum>
+  <w:abstractNum w:abstractNumId="5" w15:restartNumberingAfterBreak="0">
+    <w:nsid w:val="51555E68"/>
+    <w:multiLevelType w:val="multilevel"/>
+    <w:tmpl w:val="FFA61F36"/>
+    <w:lvl w:ilvl="0">
+      <w:start w:val="1"/>
+      <w:numFmt w:val="bullet"/>
+      <w:lvlText w:val=""/>
+      <w:lvlJc w:val="left"/>
+      <w:pPr>
+        <w:tabs>
+          <w:tab w:val="num" w:pos="720"/>
+        </w:tabs>
+        <w:ind w:left="720" w:hanging="360"/>
+      </w:pPr>
+      <w:rPr>
+        <w:rFonts w:ascii="Symbol" w:hAnsi="Symbol" w:hint="default"/>
+        <w:sz w:val="20"/>
+      </w:rPr>
+    </w:lvl>
+    <w:lvl w:ilvl="1" w:tentative="1">
+      <w:start w:val="1"/>
+      <w:numFmt w:val="bullet"/>
+      <w:lvlText w:val="o"/>
+      <w:lvlJc w:val="left"/>
+      <w:pPr>
+        <w:tabs>
+          <w:tab w:val="num" w:pos="1440"/>
+        </w:tabs>
+        <w:ind w:left="1440" w:hanging="360"/>
+      </w:pPr>
+      <w:rPr>
+        <w:rFonts w:ascii="Courier New" w:hAnsi="Courier New" w:hint="default"/>
+        <w:sz w:val="20"/>
+      </w:rPr>
+    </w:lvl>
+    <w:lvl w:ilvl="2" w:tentative="1">
+      <w:start w:val="1"/>
+      <w:numFmt w:val="bullet"/>
+      <w:lvlText w:val=""/>
+      <w:lvlJc w:val="left"/>
+      <w:pPr>
+        <w:tabs>
+          <w:tab w:val="num" w:pos="2160"/>
+        </w:tabs>
+        <w:ind w:left="2160" w:hanging="360"/>
+      </w:pPr>
+      <w:rPr>
+        <w:rFonts w:ascii="Wingdings" w:hAnsi="Wingdings" w:hint="default"/>
+        <w:sz w:val="20"/>
+      </w:rPr>
+    </w:lvl>
+    <w:lvl w:ilvl="3" w:tentative="1">
+      <w:start w:val="1"/>
+      <w:numFmt w:val="bullet"/>
+      <w:lvlText w:val=""/>
+      <w:lvlJc w:val="left"/>
+      <w:pPr>
+        <w:tabs>
+          <w:tab w:val="num" w:pos="2880"/>
+        </w:tabs>
+        <w:ind w:left="2880" w:hanging="360"/>
+      </w:pPr>
+      <w:rPr>
+        <w:rFonts w:ascii="Wingdings" w:hAnsi="Wingdings" w:hint="default"/>
+        <w:sz w:val="20"/>
+      </w:rPr>
+    </w:lvl>
+    <w:lvl w:ilvl="4" w:tentative="1">
+      <w:start w:val="1"/>
+      <w:numFmt w:val="bullet"/>
+      <w:lvlText w:val=""/>
+      <w:lvlJc w:val="left"/>
+      <w:pPr>
+        <w:tabs>
+          <w:tab w:val="num" w:pos="3600"/>
+        </w:tabs>
+        <w:ind w:left="3600" w:hanging="360"/>
+      </w:pPr>
+      <w:rPr>
+        <w:rFonts w:ascii="Wingdings" w:hAnsi="Wingdings" w:hint="default"/>
+        <w:sz w:val="20"/>
+      </w:rPr>
+    </w:lvl>
+    <w:lvl w:ilvl="5" w:tentative="1">
+      <w:start w:val="1"/>
+      <w:numFmt w:val="bullet"/>
+      <w:lvlText w:val=""/>
+      <w:lvlJc w:val="left"/>
+      <w:pPr>
+        <w:tabs>
+          <w:tab w:val="num" w:pos="4320"/>
+        </w:tabs>
+        <w:ind w:left="4320" w:hanging="360"/>
+      </w:pPr>
+      <w:rPr>
+        <w:rFonts w:ascii="Wingdings" w:hAnsi="Wingdings" w:hint="default"/>
+        <w:sz w:val="20"/>
+      </w:rPr>
+    </w:lvl>
+    <w:lvl w:ilvl="6" w:tentative="1">
+      <w:start w:val="1"/>
+      <w:numFmt w:val="bullet"/>
+      <w:lvlText w:val=""/>
+      <w:lvlJc w:val="left"/>
+      <w:pPr>
+        <w:tabs>
+          <w:tab w:val="num" w:pos="5040"/>
+        </w:tabs>
+        <w:ind w:left="5040" w:hanging="360"/>
+      </w:pPr>
+      <w:rPr>
+        <w:rFonts w:ascii="Wingdings" w:hAnsi="Wingdings" w:hint="default"/>
+        <w:sz w:val="20"/>
+      </w:rPr>
+    </w:lvl>
+    <w:lvl w:ilvl="7" w:tentative="1">
+      <w:start w:val="1"/>
+      <w:numFmt w:val="bullet"/>
+      <w:lvlText w:val=""/>
+      <w:lvlJc w:val="left"/>
+      <w:pPr>
+        <w:tabs>
+          <w:tab w:val="num" w:pos="5760"/>
+        </w:tabs>
+        <w:ind w:left="5760" w:hanging="360"/>
+      </w:pPr>
+      <w:rPr>
+        <w:rFonts w:ascii="Wingdings" w:hAnsi="Wingdings" w:hint="default"/>
+        <w:sz w:val="20"/>
+      </w:rPr>
+    </w:lvl>
+    <w:lvl w:ilvl="8" w:tentative="1">
+      <w:start w:val="1"/>
+      <w:numFmt w:val="bullet"/>
+      <w:lvlText w:val=""/>
+      <w:lvlJc w:val="left"/>
+      <w:pPr>
+        <w:tabs>
+          <w:tab w:val="num" w:pos="6480"/>
+        </w:tabs>
+        <w:ind w:left="6480" w:hanging="360"/>
+      </w:pPr>
+      <w:rPr>
+        <w:rFonts w:ascii="Wingdings" w:hAnsi="Wingdings" w:hint="default"/>
+        <w:sz w:val="20"/>
+      </w:rPr>
+    </w:lvl>
+  </w:abstractNum>
+  <w:abstractNum w:abstractNumId="6" w15:restartNumberingAfterBreak="0">
+    <w:nsid w:val="520E189E"/>
+    <w:multiLevelType w:val="multilevel"/>
+    <w:tmpl w:val="20442456"/>
+    <w:lvl w:ilvl="0">
+      <w:start w:val="1"/>
+      <w:numFmt w:val="bullet"/>
+      <w:lvlText w:val=""/>
+      <w:lvlJc w:val="left"/>
+      <w:pPr>
+        <w:tabs>
+          <w:tab w:val="num" w:pos="720"/>
+        </w:tabs>
+        <w:ind w:left="720" w:hanging="360"/>
+      </w:pPr>
+      <w:rPr>
+        <w:rFonts w:ascii="Symbol" w:hAnsi="Symbol" w:hint="default"/>
+        <w:sz w:val="20"/>
+      </w:rPr>
+    </w:lvl>
+    <w:lvl w:ilvl="1" w:tentative="1">
+      <w:start w:val="1"/>
+      <w:numFmt w:val="bullet"/>
+      <w:lvlText w:val="o"/>
+      <w:lvlJc w:val="left"/>
+      <w:pPr>
+        <w:tabs>
+          <w:tab w:val="num" w:pos="1440"/>
+        </w:tabs>
+        <w:ind w:left="1440" w:hanging="360"/>
+      </w:pPr>
+      <w:rPr>
+        <w:rFonts w:ascii="Courier New" w:hAnsi="Courier New" w:hint="default"/>
+        <w:sz w:val="20"/>
+      </w:rPr>
+    </w:lvl>
+    <w:lvl w:ilvl="2" w:tentative="1">
+      <w:start w:val="1"/>
+      <w:numFmt w:val="bullet"/>
+      <w:lvlText w:val=""/>
+      <w:lvlJc w:val="left"/>
+      <w:pPr>
+        <w:tabs>
+          <w:tab w:val="num" w:pos="2160"/>
+        </w:tabs>
+        <w:ind w:left="2160" w:hanging="360"/>
+      </w:pPr>
+      <w:rPr>
+        <w:rFonts w:ascii="Wingdings" w:hAnsi="Wingdings" w:hint="default"/>
+        <w:sz w:val="20"/>
+      </w:rPr>
+    </w:lvl>
+    <w:lvl w:ilvl="3" w:tentative="1">
+      <w:start w:val="1"/>
+      <w:numFmt w:val="bullet"/>
+      <w:lvlText w:val=""/>
+      <w:lvlJc w:val="left"/>
+      <w:pPr>
+        <w:tabs>
+          <w:tab w:val="num" w:pos="2880"/>
+        </w:tabs>
+        <w:ind w:left="2880" w:hanging="360"/>
+      </w:pPr>
+      <w:rPr>
+        <w:rFonts w:ascii="Wingdings" w:hAnsi="Wingdings" w:hint="default"/>
+        <w:sz w:val="20"/>
+      </w:rPr>
+    </w:lvl>
+    <w:lvl w:ilvl="4" w:tentative="1">
+      <w:start w:val="1"/>
+      <w:numFmt w:val="bullet"/>
+      <w:lvlText w:val=""/>
+      <w:lvlJc w:val="left"/>
+      <w:pPr>
+        <w:tabs>
+          <w:tab w:val="num" w:pos="3600"/>
+        </w:tabs>
+        <w:ind w:left="3600" w:hanging="360"/>
+      </w:pPr>
+      <w:rPr>
+        <w:rFonts w:ascii="Wingdings" w:hAnsi="Wingdings" w:hint="default"/>
+        <w:sz w:val="20"/>
+      </w:rPr>
+    </w:lvl>
+    <w:lvl w:ilvl="5" w:tentative="1">
+      <w:start w:val="1"/>
+      <w:numFmt w:val="bullet"/>
+      <w:lvlText w:val=""/>
+      <w:lvlJc w:val="left"/>
+      <w:pPr>
+        <w:tabs>
+          <w:tab w:val="num" w:pos="4320"/>
+        </w:tabs>
+        <w:ind w:left="4320" w:hanging="360"/>
+      </w:pPr>
+      <w:rPr>
+        <w:rFonts w:ascii="Wingdings" w:hAnsi="Wingdings" w:hint="default"/>
+        <w:sz w:val="20"/>
+      </w:rPr>
+    </w:lvl>
+    <w:lvl w:ilvl="6" w:tentative="1">
+      <w:start w:val="1"/>
+      <w:numFmt w:val="bullet"/>
+      <w:lvlText w:val=""/>
+      <w:lvlJc w:val="left"/>
+      <w:pPr>
+        <w:tabs>
+          <w:tab w:val="num" w:pos="5040"/>
+        </w:tabs>
+        <w:ind w:left="5040" w:hanging="360"/>
+      </w:pPr>
+      <w:rPr>
+        <w:rFonts w:ascii="Wingdings" w:hAnsi="Wingdings" w:hint="default"/>
+        <w:sz w:val="20"/>
+      </w:rPr>
+    </w:lvl>
+    <w:lvl w:ilvl="7" w:tentative="1">
+      <w:start w:val="1"/>
+      <w:numFmt w:val="bullet"/>
+      <w:lvlText w:val=""/>
+      <w:lvlJc w:val="left"/>
+      <w:pPr>
+        <w:tabs>
+          <w:tab w:val="num" w:pos="5760"/>
+        </w:tabs>
+        <w:ind w:left="5760" w:hanging="360"/>
+      </w:pPr>
+      <w:rPr>
+        <w:rFonts w:ascii="Wingdings" w:hAnsi="Wingdings" w:hint="default"/>
+        <w:sz w:val="20"/>
+      </w:rPr>
+    </w:lvl>
+    <w:lvl w:ilvl="8" w:tentative="1">
+      <w:start w:val="1"/>
+      <w:numFmt w:val="bullet"/>
+      <w:lvlText w:val=""/>
+      <w:lvlJc w:val="left"/>
+      <w:pPr>
+        <w:tabs>
+          <w:tab w:val="num" w:pos="6480"/>
+        </w:tabs>
+        <w:ind w:left="6480" w:hanging="360"/>
+      </w:pPr>
+      <w:rPr>
+        <w:rFonts w:ascii="Wingdings" w:hAnsi="Wingdings" w:hint="default"/>
+        <w:sz w:val="20"/>
+      </w:rPr>
+    </w:lvl>
+  </w:abstractNum>
+  <w:abstractNum w:abstractNumId="7" w15:restartNumberingAfterBreak="0">
+    <w:nsid w:val="521700BC"/>
+    <w:multiLevelType w:val="multilevel"/>
+    <w:tmpl w:val="B658E8FA"/>
+    <w:lvl w:ilvl="0">
+      <w:start w:val="1"/>
+      <w:numFmt w:val="bullet"/>
+      <w:lvlText w:val=""/>
+      <w:lvlJc w:val="left"/>
+      <w:pPr>
+        <w:tabs>
+          <w:tab w:val="num" w:pos="720"/>
+        </w:tabs>
+        <w:ind w:left="720" w:hanging="360"/>
+      </w:pPr>
+      <w:rPr>
+        <w:rFonts w:ascii="Symbol" w:hAnsi="Symbol" w:hint="default"/>
+        <w:sz w:val="20"/>
+      </w:rPr>
+    </w:lvl>
+    <w:lvl w:ilvl="1" w:tentative="1">
+      <w:start w:val="1"/>
+      <w:numFmt w:val="bullet"/>
+      <w:lvlText w:val="o"/>
+      <w:lvlJc w:val="left"/>
+      <w:pPr>
+        <w:tabs>
+          <w:tab w:val="num" w:pos="1440"/>
+        </w:tabs>
+        <w:ind w:left="1440" w:hanging="360"/>
+      </w:pPr>
+      <w:rPr>
+        <w:rFonts w:ascii="Courier New" w:hAnsi="Courier New" w:hint="default"/>
+        <w:sz w:val="20"/>
+      </w:rPr>
+    </w:lvl>
+    <w:lvl w:ilvl="2" w:tentative="1">
+      <w:start w:val="1"/>
+      <w:numFmt w:val="bullet"/>
+      <w:lvlText w:val=""/>
+      <w:lvlJc w:val="left"/>
+      <w:pPr>
+        <w:tabs>
+          <w:tab w:val="num" w:pos="2160"/>
+        </w:tabs>
+        <w:ind w:left="2160" w:hanging="360"/>
+      </w:pPr>
+      <w:rPr>
+        <w:rFonts w:ascii="Wingdings" w:hAnsi="Wingdings" w:hint="default"/>
+        <w:sz w:val="20"/>
+      </w:rPr>
+    </w:lvl>
+    <w:lvl w:ilvl="3" w:tentative="1">
+      <w:start w:val="1"/>
+      <w:numFmt w:val="bullet"/>
+      <w:lvlText w:val=""/>
+      <w:lvlJc w:val="left"/>
+      <w:pPr>
+        <w:tabs>
+          <w:tab w:val="num" w:pos="2880"/>
+        </w:tabs>
+        <w:ind w:left="2880" w:hanging="360"/>
+      </w:pPr>
+      <w:rPr>
+        <w:rFonts w:ascii="Wingdings" w:hAnsi="Wingdings" w:hint="default"/>
+        <w:sz w:val="20"/>
+      </w:rPr>
+    </w:lvl>
+    <w:lvl w:ilvl="4" w:tentative="1">
+      <w:start w:val="1"/>
+      <w:numFmt w:val="bullet"/>
+      <w:lvlText w:val=""/>
+      <w:lvlJc w:val="left"/>
+      <w:pPr>
+        <w:tabs>
+          <w:tab w:val="num" w:pos="3600"/>
+        </w:tabs>
+        <w:ind w:left="3600" w:hanging="360"/>
+      </w:pPr>
+      <w:rPr>
+        <w:rFonts w:ascii="Wingdings" w:hAnsi="Wingdings" w:hint="default"/>
+        <w:sz w:val="20"/>
+      </w:rPr>
+    </w:lvl>
+    <w:lvl w:ilvl="5" w:tentative="1">
+      <w:start w:val="1"/>
+      <w:numFmt w:val="bullet"/>
+      <w:lvlText w:val=""/>
+      <w:lvlJc w:val="left"/>
+      <w:pPr>
+        <w:tabs>
+          <w:tab w:val="num" w:pos="4320"/>
+        </w:tabs>
+        <w:ind w:left="4320" w:hanging="360"/>
+      </w:pPr>
+      <w:rPr>
+        <w:rFonts w:ascii="Wingdings" w:hAnsi="Wingdings" w:hint="default"/>
+        <w:sz w:val="20"/>
+      </w:rPr>
+    </w:lvl>
+    <w:lvl w:ilvl="6" w:tentative="1">
+      <w:start w:val="1"/>
+      <w:numFmt w:val="bullet"/>
+      <w:lvlText w:val=""/>
+      <w:lvlJc w:val="left"/>
+      <w:pPr>
+        <w:tabs>
+          <w:tab w:val="num" w:pos="5040"/>
+        </w:tabs>
+        <w:ind w:left="5040" w:hanging="360"/>
+      </w:pPr>
+      <w:rPr>
+        <w:rFonts w:ascii="Wingdings" w:hAnsi="Wingdings" w:hint="default"/>
+        <w:sz w:val="20"/>
+      </w:rPr>
+    </w:lvl>
+    <w:lvl w:ilvl="7" w:tentative="1">
+      <w:start w:val="1"/>
+      <w:numFmt w:val="bullet"/>
+      <w:lvlText w:val=""/>
+      <w:lvlJc w:val="left"/>
+      <w:pPr>
+        <w:tabs>
+          <w:tab w:val="num" w:pos="5760"/>
+        </w:tabs>
+        <w:ind w:left="5760" w:hanging="360"/>
+      </w:pPr>
+      <w:rPr>
+        <w:rFonts w:ascii="Wingdings" w:hAnsi="Wingdings" w:hint="default"/>
+        <w:sz w:val="20"/>
+      </w:rPr>
+    </w:lvl>
+    <w:lvl w:ilvl="8" w:tentative="1">
+      <w:start w:val="1"/>
+      <w:numFmt w:val="bullet"/>
+      <w:lvlText w:val=""/>
+      <w:lvlJc w:val="left"/>
+      <w:pPr>
+        <w:tabs>
+          <w:tab w:val="num" w:pos="6480"/>
+        </w:tabs>
+        <w:ind w:left="6480" w:hanging="360"/>
+      </w:pPr>
+      <w:rPr>
+        <w:rFonts w:ascii="Wingdings" w:hAnsi="Wingdings" w:hint="default"/>
+        <w:sz w:val="20"/>
+      </w:rPr>
+    </w:lvl>
+  </w:abstractNum>
+  <w:abstractNum w:abstractNumId="8" w15:restartNumberingAfterBreak="0">
+    <w:nsid w:val="55851803"/>
+    <w:multiLevelType w:val="multilevel"/>
+    <w:tmpl w:val="AB406BC4"/>
+    <w:lvl w:ilvl="0">
+      <w:start w:val="1"/>
+      <w:numFmt w:val="bullet"/>
+      <w:lvlText w:val=""/>
+      <w:lvlJc w:val="left"/>
+      <w:pPr>
+        <w:tabs>
+          <w:tab w:val="num" w:pos="720"/>
+        </w:tabs>
+        <w:ind w:left="720" w:hanging="360"/>
+      </w:pPr>
+      <w:rPr>
+        <w:rFonts w:ascii="Symbol" w:hAnsi="Symbol" w:hint="default"/>
+        <w:sz w:val="20"/>
+      </w:rPr>
+    </w:lvl>
+    <w:lvl w:ilvl="1" w:tentative="1">
+      <w:start w:val="1"/>
+      <w:numFmt w:val="bullet"/>
+      <w:lvlText w:val="o"/>
+      <w:lvlJc w:val="left"/>
+      <w:pPr>
+        <w:tabs>
+          <w:tab w:val="num" w:pos="1440"/>
+        </w:tabs>
+        <w:ind w:left="1440" w:hanging="360"/>
+      </w:pPr>
+      <w:rPr>
+        <w:rFonts w:ascii="Courier New" w:hAnsi="Courier New" w:hint="default"/>
+        <w:sz w:val="20"/>
+      </w:rPr>
+    </w:lvl>
+    <w:lvl w:ilvl="2" w:tentative="1">
+      <w:start w:val="1"/>
+      <w:numFmt w:val="bullet"/>
+      <w:lvlText w:val=""/>
+      <w:lvlJc w:val="left"/>
+      <w:pPr>
+        <w:tabs>
+          <w:tab w:val="num" w:pos="2160"/>
+        </w:tabs>
+        <w:ind w:left="2160" w:hanging="360"/>
+      </w:pPr>
+      <w:rPr>
+        <w:rFonts w:ascii="Wingdings" w:hAnsi="Wingdings" w:hint="default"/>
+        <w:sz w:val="20"/>
+      </w:rPr>
+    </w:lvl>
+    <w:lvl w:ilvl="3" w:tentative="1">
+      <w:start w:val="1"/>
+      <w:numFmt w:val="bullet"/>
+      <w:lvlText w:val=""/>
+      <w:lvlJc w:val="left"/>
+      <w:pPr>
+        <w:tabs>
+          <w:tab w:val="num" w:pos="2880"/>
+        </w:tabs>
+        <w:ind w:left="2880" w:hanging="360"/>
+      </w:pPr>
+      <w:rPr>
+        <w:rFonts w:ascii="Wingdings" w:hAnsi="Wingdings" w:hint="default"/>
+        <w:sz w:val="20"/>
+      </w:rPr>
+    </w:lvl>
+    <w:lvl w:ilvl="4" w:tentative="1">
+      <w:start w:val="1"/>
+      <w:numFmt w:val="bullet"/>
+      <w:lvlText w:val=""/>
+      <w:lvlJc w:val="left"/>
+      <w:pPr>
+        <w:tabs>
+          <w:tab w:val="num" w:pos="3600"/>
+        </w:tabs>
+        <w:ind w:left="3600" w:hanging="360"/>
+      </w:pPr>
+      <w:rPr>
+        <w:rFonts w:ascii="Wingdings" w:hAnsi="Wingdings" w:hint="default"/>
+        <w:sz w:val="20"/>
+      </w:rPr>
+    </w:lvl>
+    <w:lvl w:ilvl="5" w:tentative="1">
+      <w:start w:val="1"/>
+      <w:numFmt w:val="bullet"/>
+      <w:lvlText w:val=""/>
+      <w:lvlJc w:val="left"/>
+      <w:pPr>
+        <w:tabs>
+          <w:tab w:val="num" w:pos="4320"/>
+        </w:tabs>
+        <w:ind w:left="4320" w:hanging="360"/>
+      </w:pPr>
+      <w:rPr>
+        <w:rFonts w:ascii="Wingdings" w:hAnsi="Wingdings" w:hint="default"/>
+        <w:sz w:val="20"/>
+      </w:rPr>
+    </w:lvl>
+    <w:lvl w:ilvl="6" w:tentative="1">
+      <w:start w:val="1"/>
+      <w:numFmt w:val="bullet"/>
+      <w:lvlText w:val=""/>
+      <w:lvlJc w:val="left"/>
+      <w:pPr>
+        <w:tabs>
+          <w:tab w:val="num" w:pos="5040"/>
+        </w:tabs>
+        <w:ind w:left="5040" w:hanging="360"/>
+      </w:pPr>
+      <w:rPr>
+        <w:rFonts w:ascii="Wingdings" w:hAnsi="Wingdings" w:hint="default"/>
+        <w:sz w:val="20"/>
+      </w:rPr>
+    </w:lvl>
+    <w:lvl w:ilvl="7" w:tentative="1">
+      <w:start w:val="1"/>
+      <w:numFmt w:val="bullet"/>
+      <w:lvlText w:val=""/>
+      <w:lvlJc w:val="left"/>
+      <w:pPr>
+        <w:tabs>
+          <w:tab w:val="num" w:pos="5760"/>
+        </w:tabs>
+        <w:ind w:left="5760" w:hanging="360"/>
+      </w:pPr>
+      <w:rPr>
+        <w:rFonts w:ascii="Wingdings" w:hAnsi="Wingdings" w:hint="default"/>
+        <w:sz w:val="20"/>
+      </w:rPr>
+    </w:lvl>
+    <w:lvl w:ilvl="8" w:tentative="1">
+      <w:start w:val="1"/>
+      <w:numFmt w:val="bullet"/>
+      <w:lvlText w:val=""/>
+      <w:lvlJc w:val="left"/>
+      <w:pPr>
+        <w:tabs>
+          <w:tab w:val="num" w:pos="6480"/>
+        </w:tabs>
+        <w:ind w:left="6480" w:hanging="360"/>
+      </w:pPr>
+      <w:rPr>
+        <w:rFonts w:ascii="Wingdings" w:hAnsi="Wingdings" w:hint="default"/>
+        <w:sz w:val="20"/>
+      </w:rPr>
+    </w:lvl>
+  </w:abstractNum>
+  <w:abstractNum w:abstractNumId="9" w15:restartNumberingAfterBreak="0">
+    <w:nsid w:val="562C1172"/>
+    <w:multiLevelType w:val="hybridMultilevel"/>
+    <w:tmpl w:val="377A967A"/>
+    <w:lvl w:ilvl="0" w:tplc="0409000F">
+      <w:start w:val="1"/>
+      <w:numFmt w:val="decimal"/>
+      <w:lvlText w:val="%1."/>
+      <w:lvlJc w:val="left"/>
+      <w:pPr>
+        <w:ind w:left="720" w:hanging="360"/>
+      </w:pPr>
+      <w:rPr>
+        <w:rFonts w:hint="default"/>
+      </w:rPr>
+    </w:lvl>
+    <w:lvl w:ilvl="1" w:tplc="04090019" w:tentative="1">
+      <w:start w:val="1"/>
+      <w:numFmt w:val="lowerLetter"/>
+      <w:lvlText w:val="%2."/>
+      <w:lvlJc w:val="left"/>
+      <w:pPr>
+        <w:ind w:left="1440" w:hanging="360"/>
+      </w:pPr>
+    </w:lvl>
+    <w:lvl w:ilvl="2" w:tplc="0409001B" w:tentative="1">
+      <w:start w:val="1"/>
+      <w:numFmt w:val="lowerRoman"/>
+      <w:lvlText w:val="%3."/>
+      <w:lvlJc w:val="right"/>
+      <w:pPr>
+        <w:ind w:left="2160" w:hanging="180"/>
+      </w:pPr>
+    </w:lvl>
+    <w:lvl w:ilvl="3" w:tplc="0409000F" w:tentative="1">
+      <w:start w:val="1"/>
+      <w:numFmt w:val="decimal"/>
+      <w:lvlText w:val="%4."/>
+      <w:lvlJc w:val="left"/>
+      <w:pPr>
+        <w:ind w:left="2880" w:hanging="360"/>
+      </w:pPr>
+    </w:lvl>
+    <w:lvl w:ilvl="4" w:tplc="04090019" w:tentative="1">
+      <w:start w:val="1"/>
+      <w:numFmt w:val="lowerLetter"/>
+      <w:lvlText w:val="%5."/>
+      <w:lvlJc w:val="left"/>
+      <w:pPr>
+        <w:ind w:left="3600" w:hanging="360"/>
+      </w:pPr>
+    </w:lvl>
+    <w:lvl w:ilvl="5" w:tplc="0409001B" w:tentative="1">
+      <w:start w:val="1"/>
+      <w:numFmt w:val="lowerRoman"/>
+      <w:lvlText w:val="%6."/>
+      <w:lvlJc w:val="right"/>
+      <w:pPr>
+        <w:ind w:left="4320" w:hanging="180"/>
+      </w:pPr>
+    </w:lvl>
+    <w:lvl w:ilvl="6" w:tplc="0409000F" w:tentative="1">
+      <w:start w:val="1"/>
+      <w:numFmt w:val="decimal"/>
+      <w:lvlText w:val="%7."/>
+      <w:lvlJc w:val="left"/>
+      <w:pPr>
+        <w:ind w:left="5040" w:hanging="360"/>
+      </w:pPr>
+    </w:lvl>
+    <w:lvl w:ilvl="7" w:tplc="04090019" w:tentative="1">
+      <w:start w:val="1"/>
+      <w:numFmt w:val="lowerLetter"/>
+      <w:lvlText w:val="%8."/>
+      <w:lvlJc w:val="left"/>
+      <w:pPr>
+        <w:ind w:left="5760" w:hanging="360"/>
+      </w:pPr>
+    </w:lvl>
+    <w:lvl w:ilvl="8" w:tplc="0409001B" w:tentative="1">
+      <w:start w:val="1"/>
+      <w:numFmt w:val="lowerRoman"/>
+      <w:lvlText w:val="%9."/>
+      <w:lvlJc w:val="right"/>
+      <w:pPr>
+        <w:ind w:left="6480" w:hanging="180"/>
+      </w:pPr>
+    </w:lvl>
+  </w:abstractNum>
+  <w:abstractNum w:abstractNumId="10" w15:restartNumberingAfterBreak="0">
+    <w:nsid w:val="61ED0588"/>
+    <w:multiLevelType w:val="multilevel"/>
+    <w:tmpl w:val="BDE8FA2A"/>
+    <w:lvl w:ilvl="0">
+      <w:start w:val="1"/>
+      <w:numFmt w:val="bullet"/>
+      <w:lvlText w:val=""/>
+      <w:lvlJc w:val="left"/>
+      <w:pPr>
+        <w:tabs>
+          <w:tab w:val="num" w:pos="720"/>
+        </w:tabs>
+        <w:ind w:left="720" w:hanging="360"/>
+      </w:pPr>
+      <w:rPr>
+        <w:rFonts w:ascii="Symbol" w:hAnsi="Symbol" w:hint="default"/>
+        <w:sz w:val="20"/>
+      </w:rPr>
+    </w:lvl>
+    <w:lvl w:ilvl="1" w:tentative="1">
+      <w:start w:val="1"/>
+      <w:numFmt w:val="bullet"/>
+      <w:lvlText w:val="o"/>
+      <w:lvlJc w:val="left"/>
+      <w:pPr>
+        <w:tabs>
+          <w:tab w:val="num" w:pos="1440"/>
+        </w:tabs>
+        <w:ind w:left="1440" w:hanging="360"/>
+      </w:pPr>
+      <w:rPr>
+        <w:rFonts w:ascii="Courier New" w:hAnsi="Courier New" w:hint="default"/>
+        <w:sz w:val="20"/>
+      </w:rPr>
+    </w:lvl>
+    <w:lvl w:ilvl="2" w:tentative="1">
+      <w:start w:val="1"/>
+      <w:numFmt w:val="bullet"/>
+      <w:lvlText w:val=""/>
+      <w:lvlJc w:val="left"/>
+      <w:pPr>
+        <w:tabs>
+          <w:tab w:val="num" w:pos="2160"/>
+        </w:tabs>
+        <w:ind w:left="2160" w:hanging="360"/>
+      </w:pPr>
+      <w:rPr>
+        <w:rFonts w:ascii="Wingdings" w:hAnsi="Wingdings" w:hint="default"/>
+        <w:sz w:val="20"/>
+      </w:rPr>
+    </w:lvl>
+    <w:lvl w:ilvl="3" w:tentative="1">
+      <w:start w:val="1"/>
+      <w:numFmt w:val="bullet"/>
+      <w:lvlText w:val=""/>
+      <w:lvlJc w:val="left"/>
+      <w:pPr>
+        <w:tabs>
+          <w:tab w:val="num" w:pos="2880"/>
+        </w:tabs>
+        <w:ind w:left="2880" w:hanging="360"/>
+      </w:pPr>
+      <w:rPr>
+        <w:rFonts w:ascii="Wingdings" w:hAnsi="Wingdings" w:hint="default"/>
+        <w:sz w:val="20"/>
+      </w:rPr>
+    </w:lvl>
+    <w:lvl w:ilvl="4" w:tentative="1">
+      <w:start w:val="1"/>
+      <w:numFmt w:val="bullet"/>
+      <w:lvlText w:val=""/>
+      <w:lvlJc w:val="left"/>
+      <w:pPr>
+        <w:tabs>
+          <w:tab w:val="num" w:pos="3600"/>
+        </w:tabs>
+        <w:ind w:left="3600" w:hanging="360"/>
+      </w:pPr>
+      <w:rPr>
+        <w:rFonts w:ascii="Wingdings" w:hAnsi="Wingdings" w:hint="default"/>
+        <w:sz w:val="20"/>
+      </w:rPr>
+    </w:lvl>
+    <w:lvl w:ilvl="5" w:tentative="1">
+      <w:start w:val="1"/>
+      <w:numFmt w:val="bullet"/>
+      <w:lvlText w:val=""/>
+      <w:lvlJc w:val="left"/>
+      <w:pPr>
+        <w:tabs>
+          <w:tab w:val="num" w:pos="4320"/>
+        </w:tabs>
+        <w:ind w:left="4320" w:hanging="360"/>
+      </w:pPr>
+      <w:rPr>
+        <w:rFonts w:ascii="Wingdings" w:hAnsi="Wingdings" w:hint="default"/>
+        <w:sz w:val="20"/>
+      </w:rPr>
+    </w:lvl>
+    <w:lvl w:ilvl="6" w:tentative="1">
+      <w:start w:val="1"/>
+      <w:numFmt w:val="bullet"/>
+      <w:lvlText w:val=""/>
+      <w:lvlJc w:val="left"/>
+      <w:pPr>
+        <w:tabs>
+          <w:tab w:val="num" w:pos="5040"/>
+        </w:tabs>
+        <w:ind w:left="5040" w:hanging="360"/>
+      </w:pPr>
+      <w:rPr>
+        <w:rFonts w:ascii="Wingdings" w:hAnsi="Wingdings" w:hint="default"/>
+        <w:sz w:val="20"/>
+      </w:rPr>
+    </w:lvl>
+    <w:lvl w:ilvl="7" w:tentative="1">
+      <w:start w:val="1"/>
+      <w:numFmt w:val="bullet"/>
+      <w:lvlText w:val=""/>
+      <w:lvlJc w:val="left"/>
+      <w:pPr>
+        <w:tabs>
+          <w:tab w:val="num" w:pos="5760"/>
+        </w:tabs>
+        <w:ind w:left="5760" w:hanging="360"/>
+      </w:pPr>
+      <w:rPr>
+        <w:rFonts w:ascii="Wingdings" w:hAnsi="Wingdings" w:hint="default"/>
+        <w:sz w:val="20"/>
+      </w:rPr>
+    </w:lvl>
+    <w:lvl w:ilvl="8" w:tentative="1">
+      <w:start w:val="1"/>
+      <w:numFmt w:val="bullet"/>
+      <w:lvlText w:val=""/>
+      <w:lvlJc w:val="left"/>
+      <w:pPr>
+        <w:tabs>
+          <w:tab w:val="num" w:pos="6480"/>
+        </w:tabs>
+        <w:ind w:left="6480" w:hanging="360"/>
+      </w:pPr>
+      <w:rPr>
+        <w:rFonts w:ascii="Wingdings" w:hAnsi="Wingdings" w:hint="default"/>
+        <w:sz w:val="20"/>
+      </w:rPr>
+    </w:lvl>
+  </w:abstractNum>
+  <w:abstractNum w:abstractNumId="11" w15:restartNumberingAfterBreak="0">
+    <w:nsid w:val="691216E5"/>
+    <w:multiLevelType w:val="multilevel"/>
+    <w:tmpl w:val="E74011BE"/>
+    <w:lvl w:ilvl="0">
+      <w:start w:val="1"/>
+      <w:numFmt w:val="bullet"/>
+      <w:lvlText w:val=""/>
+      <w:lvlJc w:val="left"/>
+      <w:pPr>
+        <w:tabs>
+          <w:tab w:val="num" w:pos="720"/>
+        </w:tabs>
+        <w:ind w:left="720" w:hanging="360"/>
+      </w:pPr>
+      <w:rPr>
+        <w:rFonts w:ascii="Symbol" w:hAnsi="Symbol" w:hint="default"/>
+        <w:sz w:val="20"/>
+      </w:rPr>
+    </w:lvl>
+    <w:lvl w:ilvl="1" w:tentative="1">
+      <w:start w:val="1"/>
+      <w:numFmt w:val="bullet"/>
+      <w:lvlText w:val="o"/>
+      <w:lvlJc w:val="left"/>
+      <w:pPr>
+        <w:tabs>
+          <w:tab w:val="num" w:pos="1440"/>
+        </w:tabs>
+        <w:ind w:left="1440" w:hanging="360"/>
+      </w:pPr>
+      <w:rPr>
+        <w:rFonts w:ascii="Courier New" w:hAnsi="Courier New" w:hint="default"/>
+        <w:sz w:val="20"/>
+      </w:rPr>
+    </w:lvl>
+    <w:lvl w:ilvl="2" w:tentative="1">
+      <w:start w:val="1"/>
+      <w:numFmt w:val="bullet"/>
+      <w:lvlText w:val=""/>
+      <w:lvlJc w:val="left"/>
+      <w:pPr>
+        <w:tabs>
+          <w:tab w:val="num" w:pos="2160"/>
+        </w:tabs>
+        <w:ind w:left="2160" w:hanging="360"/>
+      </w:pPr>
+      <w:rPr>
+        <w:rFonts w:ascii="Wingdings" w:hAnsi="Wingdings" w:hint="default"/>
+        <w:sz w:val="20"/>
+      </w:rPr>
+    </w:lvl>
+    <w:lvl w:ilvl="3" w:tentative="1">
+      <w:start w:val="1"/>
+      <w:numFmt w:val="bullet"/>
+      <w:lvlText w:val=""/>
+      <w:lvlJc w:val="left"/>
+      <w:pPr>
+        <w:tabs>
+          <w:tab w:val="num" w:pos="2880"/>
+        </w:tabs>
+        <w:ind w:left="2880" w:hanging="360"/>
+      </w:pPr>
+      <w:rPr>
+        <w:rFonts w:ascii="Wingdings" w:hAnsi="Wingdings" w:hint="default"/>
+        <w:sz w:val="20"/>
+      </w:rPr>
+    </w:lvl>
+    <w:lvl w:ilvl="4" w:tentative="1">
+      <w:start w:val="1"/>
+      <w:numFmt w:val="bullet"/>
+      <w:lvlText w:val=""/>
+      <w:lvlJc w:val="left"/>
+      <w:pPr>
+        <w:tabs>
+          <w:tab w:val="num" w:pos="3600"/>
+        </w:tabs>
+        <w:ind w:left="3600" w:hanging="360"/>
+      </w:pPr>
+      <w:rPr>
+        <w:rFonts w:ascii="Wingdings" w:hAnsi="Wingdings" w:hint="default"/>
+        <w:sz w:val="20"/>
+      </w:rPr>
+    </w:lvl>
+    <w:lvl w:ilvl="5" w:tentative="1">
+      <w:start w:val="1"/>
+      <w:numFmt w:val="bullet"/>
+      <w:lvlText w:val=""/>
+      <w:lvlJc w:val="left"/>
+      <w:pPr>
+        <w:tabs>
+          <w:tab w:val="num" w:pos="4320"/>
+        </w:tabs>
+        <w:ind w:left="4320" w:hanging="360"/>
+      </w:pPr>
+      <w:rPr>
+        <w:rFonts w:ascii="Wingdings" w:hAnsi="Wingdings" w:hint="default"/>
+        <w:sz w:val="20"/>
+      </w:rPr>
+    </w:lvl>
+    <w:lvl w:ilvl="6" w:tentative="1">
+      <w:start w:val="1"/>
+      <w:numFmt w:val="bullet"/>
+      <w:lvlText w:val=""/>
+      <w:lvlJc w:val="left"/>
+      <w:pPr>
+        <w:tabs>
+          <w:tab w:val="num" w:pos="5040"/>
+        </w:tabs>
+        <w:ind w:left="5040" w:hanging="360"/>
+      </w:pPr>
+      <w:rPr>
+        <w:rFonts w:ascii="Wingdings" w:hAnsi="Wingdings" w:hint="default"/>
+        <w:sz w:val="20"/>
+      </w:rPr>
+    </w:lvl>
+    <w:lvl w:ilvl="7" w:tentative="1">
+      <w:start w:val="1"/>
+      <w:numFmt w:val="bullet"/>
+      <w:lvlText w:val=""/>
+      <w:lvlJc w:val="left"/>
+      <w:pPr>
+        <w:tabs>
+          <w:tab w:val="num" w:pos="5760"/>
+        </w:tabs>
+        <w:ind w:left="5760" w:hanging="360"/>
+      </w:pPr>
+      <w:rPr>
+        <w:rFonts w:ascii="Wingdings" w:hAnsi="Wingdings" w:hint="default"/>
+        <w:sz w:val="20"/>
+      </w:rPr>
+    </w:lvl>
+    <w:lvl w:ilvl="8" w:tentative="1">
+      <w:start w:val="1"/>
+      <w:numFmt w:val="bullet"/>
+      <w:lvlText w:val=""/>
+      <w:lvlJc w:val="left"/>
+      <w:pPr>
+        <w:tabs>
+          <w:tab w:val="num" w:pos="6480"/>
+        </w:tabs>
+        <w:ind w:left="6480" w:hanging="360"/>
+      </w:pPr>
+      <w:rPr>
+        <w:rFonts w:ascii="Wingdings" w:hAnsi="Wingdings" w:hint="default"/>
+        <w:sz w:val="20"/>
+      </w:rPr>
+    </w:lvl>
+  </w:abstractNum>
+  <w:abstractNum w:abstractNumId="12" w15:restartNumberingAfterBreak="0">
+    <w:nsid w:val="74A10C26"/>
+    <w:multiLevelType w:val="multilevel"/>
+    <w:tmpl w:val="619E77DC"/>
+    <w:lvl w:ilvl="0">
+      <w:start w:val="1"/>
+      <w:numFmt w:val="bullet"/>
+      <w:lvlText w:val=""/>
+      <w:lvlJc w:val="left"/>
+      <w:pPr>
+        <w:tabs>
+          <w:tab w:val="num" w:pos="720"/>
+        </w:tabs>
+        <w:ind w:left="720" w:hanging="360"/>
+      </w:pPr>
+      <w:rPr>
+        <w:rFonts w:ascii="Symbol" w:hAnsi="Symbol" w:hint="default"/>
+        <w:sz w:val="20"/>
+      </w:rPr>
+    </w:lvl>
+    <w:lvl w:ilvl="1" w:tentative="1">
+      <w:start w:val="1"/>
+      <w:numFmt w:val="bullet"/>
+      <w:lvlText w:val="o"/>
+      <w:lvlJc w:val="left"/>
+      <w:pPr>
+        <w:tabs>
+          <w:tab w:val="num" w:pos="1440"/>
+        </w:tabs>
+        <w:ind w:left="1440" w:hanging="360"/>
+      </w:pPr>
+      <w:rPr>
+        <w:rFonts w:ascii="Courier New" w:hAnsi="Courier New" w:hint="default"/>
+        <w:sz w:val="20"/>
+      </w:rPr>
+    </w:lvl>
+    <w:lvl w:ilvl="2" w:tentative="1">
+      <w:start w:val="1"/>
+      <w:numFmt w:val="bullet"/>
+      <w:lvlText w:val=""/>
+      <w:lvlJc w:val="left"/>
+      <w:pPr>
+        <w:tabs>
+          <w:tab w:val="num" w:pos="2160"/>
+        </w:tabs>
+        <w:ind w:left="2160" w:hanging="360"/>
+      </w:pPr>
+      <w:rPr>
+        <w:rFonts w:ascii="Wingdings" w:hAnsi="Wingdings" w:hint="default"/>
+        <w:sz w:val="20"/>
+      </w:rPr>
+    </w:lvl>
+    <w:lvl w:ilvl="3" w:tentative="1">
+      <w:start w:val="1"/>
+      <w:numFmt w:val="bullet"/>
+      <w:lvlText w:val=""/>
+      <w:lvlJc w:val="left"/>
+      <w:pPr>
+        <w:tabs>
+          <w:tab w:val="num" w:pos="2880"/>
+        </w:tabs>
+        <w:ind w:left="2880" w:hanging="360"/>
+      </w:pPr>
+      <w:rPr>
+        <w:rFonts w:ascii="Wingdings" w:hAnsi="Wingdings" w:hint="default"/>
+        <w:sz w:val="20"/>
+      </w:rPr>
+    </w:lvl>
+    <w:lvl w:ilvl="4" w:tentative="1">
+      <w:start w:val="1"/>
+      <w:numFmt w:val="bullet"/>
+      <w:lvlText w:val=""/>
+      <w:lvlJc w:val="left"/>
+      <w:pPr>
+        <w:tabs>
+          <w:tab w:val="num" w:pos="3600"/>
+        </w:tabs>
+        <w:ind w:left="3600" w:hanging="360"/>
+      </w:pPr>
+      <w:rPr>
+        <w:rFonts w:ascii="Wingdings" w:hAnsi="Wingdings" w:hint="default"/>
+        <w:sz w:val="20"/>
+      </w:rPr>
+    </w:lvl>
+    <w:lvl w:ilvl="5" w:tentative="1">
+      <w:start w:val="1"/>
+      <w:numFmt w:val="bullet"/>
+      <w:lvlText w:val=""/>
+      <w:lvlJc w:val="left"/>
+      <w:pPr>
+        <w:tabs>
+          <w:tab w:val="num" w:pos="4320"/>
+        </w:tabs>
+        <w:ind w:left="4320" w:hanging="360"/>
+      </w:pPr>
+      <w:rPr>
+        <w:rFonts w:ascii="Wingdings" w:hAnsi="Wingdings" w:hint="default"/>
+        <w:sz w:val="20"/>
+      </w:rPr>
+    </w:lvl>
+    <w:lvl w:ilvl="6" w:tentative="1">
+      <w:start w:val="1"/>
+      <w:numFmt w:val="bullet"/>
+      <w:lvlText w:val=""/>
+      <w:lvlJc w:val="left"/>
+      <w:pPr>
+        <w:tabs>
+          <w:tab w:val="num" w:pos="5040"/>
+        </w:tabs>
+        <w:ind w:left="5040" w:hanging="360"/>
+      </w:pPr>
+      <w:rPr>
+        <w:rFonts w:ascii="Wingdings" w:hAnsi="Wingdings" w:hint="default"/>
+        <w:sz w:val="20"/>
+      </w:rPr>
+    </w:lvl>
+    <w:lvl w:ilvl="7" w:tentative="1">
+      <w:start w:val="1"/>
+      <w:numFmt w:val="bullet"/>
+      <w:lvlText w:val=""/>
+      <w:lvlJc w:val="left"/>
+      <w:pPr>
+        <w:tabs>
+          <w:tab w:val="num" w:pos="5760"/>
+        </w:tabs>
+        <w:ind w:left="5760" w:hanging="360"/>
+      </w:pPr>
+      <w:rPr>
+        <w:rFonts w:ascii="Wingdings" w:hAnsi="Wingdings" w:hint="default"/>
+        <w:sz w:val="20"/>
+      </w:rPr>
+    </w:lvl>
+    <w:lvl w:ilvl="8" w:tentative="1">
+      <w:start w:val="1"/>
+      <w:numFmt w:val="bullet"/>
+      <w:lvlText w:val=""/>
+      <w:lvlJc w:val="left"/>
+      <w:pPr>
+        <w:tabs>
+          <w:tab w:val="num" w:pos="6480"/>
+        </w:tabs>
+        <w:ind w:left="6480" w:hanging="360"/>
+      </w:pPr>
+      <w:rPr>
+        <w:rFonts w:ascii="Wingdings" w:hAnsi="Wingdings" w:hint="default"/>
+        <w:sz w:val="20"/>
+      </w:rPr>
+    </w:lvl>
+  </w:abstractNum>
+  <w:num w:numId="1">
+    <w:abstractNumId w:val="5"/>
+  </w:num>
+  <w:num w:numId="2">
+    <w:abstractNumId w:val="11"/>
+  </w:num>
+  <w:num w:numId="3">
+    <w:abstractNumId w:val="9"/>
+  </w:num>
+  <w:num w:numId="4">
+    <w:abstractNumId w:val="2"/>
+  </w:num>
+  <w:num w:numId="5">
+    <w:abstractNumId w:val="8"/>
+  </w:num>
+  <w:num w:numId="6">
+    <w:abstractNumId w:val="12"/>
+  </w:num>
+  <w:num w:numId="7">
+    <w:abstractNumId w:val="7"/>
+  </w:num>
+  <w:num w:numId="8">
+    <w:abstractNumId w:val="1"/>
+  </w:num>
+  <w:num w:numId="9">
+    <w:abstractNumId w:val="4"/>
+  </w:num>
+  <w:num w:numId="10">
+    <w:abstractNumId w:val="10"/>
+  </w:num>
+  <w:num w:numId="11">
+    <w:abstractNumId w:val="6"/>
+  </w:num>
+  <w:num w:numId="12">
+    <w:abstractNumId w:val="3"/>
+  </w:num>
+  <w:num w:numId="13">
+    <w:abstractNumId w:val="0"/>
+  </w:num>
+</w:numbering>
 </file>
 
 <file path=word/styles.xml><?xml version="1.0" encoding="utf-8"?>
@@ -882,6 +4705,25 @@
     <w:name w:val="Normal"/>
     <w:qFormat/>
   </w:style>
+  <w:style w:type="paragraph" w:styleId="Heading2">
+    <w:name w:val="heading 2"/>
+    <w:basedOn w:val="Normal"/>
+    <w:link w:val="Heading2Char"/>
+    <w:uiPriority w:val="9"/>
+    <w:qFormat/>
+    <w:rsid w:val="00956461"/>
+    <w:pPr>
+      <w:spacing w:before="100" w:beforeAutospacing="1" w:after="100" w:afterAutospacing="1" w:line="240" w:lineRule="auto"/>
+      <w:outlineLvl w:val="1"/>
+    </w:pPr>
+    <w:rPr>
+      <w:rFonts w:ascii="Times New Roman" w:eastAsia="Times New Roman" w:hAnsi="Times New Roman" w:cs="Times New Roman"/>
+      <w:b/>
+      <w:bCs/>
+      <w:sz w:val="36"/>
+      <w:szCs w:val="36"/>
+    </w:rPr>
+  </w:style>
   <w:style w:type="character" w:default="1" w:styleId="DefaultParagraphFont">
     <w:name w:val="Default Paragraph Font"/>
     <w:uiPriority w:val="1"/>
@@ -919,6 +4761,104 @@
       <w:ind w:left="720"/>
       <w:contextualSpacing/>
     </w:pPr>
+  </w:style>
+  <w:style w:type="paragraph" w:styleId="NormalWeb">
+    <w:name w:val="Normal (Web)"/>
+    <w:basedOn w:val="Normal"/>
+    <w:uiPriority w:val="99"/>
+    <w:semiHidden/>
+    <w:unhideWhenUsed/>
+    <w:rsid w:val="00956461"/>
+    <w:pPr>
+      <w:spacing w:before="100" w:beforeAutospacing="1" w:after="100" w:afterAutospacing="1" w:line="240" w:lineRule="auto"/>
+    </w:pPr>
+    <w:rPr>
+      <w:rFonts w:ascii="Times New Roman" w:eastAsia="Times New Roman" w:hAnsi="Times New Roman" w:cs="Times New Roman"/>
+      <w:sz w:val="24"/>
+      <w:szCs w:val="24"/>
+    </w:rPr>
+  </w:style>
+  <w:style w:type="character" w:customStyle="1" w:styleId="Heading2Char">
+    <w:name w:val="Heading 2 Char"/>
+    <w:basedOn w:val="DefaultParagraphFont"/>
+    <w:link w:val="Heading2"/>
+    <w:uiPriority w:val="9"/>
+    <w:rsid w:val="00956461"/>
+    <w:rPr>
+      <w:rFonts w:ascii="Times New Roman" w:eastAsia="Times New Roman" w:hAnsi="Times New Roman" w:cs="Times New Roman"/>
+      <w:b/>
+      <w:bCs/>
+      <w:sz w:val="36"/>
+      <w:szCs w:val="36"/>
+    </w:rPr>
+  </w:style>
+  <w:style w:type="character" w:styleId="Strong">
+    <w:name w:val="Strong"/>
+    <w:basedOn w:val="DefaultParagraphFont"/>
+    <w:uiPriority w:val="22"/>
+    <w:qFormat/>
+    <w:rsid w:val="00956461"/>
+    <w:rPr>
+      <w:b/>
+      <w:bCs/>
+    </w:rPr>
+  </w:style>
+  <w:style w:type="character" w:styleId="HTMLCode">
+    <w:name w:val="HTML Code"/>
+    <w:basedOn w:val="DefaultParagraphFont"/>
+    <w:uiPriority w:val="99"/>
+    <w:semiHidden/>
+    <w:unhideWhenUsed/>
+    <w:rsid w:val="00956461"/>
+    <w:rPr>
+      <w:rFonts w:ascii="Courier New" w:eastAsia="Times New Roman" w:hAnsi="Courier New" w:cs="Courier New"/>
+      <w:sz w:val="20"/>
+      <w:szCs w:val="20"/>
+    </w:rPr>
+  </w:style>
+  <w:style w:type="paragraph" w:styleId="Header">
+    <w:name w:val="header"/>
+    <w:basedOn w:val="Normal"/>
+    <w:link w:val="HeaderChar"/>
+    <w:uiPriority w:val="99"/>
+    <w:unhideWhenUsed/>
+    <w:rsid w:val="00051D78"/>
+    <w:pPr>
+      <w:tabs>
+        <w:tab w:val="center" w:pos="4680"/>
+        <w:tab w:val="right" w:pos="9360"/>
+      </w:tabs>
+      <w:spacing w:after="0" w:line="240" w:lineRule="auto"/>
+    </w:pPr>
+  </w:style>
+  <w:style w:type="character" w:customStyle="1" w:styleId="HeaderChar">
+    <w:name w:val="Header Char"/>
+    <w:basedOn w:val="DefaultParagraphFont"/>
+    <w:link w:val="Header"/>
+    <w:uiPriority w:val="99"/>
+    <w:rsid w:val="00051D78"/>
+  </w:style>
+  <w:style w:type="paragraph" w:styleId="Footer">
+    <w:name w:val="footer"/>
+    <w:basedOn w:val="Normal"/>
+    <w:link w:val="FooterChar"/>
+    <w:uiPriority w:val="99"/>
+    <w:unhideWhenUsed/>
+    <w:rsid w:val="00051D78"/>
+    <w:pPr>
+      <w:tabs>
+        <w:tab w:val="center" w:pos="4680"/>
+        <w:tab w:val="right" w:pos="9360"/>
+      </w:tabs>
+      <w:spacing w:after="0" w:line="240" w:lineRule="auto"/>
+    </w:pPr>
+  </w:style>
+  <w:style w:type="character" w:customStyle="1" w:styleId="FooterChar">
+    <w:name w:val="Footer Char"/>
+    <w:basedOn w:val="DefaultParagraphFont"/>
+    <w:link w:val="Footer"/>
+    <w:uiPriority w:val="99"/>
+    <w:rsid w:val="00051D78"/>
   </w:style>
 </w:styles>
 </file>
